--- a/Informe final/Informe Final - Carlos A. Cicconi.docx
+++ b/Informe final/Informe Final - Carlos A. Cicconi.docx
@@ -535,6 +535,8 @@
       <w:pPr>
         <w:rPr>
           <w:rFonts w:ascii="Verdana" w:hAnsi="Verdana"/>
+          <w:sz w:val="22"/>
+          <w:szCs w:val="22"/>
         </w:rPr>
       </w:pPr>
       <w:proofErr w:type="spellStart"/>
@@ -544,8 +546,8 @@
           <w:b/>
           <w:bCs/>
           <w:color w:val="000000" w:themeColor="text1"/>
-          <w:sz w:val="26"/>
-          <w:szCs w:val="26"/>
+          <w:sz w:val="22"/>
+          <w:szCs w:val="22"/>
         </w:rPr>
         <w:lastRenderedPageBreak/>
         <w:t>Indice</w:t>
@@ -556,6 +558,8 @@
       <w:sdtPr>
         <w:rPr>
           <w:rFonts w:ascii="Verdana" w:hAnsi="Verdana"/>
+          <w:sz w:val="22"/>
+          <w:szCs w:val="22"/>
         </w:rPr>
         <w:id w:val="1277887393"/>
         <w:docPartObj>
@@ -563,6 +567,12 @@
           <w:docPartUnique/>
         </w:docPartObj>
       </w:sdtPr>
+      <w:sdtEndPr>
+        <w:rPr>
+          <w:sz w:val="24"/>
+          <w:szCs w:val="24"/>
+        </w:rPr>
+      </w:sdtEndPr>
       <w:sdtContent>
         <w:p>
           <w:pPr>
@@ -581,22 +591,28 @@
           <w:r>
             <w:rPr>
               <w:rFonts w:ascii="Verdana" w:hAnsi="Verdana"/>
+              <w:sz w:val="22"/>
+              <w:szCs w:val="22"/>
             </w:rPr>
             <w:fldChar w:fldCharType="begin"/>
           </w:r>
           <w:r>
             <w:rPr>
               <w:rFonts w:ascii="Verdana" w:hAnsi="Verdana"/>
+              <w:sz w:val="22"/>
+              <w:szCs w:val="22"/>
             </w:rPr>
             <w:instrText>TOC \o "1-9" \z \u \h</w:instrText>
           </w:r>
           <w:r>
             <w:rPr>
               <w:rFonts w:ascii="Verdana" w:hAnsi="Verdana"/>
+              <w:sz w:val="22"/>
+              <w:szCs w:val="22"/>
             </w:rPr>
             <w:fldChar w:fldCharType="separate"/>
           </w:r>
-          <w:hyperlink w:anchor="_Toc205851085" w:history="1">
+          <w:hyperlink w:anchor="_Toc206195592" w:history="1">
             <w:r>
               <w:rPr>
                 <w:rStyle w:val="Hipervnculo"/>
@@ -626,7 +642,82 @@
                 <w:noProof/>
                 <w:webHidden/>
               </w:rPr>
-              <w:instrText xml:space="preserve"> PAGEREF _Toc205851085 \h </w:instrText>
+              <w:instrText xml:space="preserve"> PAGEREF _Toc206195592 \h </w:instrText>
+            </w:r>
+            <w:r>
+              <w:rPr>
+                <w:noProof/>
+                <w:webHidden/>
+              </w:rPr>
+            </w:r>
+            <w:r>
+              <w:rPr>
+                <w:noProof/>
+                <w:webHidden/>
+              </w:rPr>
+              <w:fldChar w:fldCharType="separate"/>
+            </w:r>
+            <w:r>
+              <w:rPr>
+                <w:noProof/>
+                <w:webHidden/>
+              </w:rPr>
+              <w:t>2</w:t>
+            </w:r>
+            <w:r>
+              <w:rPr>
+                <w:noProof/>
+                <w:webHidden/>
+              </w:rPr>
+              <w:fldChar w:fldCharType="end"/>
+            </w:r>
+          </w:hyperlink>
+        </w:p>
+        <w:p>
+          <w:pPr>
+            <w:pStyle w:val="TDC2"/>
+            <w:tabs>
+              <w:tab w:val="right" w:leader="dot" w:pos="8494"/>
+            </w:tabs>
+            <w:rPr>
+              <w:rFonts w:eastAsiaTheme="minorEastAsia"/>
+              <w:noProof/>
+              <w:kern w:val="2"/>
+              <w:lang w:val="es-AR" w:eastAsia="es-AR"/>
+              <w14:ligatures w14:val="standardContextual"/>
+            </w:rPr>
+          </w:pPr>
+          <w:hyperlink w:anchor="_Toc206195593" w:history="1">
+            <w:r>
+              <w:rPr>
+                <w:rStyle w:val="Hipervnculo"/>
+                <w:rFonts w:ascii="Verdana" w:hAnsi="Verdana"/>
+                <w:b/>
+                <w:bCs/>
+                <w:noProof/>
+              </w:rPr>
+              <w:t>2. Análisis Exploratorio de Datos (EDA)</w:t>
+            </w:r>
+            <w:r>
+              <w:rPr>
+                <w:noProof/>
+                <w:webHidden/>
+              </w:rPr>
+              <w:tab/>
+            </w:r>
+            <w:r>
+              <w:rPr>
+                <w:noProof/>
+                <w:webHidden/>
+              </w:rPr>
+              <w:fldChar w:fldCharType="begin"/>
+            </w:r>
+            <w:r>
+              <w:rPr>
+                <w:noProof/>
+                <w:webHidden/>
+              </w:rPr>
+              <w:instrText xml:space="preserve"> PAGEREF _Toc206195593 \h </w:instrText>
             </w:r>
             <w:r>
               <w:rPr>
@@ -671,7 +762,7 @@
               <w14:ligatures w14:val="standardContextual"/>
             </w:rPr>
           </w:pPr>
-          <w:hyperlink w:anchor="_Toc205851086" w:history="1">
+          <w:hyperlink w:anchor="_Toc206195594" w:history="1">
             <w:r>
               <w:rPr>
                 <w:rStyle w:val="Hipervnculo"/>
@@ -680,7 +771,7 @@
                 <w:bCs/>
                 <w:noProof/>
               </w:rPr>
-              <w:t>2. Análisis Exploratorio de Datos (EDA)</w:t>
+              <w:t>3. Tipos de modelos ensayados</w:t>
             </w:r>
             <w:r>
               <w:rPr>
@@ -701,7 +792,232 @@
                 <w:noProof/>
                 <w:webHidden/>
               </w:rPr>
-              <w:instrText xml:space="preserve"> PAGEREF _Toc205851086 \h </w:instrText>
+              <w:instrText xml:space="preserve"> PAGEREF _Toc206195594 \h </w:instrText>
+            </w:r>
+            <w:r>
+              <w:rPr>
+                <w:noProof/>
+                <w:webHidden/>
+              </w:rPr>
+            </w:r>
+            <w:r>
+              <w:rPr>
+                <w:noProof/>
+                <w:webHidden/>
+              </w:rPr>
+              <w:fldChar w:fldCharType="separate"/>
+            </w:r>
+            <w:r>
+              <w:rPr>
+                <w:noProof/>
+                <w:webHidden/>
+              </w:rPr>
+              <w:t>3</w:t>
+            </w:r>
+            <w:r>
+              <w:rPr>
+                <w:noProof/>
+                <w:webHidden/>
+              </w:rPr>
+              <w:fldChar w:fldCharType="end"/>
+            </w:r>
+          </w:hyperlink>
+        </w:p>
+        <w:p>
+          <w:pPr>
+            <w:pStyle w:val="TDC2"/>
+            <w:tabs>
+              <w:tab w:val="right" w:leader="dot" w:pos="8494"/>
+            </w:tabs>
+            <w:rPr>
+              <w:rFonts w:eastAsiaTheme="minorEastAsia"/>
+              <w:noProof/>
+              <w:kern w:val="2"/>
+              <w:lang w:val="es-AR" w:eastAsia="es-AR"/>
+              <w14:ligatures w14:val="standardContextual"/>
+            </w:rPr>
+          </w:pPr>
+          <w:hyperlink w:anchor="_Toc206195595" w:history="1">
+            <w:r>
+              <w:rPr>
+                <w:rStyle w:val="Hipervnculo"/>
+                <w:rFonts w:ascii="Verdana" w:hAnsi="Verdana"/>
+                <w:b/>
+                <w:bCs/>
+                <w:noProof/>
+              </w:rPr>
+              <w:t>4. Diseño de los experimentos</w:t>
+            </w:r>
+            <w:r>
+              <w:rPr>
+                <w:noProof/>
+                <w:webHidden/>
+              </w:rPr>
+              <w:tab/>
+            </w:r>
+            <w:r>
+              <w:rPr>
+                <w:noProof/>
+                <w:webHidden/>
+              </w:rPr>
+              <w:fldChar w:fldCharType="begin"/>
+            </w:r>
+            <w:r>
+              <w:rPr>
+                <w:noProof/>
+                <w:webHidden/>
+              </w:rPr>
+              <w:instrText xml:space="preserve"> PAGEREF _Toc206195595 \h </w:instrText>
+            </w:r>
+            <w:r>
+              <w:rPr>
+                <w:noProof/>
+                <w:webHidden/>
+              </w:rPr>
+            </w:r>
+            <w:r>
+              <w:rPr>
+                <w:noProof/>
+                <w:webHidden/>
+              </w:rPr>
+              <w:fldChar w:fldCharType="separate"/>
+            </w:r>
+            <w:r>
+              <w:rPr>
+                <w:noProof/>
+                <w:webHidden/>
+              </w:rPr>
+              <w:t>4</w:t>
+            </w:r>
+            <w:r>
+              <w:rPr>
+                <w:noProof/>
+                <w:webHidden/>
+              </w:rPr>
+              <w:fldChar w:fldCharType="end"/>
+            </w:r>
+          </w:hyperlink>
+        </w:p>
+        <w:p>
+          <w:pPr>
+            <w:pStyle w:val="TDC3"/>
+            <w:tabs>
+              <w:tab w:val="right" w:leader="dot" w:pos="8494"/>
+            </w:tabs>
+            <w:rPr>
+              <w:rFonts w:eastAsiaTheme="minorEastAsia"/>
+              <w:noProof/>
+              <w:kern w:val="2"/>
+              <w:lang w:val="es-AR" w:eastAsia="es-AR"/>
+              <w14:ligatures w14:val="standardContextual"/>
+            </w:rPr>
+          </w:pPr>
+          <w:hyperlink w:anchor="_Toc206195596" w:history="1">
+            <w:r>
+              <w:rPr>
+                <w:rStyle w:val="Hipervnculo"/>
+                <w:rFonts w:ascii="Verdana" w:hAnsi="Verdana"/>
+                <w:b/>
+                <w:bCs/>
+                <w:noProof/>
+              </w:rPr>
+              <w:t>4.1 Niveles de granularidad</w:t>
+            </w:r>
+            <w:r>
+              <w:rPr>
+                <w:noProof/>
+                <w:webHidden/>
+              </w:rPr>
+              <w:tab/>
+            </w:r>
+            <w:r>
+              <w:rPr>
+                <w:noProof/>
+                <w:webHidden/>
+              </w:rPr>
+              <w:fldChar w:fldCharType="begin"/>
+            </w:r>
+            <w:r>
+              <w:rPr>
+                <w:noProof/>
+                <w:webHidden/>
+              </w:rPr>
+              <w:instrText xml:space="preserve"> PAGEREF _Toc206195596 \h </w:instrText>
+            </w:r>
+            <w:r>
+              <w:rPr>
+                <w:noProof/>
+                <w:webHidden/>
+              </w:rPr>
+            </w:r>
+            <w:r>
+              <w:rPr>
+                <w:noProof/>
+                <w:webHidden/>
+              </w:rPr>
+              <w:fldChar w:fldCharType="separate"/>
+            </w:r>
+            <w:r>
+              <w:rPr>
+                <w:noProof/>
+                <w:webHidden/>
+              </w:rPr>
+              <w:t>4</w:t>
+            </w:r>
+            <w:r>
+              <w:rPr>
+                <w:noProof/>
+                <w:webHidden/>
+              </w:rPr>
+              <w:fldChar w:fldCharType="end"/>
+            </w:r>
+          </w:hyperlink>
+        </w:p>
+        <w:p>
+          <w:pPr>
+            <w:pStyle w:val="TDC3"/>
+            <w:tabs>
+              <w:tab w:val="right" w:leader="dot" w:pos="8494"/>
+            </w:tabs>
+            <w:rPr>
+              <w:rFonts w:eastAsiaTheme="minorEastAsia"/>
+              <w:noProof/>
+              <w:kern w:val="2"/>
+              <w:lang w:val="es-AR" w:eastAsia="es-AR"/>
+              <w14:ligatures w14:val="standardContextual"/>
+            </w:rPr>
+          </w:pPr>
+          <w:hyperlink w:anchor="_Toc206195597" w:history="1">
+            <w:r>
+              <w:rPr>
+                <w:rStyle w:val="Hipervnculo"/>
+                <w:rFonts w:ascii="Verdana" w:hAnsi="Verdana"/>
+                <w:b/>
+                <w:bCs/>
+                <w:noProof/>
+              </w:rPr>
+              <w:t>4.2 Criterios adoptados y transformaciones hechas</w:t>
+            </w:r>
+            <w:r>
+              <w:rPr>
+                <w:noProof/>
+                <w:webHidden/>
+              </w:rPr>
+              <w:tab/>
+            </w:r>
+            <w:r>
+              <w:rPr>
+                <w:noProof/>
+                <w:webHidden/>
+              </w:rPr>
+              <w:fldChar w:fldCharType="begin"/>
+            </w:r>
+            <w:r>
+              <w:rPr>
+                <w:noProof/>
+                <w:webHidden/>
+              </w:rPr>
+              <w:instrText xml:space="preserve"> PAGEREF _Toc206195597 \h </w:instrText>
             </w:r>
             <w:r>
               <w:rPr>
@@ -746,7 +1062,7 @@
               <w14:ligatures w14:val="standardContextual"/>
             </w:rPr>
           </w:pPr>
-          <w:hyperlink w:anchor="_Toc205851087" w:history="1">
+          <w:hyperlink w:anchor="_Toc206195598" w:history="1">
             <w:r>
               <w:rPr>
                 <w:rStyle w:val="Hipervnculo"/>
@@ -755,7 +1071,7 @@
                 <w:bCs/>
                 <w:noProof/>
               </w:rPr>
-              <w:t>3. Tipos de modelos ensayados</w:t>
+              <w:t>5. Comentarios sobre los resultados</w:t>
             </w:r>
             <w:r>
               <w:rPr>
@@ -776,82 +1092,7 @@
                 <w:noProof/>
                 <w:webHidden/>
               </w:rPr>
-              <w:instrText xml:space="preserve"> PAGEREF _Toc205851087 \h </w:instrText>
-            </w:r>
-            <w:r>
-              <w:rPr>
-                <w:noProof/>
-                <w:webHidden/>
-              </w:rPr>
-            </w:r>
-            <w:r>
-              <w:rPr>
-                <w:noProof/>
-                <w:webHidden/>
-              </w:rPr>
-              <w:fldChar w:fldCharType="separate"/>
-            </w:r>
-            <w:r>
-              <w:rPr>
-                <w:noProof/>
-                <w:webHidden/>
-              </w:rPr>
-              <w:t>4</w:t>
-            </w:r>
-            <w:r>
-              <w:rPr>
-                <w:noProof/>
-                <w:webHidden/>
-              </w:rPr>
-              <w:fldChar w:fldCharType="end"/>
-            </w:r>
-          </w:hyperlink>
-        </w:p>
-        <w:p>
-          <w:pPr>
-            <w:pStyle w:val="TDC2"/>
-            <w:tabs>
-              <w:tab w:val="right" w:leader="dot" w:pos="8494"/>
-            </w:tabs>
-            <w:rPr>
-              <w:rFonts w:eastAsiaTheme="minorEastAsia"/>
-              <w:noProof/>
-              <w:kern w:val="2"/>
-              <w:lang w:val="es-AR" w:eastAsia="es-AR"/>
-              <w14:ligatures w14:val="standardContextual"/>
-            </w:rPr>
-          </w:pPr>
-          <w:hyperlink w:anchor="_Toc205851088" w:history="1">
-            <w:r>
-              <w:rPr>
-                <w:rStyle w:val="Hipervnculo"/>
-                <w:rFonts w:ascii="Verdana" w:hAnsi="Verdana"/>
-                <w:b/>
-                <w:bCs/>
-                <w:noProof/>
-              </w:rPr>
-              <w:t>4. Diseño de los experimentos</w:t>
-            </w:r>
-            <w:r>
-              <w:rPr>
-                <w:noProof/>
-                <w:webHidden/>
-              </w:rPr>
-              <w:tab/>
-            </w:r>
-            <w:r>
-              <w:rPr>
-                <w:noProof/>
-                <w:webHidden/>
-              </w:rPr>
-              <w:fldChar w:fldCharType="begin"/>
-            </w:r>
-            <w:r>
-              <w:rPr>
-                <w:noProof/>
-                <w:webHidden/>
-              </w:rPr>
-              <w:instrText xml:space="preserve"> PAGEREF _Toc205851088 \h </w:instrText>
+              <w:instrText xml:space="preserve"> PAGEREF _Toc206195598 \h </w:instrText>
             </w:r>
             <w:r>
               <w:rPr>
@@ -896,7 +1137,7 @@
               <w14:ligatures w14:val="standardContextual"/>
             </w:rPr>
           </w:pPr>
-          <w:hyperlink w:anchor="_Toc205851089" w:history="1">
+          <w:hyperlink w:anchor="_Toc206195599" w:history="1">
             <w:r>
               <w:rPr>
                 <w:rStyle w:val="Hipervnculo"/>
@@ -905,7 +1146,7 @@
                 <w:bCs/>
                 <w:noProof/>
               </w:rPr>
-              <w:t>4.1 Niveles de granularidad</w:t>
+              <w:t>5.1 Media Móvil</w:t>
             </w:r>
             <w:r>
               <w:rPr>
@@ -926,7 +1167,7 @@
                 <w:noProof/>
                 <w:webHidden/>
               </w:rPr>
-              <w:instrText xml:space="preserve"> PAGEREF _Toc205851089 \h </w:instrText>
+              <w:instrText xml:space="preserve"> PAGEREF _Toc206195599 \h </w:instrText>
             </w:r>
             <w:r>
               <w:rPr>
@@ -971,7 +1212,7 @@
               <w14:ligatures w14:val="standardContextual"/>
             </w:rPr>
           </w:pPr>
-          <w:hyperlink w:anchor="_Toc205851090" w:history="1">
+          <w:hyperlink w:anchor="_Toc206195600" w:history="1">
             <w:r>
               <w:rPr>
                 <w:rStyle w:val="Hipervnculo"/>
@@ -980,7 +1221,7 @@
                 <w:bCs/>
                 <w:noProof/>
               </w:rPr>
-              <w:t>4.2 Criterios adoptados y transformaciones hechas</w:t>
+              <w:t>5.2 Regresión Lineal</w:t>
             </w:r>
             <w:r>
               <w:rPr>
@@ -1001,7 +1242,7 @@
                 <w:noProof/>
                 <w:webHidden/>
               </w:rPr>
-              <w:instrText xml:space="preserve"> PAGEREF _Toc205851090 \h </w:instrText>
+              <w:instrText xml:space="preserve"> PAGEREF _Toc206195600 \h </w:instrText>
             </w:r>
             <w:r>
               <w:rPr>
@@ -1034,7 +1275,7 @@
         </w:p>
         <w:p>
           <w:pPr>
-            <w:pStyle w:val="TDC2"/>
+            <w:pStyle w:val="TDC3"/>
             <w:tabs>
               <w:tab w:val="right" w:leader="dot" w:pos="8494"/>
             </w:tabs>
@@ -1046,7 +1287,7 @@
               <w14:ligatures w14:val="standardContextual"/>
             </w:rPr>
           </w:pPr>
-          <w:hyperlink w:anchor="_Toc205851091" w:history="1">
+          <w:hyperlink w:anchor="_Toc206195601" w:history="1">
             <w:r>
               <w:rPr>
                 <w:rStyle w:val="Hipervnculo"/>
@@ -1055,7 +1296,7 @@
                 <w:bCs/>
                 <w:noProof/>
               </w:rPr>
-              <w:t>5. Comentarios sobre los resultados</w:t>
+              <w:t>5.3 AutoGluon</w:t>
             </w:r>
             <w:r>
               <w:rPr>
@@ -1076,7 +1317,7 @@
                 <w:noProof/>
                 <w:webHidden/>
               </w:rPr>
-              <w:instrText xml:space="preserve"> PAGEREF _Toc205851091 \h </w:instrText>
+              <w:instrText xml:space="preserve"> PAGEREF _Toc206195601 \h </w:instrText>
             </w:r>
             <w:r>
               <w:rPr>
@@ -1121,7 +1362,7 @@
               <w14:ligatures w14:val="standardContextual"/>
             </w:rPr>
           </w:pPr>
-          <w:hyperlink w:anchor="_Toc205851092" w:history="1">
+          <w:hyperlink w:anchor="_Toc206195602" w:history="1">
             <w:r>
               <w:rPr>
                 <w:rStyle w:val="Hipervnculo"/>
@@ -1130,7 +1371,7 @@
                 <w:bCs/>
                 <w:noProof/>
               </w:rPr>
-              <w:t>5.1 Media Móvil</w:t>
+              <w:t>5.4 LightGBM</w:t>
             </w:r>
             <w:r>
               <w:rPr>
@@ -1151,7 +1392,7 @@
                 <w:noProof/>
                 <w:webHidden/>
               </w:rPr>
-              <w:instrText xml:space="preserve"> PAGEREF _Toc205851092 \h </w:instrText>
+              <w:instrText xml:space="preserve"> PAGEREF _Toc206195602 \h </w:instrText>
             </w:r>
             <w:r>
               <w:rPr>
@@ -1184,7 +1425,7 @@
         </w:p>
         <w:p>
           <w:pPr>
-            <w:pStyle w:val="TDC3"/>
+            <w:pStyle w:val="TDC2"/>
             <w:tabs>
               <w:tab w:val="right" w:leader="dot" w:pos="8494"/>
             </w:tabs>
@@ -1196,7 +1437,7 @@
               <w14:ligatures w14:val="standardContextual"/>
             </w:rPr>
           </w:pPr>
-          <w:hyperlink w:anchor="_Toc205851093" w:history="1">
+          <w:hyperlink w:anchor="_Toc206195603" w:history="1">
             <w:r>
               <w:rPr>
                 <w:rStyle w:val="Hipervnculo"/>
@@ -1205,7 +1446,7 @@
                 <w:bCs/>
                 <w:noProof/>
               </w:rPr>
-              <w:t>5.2 Regresión Lineal</w:t>
+              <w:t>6. Análisis de los Resultados</w:t>
             </w:r>
             <w:r>
               <w:rPr>
@@ -1226,82 +1467,7 @@
                 <w:noProof/>
                 <w:webHidden/>
               </w:rPr>
-              <w:instrText xml:space="preserve"> PAGEREF _Toc205851093 \h </w:instrText>
-            </w:r>
-            <w:r>
-              <w:rPr>
-                <w:noProof/>
-                <w:webHidden/>
-              </w:rPr>
-            </w:r>
-            <w:r>
-              <w:rPr>
-                <w:noProof/>
-                <w:webHidden/>
-              </w:rPr>
-              <w:fldChar w:fldCharType="separate"/>
-            </w:r>
-            <w:r>
-              <w:rPr>
-                <w:noProof/>
-                <w:webHidden/>
-              </w:rPr>
-              <w:t>6</w:t>
-            </w:r>
-            <w:r>
-              <w:rPr>
-                <w:noProof/>
-                <w:webHidden/>
-              </w:rPr>
-              <w:fldChar w:fldCharType="end"/>
-            </w:r>
-          </w:hyperlink>
-        </w:p>
-        <w:p>
-          <w:pPr>
-            <w:pStyle w:val="TDC3"/>
-            <w:tabs>
-              <w:tab w:val="right" w:leader="dot" w:pos="8494"/>
-            </w:tabs>
-            <w:rPr>
-              <w:rFonts w:eastAsiaTheme="minorEastAsia"/>
-              <w:noProof/>
-              <w:kern w:val="2"/>
-              <w:lang w:val="es-AR" w:eastAsia="es-AR"/>
-              <w14:ligatures w14:val="standardContextual"/>
-            </w:rPr>
-          </w:pPr>
-          <w:hyperlink w:anchor="_Toc205851094" w:history="1">
-            <w:r>
-              <w:rPr>
-                <w:rStyle w:val="Hipervnculo"/>
-                <w:rFonts w:ascii="Verdana" w:hAnsi="Verdana"/>
-                <w:b/>
-                <w:bCs/>
-                <w:noProof/>
-              </w:rPr>
-              <w:t>5.3 AutoGluon</w:t>
-            </w:r>
-            <w:r>
-              <w:rPr>
-                <w:noProof/>
-                <w:webHidden/>
-              </w:rPr>
-              <w:tab/>
-            </w:r>
-            <w:r>
-              <w:rPr>
-                <w:noProof/>
-                <w:webHidden/>
-              </w:rPr>
-              <w:fldChar w:fldCharType="begin"/>
-            </w:r>
-            <w:r>
-              <w:rPr>
-                <w:noProof/>
-                <w:webHidden/>
-              </w:rPr>
-              <w:instrText xml:space="preserve"> PAGEREF _Toc205851094 \h </w:instrText>
+              <w:instrText xml:space="preserve"> PAGEREF _Toc206195603 \h </w:instrText>
             </w:r>
             <w:r>
               <w:rPr>
@@ -1346,7 +1512,7 @@
               <w14:ligatures w14:val="standardContextual"/>
             </w:rPr>
           </w:pPr>
-          <w:hyperlink w:anchor="_Toc205851095" w:history="1">
+          <w:hyperlink w:anchor="_Toc206195604" w:history="1">
             <w:r>
               <w:rPr>
                 <w:rStyle w:val="Hipervnculo"/>
@@ -1355,7 +1521,7 @@
                 <w:bCs/>
                 <w:noProof/>
               </w:rPr>
-              <w:t>5.4 LightGBM</w:t>
+              <w:t>6.1 Selección de la predicción final</w:t>
             </w:r>
             <w:r>
               <w:rPr>
@@ -1376,7 +1542,7 @@
                 <w:noProof/>
                 <w:webHidden/>
               </w:rPr>
-              <w:instrText xml:space="preserve"> PAGEREF _Toc205851095 \h </w:instrText>
+              <w:instrText xml:space="preserve"> PAGEREF _Toc206195604 \h </w:instrText>
             </w:r>
             <w:r>
               <w:rPr>
@@ -1411,1131 +1577,6 @@
           <w:pPr>
             <w:pStyle w:val="TDC3"/>
             <w:tabs>
-              <w:tab w:val="right" w:leader="dot" w:pos="8494"/>
-            </w:tabs>
-            <w:rPr>
-              <w:rFonts w:eastAsiaTheme="minorEastAsia"/>
-              <w:noProof/>
-              <w:kern w:val="2"/>
-              <w:lang w:val="es-AR" w:eastAsia="es-AR"/>
-              <w14:ligatures w14:val="standardContextual"/>
-            </w:rPr>
-          </w:pPr>
-          <w:hyperlink w:anchor="_Toc205851096" w:history="1">
-            <w:r>
-              <w:rPr>
-                <w:rStyle w:val="Hipervnculo"/>
-                <w:rFonts w:ascii="Verdana" w:hAnsi="Verdana"/>
-                <w:b/>
-                <w:bCs/>
-                <w:noProof/>
-              </w:rPr>
-              <w:t>4.2 Resultados Capturados</w:t>
-            </w:r>
-            <w:r>
-              <w:rPr>
-                <w:noProof/>
-                <w:webHidden/>
-              </w:rPr>
-              <w:tab/>
-            </w:r>
-            <w:r>
-              <w:rPr>
-                <w:noProof/>
-                <w:webHidden/>
-              </w:rPr>
-              <w:fldChar w:fldCharType="begin"/>
-            </w:r>
-            <w:r>
-              <w:rPr>
-                <w:noProof/>
-                <w:webHidden/>
-              </w:rPr>
-              <w:instrText xml:space="preserve"> PAGEREF _Toc205851096 \h </w:instrText>
-            </w:r>
-            <w:r>
-              <w:rPr>
-                <w:noProof/>
-                <w:webHidden/>
-              </w:rPr>
-            </w:r>
-            <w:r>
-              <w:rPr>
-                <w:noProof/>
-                <w:webHidden/>
-              </w:rPr>
-              <w:fldChar w:fldCharType="separate"/>
-            </w:r>
-            <w:r>
-              <w:rPr>
-                <w:noProof/>
-                <w:webHidden/>
-              </w:rPr>
-              <w:t>8</w:t>
-            </w:r>
-            <w:r>
-              <w:rPr>
-                <w:noProof/>
-                <w:webHidden/>
-              </w:rPr>
-              <w:fldChar w:fldCharType="end"/>
-            </w:r>
-          </w:hyperlink>
-        </w:p>
-        <w:p>
-          <w:pPr>
-            <w:pStyle w:val="TDC2"/>
-            <w:tabs>
-              <w:tab w:val="right" w:leader="dot" w:pos="8494"/>
-            </w:tabs>
-            <w:rPr>
-              <w:rFonts w:eastAsiaTheme="minorEastAsia"/>
-              <w:noProof/>
-              <w:kern w:val="2"/>
-              <w:lang w:val="es-AR" w:eastAsia="es-AR"/>
-              <w14:ligatures w14:val="standardContextual"/>
-            </w:rPr>
-          </w:pPr>
-          <w:hyperlink w:anchor="_Toc205851097" w:history="1">
-            <w:r>
-              <w:rPr>
-                <w:rStyle w:val="Hipervnculo"/>
-                <w:rFonts w:ascii="Verdana" w:hAnsi="Verdana"/>
-                <w:b/>
-                <w:bCs/>
-                <w:noProof/>
-              </w:rPr>
-              <w:t>5. Análisis de los Resultados</w:t>
-            </w:r>
-            <w:r>
-              <w:rPr>
-                <w:noProof/>
-                <w:webHidden/>
-              </w:rPr>
-              <w:tab/>
-            </w:r>
-            <w:r>
-              <w:rPr>
-                <w:noProof/>
-                <w:webHidden/>
-              </w:rPr>
-              <w:fldChar w:fldCharType="begin"/>
-            </w:r>
-            <w:r>
-              <w:rPr>
-                <w:noProof/>
-                <w:webHidden/>
-              </w:rPr>
-              <w:instrText xml:space="preserve"> PAGEREF _Toc205851097 \h </w:instrText>
-            </w:r>
-            <w:r>
-              <w:rPr>
-                <w:noProof/>
-                <w:webHidden/>
-              </w:rPr>
-            </w:r>
-            <w:r>
-              <w:rPr>
-                <w:noProof/>
-                <w:webHidden/>
-              </w:rPr>
-              <w:fldChar w:fldCharType="separate"/>
-            </w:r>
-            <w:r>
-              <w:rPr>
-                <w:noProof/>
-                <w:webHidden/>
-              </w:rPr>
-              <w:t>8</w:t>
-            </w:r>
-            <w:r>
-              <w:rPr>
-                <w:noProof/>
-                <w:webHidden/>
-              </w:rPr>
-              <w:fldChar w:fldCharType="end"/>
-            </w:r>
-          </w:hyperlink>
-        </w:p>
-        <w:p>
-          <w:pPr>
-            <w:pStyle w:val="TDC3"/>
-            <w:tabs>
-              <w:tab w:val="right" w:leader="dot" w:pos="8494"/>
-            </w:tabs>
-            <w:rPr>
-              <w:rFonts w:eastAsiaTheme="minorEastAsia"/>
-              <w:noProof/>
-              <w:kern w:val="2"/>
-              <w:lang w:val="es-AR" w:eastAsia="es-AR"/>
-              <w14:ligatures w14:val="standardContextual"/>
-            </w:rPr>
-          </w:pPr>
-          <w:hyperlink w:anchor="_Toc205851098" w:history="1">
-            <w:r>
-              <w:rPr>
-                <w:rStyle w:val="Hipervnculo"/>
-                <w:rFonts w:ascii="Verdana" w:hAnsi="Verdana"/>
-                <w:b/>
-                <w:bCs/>
-                <w:noProof/>
-              </w:rPr>
-              <w:t>5.1 Interpretación del Rendimiento</w:t>
-            </w:r>
-            <w:r>
-              <w:rPr>
-                <w:noProof/>
-                <w:webHidden/>
-              </w:rPr>
-              <w:tab/>
-            </w:r>
-            <w:r>
-              <w:rPr>
-                <w:noProof/>
-                <w:webHidden/>
-              </w:rPr>
-              <w:fldChar w:fldCharType="begin"/>
-            </w:r>
-            <w:r>
-              <w:rPr>
-                <w:noProof/>
-                <w:webHidden/>
-              </w:rPr>
-              <w:instrText xml:space="preserve"> PAGEREF _Toc205851098 \h </w:instrText>
-            </w:r>
-            <w:r>
-              <w:rPr>
-                <w:noProof/>
-                <w:webHidden/>
-              </w:rPr>
-            </w:r>
-            <w:r>
-              <w:rPr>
-                <w:noProof/>
-                <w:webHidden/>
-              </w:rPr>
-              <w:fldChar w:fldCharType="separate"/>
-            </w:r>
-            <w:r>
-              <w:rPr>
-                <w:noProof/>
-                <w:webHidden/>
-              </w:rPr>
-              <w:t>8</w:t>
-            </w:r>
-            <w:r>
-              <w:rPr>
-                <w:noProof/>
-                <w:webHidden/>
-              </w:rPr>
-              <w:fldChar w:fldCharType="end"/>
-            </w:r>
-          </w:hyperlink>
-        </w:p>
-        <w:p>
-          <w:pPr>
-            <w:pStyle w:val="TDC3"/>
-            <w:tabs>
-              <w:tab w:val="right" w:leader="dot" w:pos="8494"/>
-            </w:tabs>
-            <w:rPr>
-              <w:rFonts w:eastAsiaTheme="minorEastAsia"/>
-              <w:noProof/>
-              <w:kern w:val="2"/>
-              <w:lang w:val="es-AR" w:eastAsia="es-AR"/>
-              <w14:ligatures w14:val="standardContextual"/>
-            </w:rPr>
-          </w:pPr>
-          <w:hyperlink w:anchor="_Toc205851099" w:history="1">
-            <w:r>
-              <w:rPr>
-                <w:rStyle w:val="Hipervnculo"/>
-                <w:rFonts w:ascii="Verdana" w:hAnsi="Verdana"/>
-                <w:b/>
-                <w:bCs/>
-                <w:noProof/>
-              </w:rPr>
-              <w:t>5.2 Validación de la Hipótesis</w:t>
-            </w:r>
-            <w:r>
-              <w:rPr>
-                <w:noProof/>
-                <w:webHidden/>
-              </w:rPr>
-              <w:tab/>
-            </w:r>
-            <w:r>
-              <w:rPr>
-                <w:noProof/>
-                <w:webHidden/>
-              </w:rPr>
-              <w:fldChar w:fldCharType="begin"/>
-            </w:r>
-            <w:r>
-              <w:rPr>
-                <w:noProof/>
-                <w:webHidden/>
-              </w:rPr>
-              <w:instrText xml:space="preserve"> PAGEREF _Toc205851099 \h </w:instrText>
-            </w:r>
-            <w:r>
-              <w:rPr>
-                <w:noProof/>
-                <w:webHidden/>
-              </w:rPr>
-            </w:r>
-            <w:r>
-              <w:rPr>
-                <w:noProof/>
-                <w:webHidden/>
-              </w:rPr>
-              <w:fldChar w:fldCharType="separate"/>
-            </w:r>
-            <w:r>
-              <w:rPr>
-                <w:noProof/>
-                <w:webHidden/>
-              </w:rPr>
-              <w:t>9</w:t>
-            </w:r>
-            <w:r>
-              <w:rPr>
-                <w:noProof/>
-                <w:webHidden/>
-              </w:rPr>
-              <w:fldChar w:fldCharType="end"/>
-            </w:r>
-          </w:hyperlink>
-        </w:p>
-        <w:p>
-          <w:pPr>
-            <w:pStyle w:val="TDC2"/>
-            <w:tabs>
-              <w:tab w:val="right" w:leader="dot" w:pos="8494"/>
-            </w:tabs>
-            <w:rPr>
-              <w:rFonts w:eastAsiaTheme="minorEastAsia"/>
-              <w:noProof/>
-              <w:kern w:val="2"/>
-              <w:lang w:val="es-AR" w:eastAsia="es-AR"/>
-              <w14:ligatures w14:val="standardContextual"/>
-            </w:rPr>
-          </w:pPr>
-          <w:hyperlink w:anchor="_Toc205851100" w:history="1">
-            <w:r>
-              <w:rPr>
-                <w:rStyle w:val="Hipervnculo"/>
-                <w:rFonts w:ascii="Verdana" w:hAnsi="Verdana"/>
-                <w:b/>
-                <w:bCs/>
-                <w:noProof/>
-              </w:rPr>
-              <w:t>6. Resultados, Conclusiones y Discusión</w:t>
-            </w:r>
-            <w:r>
-              <w:rPr>
-                <w:noProof/>
-                <w:webHidden/>
-              </w:rPr>
-              <w:tab/>
-            </w:r>
-            <w:r>
-              <w:rPr>
-                <w:noProof/>
-                <w:webHidden/>
-              </w:rPr>
-              <w:fldChar w:fldCharType="begin"/>
-            </w:r>
-            <w:r>
-              <w:rPr>
-                <w:noProof/>
-                <w:webHidden/>
-              </w:rPr>
-              <w:instrText xml:space="preserve"> PAGEREF _Toc205851100 \h </w:instrText>
-            </w:r>
-            <w:r>
-              <w:rPr>
-                <w:noProof/>
-                <w:webHidden/>
-              </w:rPr>
-            </w:r>
-            <w:r>
-              <w:rPr>
-                <w:noProof/>
-                <w:webHidden/>
-              </w:rPr>
-              <w:fldChar w:fldCharType="separate"/>
-            </w:r>
-            <w:r>
-              <w:rPr>
-                <w:noProof/>
-                <w:webHidden/>
-              </w:rPr>
-              <w:t>9</w:t>
-            </w:r>
-            <w:r>
-              <w:rPr>
-                <w:noProof/>
-                <w:webHidden/>
-              </w:rPr>
-              <w:fldChar w:fldCharType="end"/>
-            </w:r>
-          </w:hyperlink>
-        </w:p>
-        <w:p>
-          <w:pPr>
-            <w:pStyle w:val="TDC3"/>
-            <w:tabs>
-              <w:tab w:val="right" w:leader="dot" w:pos="8494"/>
-            </w:tabs>
-            <w:rPr>
-              <w:rFonts w:eastAsiaTheme="minorEastAsia"/>
-              <w:noProof/>
-              <w:kern w:val="2"/>
-              <w:lang w:val="es-AR" w:eastAsia="es-AR"/>
-              <w14:ligatures w14:val="standardContextual"/>
-            </w:rPr>
-          </w:pPr>
-          <w:hyperlink w:anchor="_Toc205851101" w:history="1">
-            <w:r>
-              <w:rPr>
-                <w:rStyle w:val="Hipervnculo"/>
-                <w:rFonts w:ascii="Verdana" w:hAnsi="Verdana"/>
-                <w:b/>
-                <w:bCs/>
-                <w:noProof/>
-              </w:rPr>
-              <w:t>6.1 Conclusión Principal</w:t>
-            </w:r>
-            <w:r>
-              <w:rPr>
-                <w:noProof/>
-                <w:webHidden/>
-              </w:rPr>
-              <w:tab/>
-            </w:r>
-            <w:r>
-              <w:rPr>
-                <w:noProof/>
-                <w:webHidden/>
-              </w:rPr>
-              <w:fldChar w:fldCharType="begin"/>
-            </w:r>
-            <w:r>
-              <w:rPr>
-                <w:noProof/>
-                <w:webHidden/>
-              </w:rPr>
-              <w:instrText xml:space="preserve"> PAGEREF _Toc205851101 \h </w:instrText>
-            </w:r>
-            <w:r>
-              <w:rPr>
-                <w:noProof/>
-                <w:webHidden/>
-              </w:rPr>
-            </w:r>
-            <w:r>
-              <w:rPr>
-                <w:noProof/>
-                <w:webHidden/>
-              </w:rPr>
-              <w:fldChar w:fldCharType="separate"/>
-            </w:r>
-            <w:r>
-              <w:rPr>
-                <w:noProof/>
-                <w:webHidden/>
-              </w:rPr>
-              <w:t>9</w:t>
-            </w:r>
-            <w:r>
-              <w:rPr>
-                <w:noProof/>
-                <w:webHidden/>
-              </w:rPr>
-              <w:fldChar w:fldCharType="end"/>
-            </w:r>
-          </w:hyperlink>
-        </w:p>
-        <w:p>
-          <w:pPr>
-            <w:pStyle w:val="TDC3"/>
-            <w:tabs>
-              <w:tab w:val="right" w:leader="dot" w:pos="8494"/>
-            </w:tabs>
-            <w:rPr>
-              <w:rFonts w:eastAsiaTheme="minorEastAsia"/>
-              <w:noProof/>
-              <w:kern w:val="2"/>
-              <w:lang w:val="es-AR" w:eastAsia="es-AR"/>
-              <w14:ligatures w14:val="standardContextual"/>
-            </w:rPr>
-          </w:pPr>
-          <w:hyperlink w:anchor="_Toc205851102" w:history="1">
-            <w:r>
-              <w:rPr>
-                <w:rStyle w:val="Hipervnculo"/>
-                <w:rFonts w:ascii="Verdana" w:hAnsi="Verdana"/>
-                <w:b/>
-                <w:bCs/>
-                <w:noProof/>
-              </w:rPr>
-              <w:t>6.2 Limitaciones y Consideraciones</w:t>
-            </w:r>
-            <w:r>
-              <w:rPr>
-                <w:noProof/>
-                <w:webHidden/>
-              </w:rPr>
-              <w:tab/>
-            </w:r>
-            <w:r>
-              <w:rPr>
-                <w:noProof/>
-                <w:webHidden/>
-              </w:rPr>
-              <w:fldChar w:fldCharType="begin"/>
-            </w:r>
-            <w:r>
-              <w:rPr>
-                <w:noProof/>
-                <w:webHidden/>
-              </w:rPr>
-              <w:instrText xml:space="preserve"> PAGEREF _Toc205851102 \h </w:instrText>
-            </w:r>
-            <w:r>
-              <w:rPr>
-                <w:noProof/>
-                <w:webHidden/>
-              </w:rPr>
-            </w:r>
-            <w:r>
-              <w:rPr>
-                <w:noProof/>
-                <w:webHidden/>
-              </w:rPr>
-              <w:fldChar w:fldCharType="separate"/>
-            </w:r>
-            <w:r>
-              <w:rPr>
-                <w:noProof/>
-                <w:webHidden/>
-              </w:rPr>
-              <w:t>9</w:t>
-            </w:r>
-            <w:r>
-              <w:rPr>
-                <w:noProof/>
-                <w:webHidden/>
-              </w:rPr>
-              <w:fldChar w:fldCharType="end"/>
-            </w:r>
-          </w:hyperlink>
-        </w:p>
-        <w:p>
-          <w:pPr>
-            <w:pStyle w:val="TDC3"/>
-            <w:tabs>
-              <w:tab w:val="right" w:leader="dot" w:pos="8494"/>
-            </w:tabs>
-            <w:rPr>
-              <w:rFonts w:eastAsiaTheme="minorEastAsia"/>
-              <w:noProof/>
-              <w:kern w:val="2"/>
-              <w:lang w:val="es-AR" w:eastAsia="es-AR"/>
-              <w14:ligatures w14:val="standardContextual"/>
-            </w:rPr>
-          </w:pPr>
-          <w:hyperlink w:anchor="_Toc205851103" w:history="1">
-            <w:r>
-              <w:rPr>
-                <w:rStyle w:val="Hipervnculo"/>
-                <w:rFonts w:ascii="Verdana" w:hAnsi="Verdana"/>
-                <w:b/>
-                <w:bCs/>
-                <w:noProof/>
-              </w:rPr>
-              <w:t>6.3 Propuestas de Experimentos Futuros</w:t>
-            </w:r>
-            <w:r>
-              <w:rPr>
-                <w:noProof/>
-                <w:webHidden/>
-              </w:rPr>
-              <w:tab/>
-            </w:r>
-            <w:r>
-              <w:rPr>
-                <w:noProof/>
-                <w:webHidden/>
-              </w:rPr>
-              <w:fldChar w:fldCharType="begin"/>
-            </w:r>
-            <w:r>
-              <w:rPr>
-                <w:noProof/>
-                <w:webHidden/>
-              </w:rPr>
-              <w:instrText xml:space="preserve"> PAGEREF _Toc205851103 \h </w:instrText>
-            </w:r>
-            <w:r>
-              <w:rPr>
-                <w:noProof/>
-                <w:webHidden/>
-              </w:rPr>
-            </w:r>
-            <w:r>
-              <w:rPr>
-                <w:noProof/>
-                <w:webHidden/>
-              </w:rPr>
-              <w:fldChar w:fldCharType="separate"/>
-            </w:r>
-            <w:r>
-              <w:rPr>
-                <w:noProof/>
-                <w:webHidden/>
-              </w:rPr>
-              <w:t>9</w:t>
-            </w:r>
-            <w:r>
-              <w:rPr>
-                <w:noProof/>
-                <w:webHidden/>
-              </w:rPr>
-              <w:fldChar w:fldCharType="end"/>
-            </w:r>
-          </w:hyperlink>
-        </w:p>
-        <w:p>
-          <w:pPr>
-            <w:pStyle w:val="TDC3"/>
-            <w:tabs>
-              <w:tab w:val="right" w:leader="dot" w:pos="8494"/>
-            </w:tabs>
-            <w:rPr>
-              <w:rFonts w:eastAsiaTheme="minorEastAsia"/>
-              <w:noProof/>
-              <w:kern w:val="2"/>
-              <w:lang w:val="es-AR" w:eastAsia="es-AR"/>
-              <w14:ligatures w14:val="standardContextual"/>
-            </w:rPr>
-          </w:pPr>
-          <w:hyperlink w:anchor="_Toc205851104" w:history="1">
-            <w:r>
-              <w:rPr>
-                <w:rStyle w:val="Hipervnculo"/>
-                <w:rFonts w:ascii="Verdana" w:hAnsi="Verdana"/>
-                <w:b/>
-                <w:bCs/>
-                <w:noProof/>
-              </w:rPr>
-              <w:t>6.4 Respuestas a Cuestionamientos Potenciales</w:t>
-            </w:r>
-            <w:r>
-              <w:rPr>
-                <w:noProof/>
-                <w:webHidden/>
-              </w:rPr>
-              <w:tab/>
-            </w:r>
-            <w:r>
-              <w:rPr>
-                <w:noProof/>
-                <w:webHidden/>
-              </w:rPr>
-              <w:fldChar w:fldCharType="begin"/>
-            </w:r>
-            <w:r>
-              <w:rPr>
-                <w:noProof/>
-                <w:webHidden/>
-              </w:rPr>
-              <w:instrText xml:space="preserve"> PAGEREF _Toc205851104 \h </w:instrText>
-            </w:r>
-            <w:r>
-              <w:rPr>
-                <w:noProof/>
-                <w:webHidden/>
-              </w:rPr>
-            </w:r>
-            <w:r>
-              <w:rPr>
-                <w:noProof/>
-                <w:webHidden/>
-              </w:rPr>
-              <w:fldChar w:fldCharType="separate"/>
-            </w:r>
-            <w:r>
-              <w:rPr>
-                <w:noProof/>
-                <w:webHidden/>
-              </w:rPr>
-              <w:t>10</w:t>
-            </w:r>
-            <w:r>
-              <w:rPr>
-                <w:noProof/>
-                <w:webHidden/>
-              </w:rPr>
-              <w:fldChar w:fldCharType="end"/>
-            </w:r>
-          </w:hyperlink>
-        </w:p>
-        <w:p>
-          <w:pPr>
-            <w:pStyle w:val="TDC3"/>
-            <w:tabs>
-              <w:tab w:val="right" w:leader="dot" w:pos="8494"/>
-            </w:tabs>
-            <w:rPr>
-              <w:rFonts w:eastAsiaTheme="minorEastAsia"/>
-              <w:noProof/>
-              <w:kern w:val="2"/>
-              <w:lang w:val="es-AR" w:eastAsia="es-AR"/>
-              <w14:ligatures w14:val="standardContextual"/>
-            </w:rPr>
-          </w:pPr>
-          <w:hyperlink w:anchor="_Toc205851105" w:history="1">
-            <w:r>
-              <w:rPr>
-                <w:rStyle w:val="Hipervnculo"/>
-                <w:rFonts w:ascii="Verdana" w:hAnsi="Verdana"/>
-                <w:b/>
-                <w:bCs/>
-                <w:noProof/>
-              </w:rPr>
-              <w:t>6.5 GitHub</w:t>
-            </w:r>
-            <w:r>
-              <w:rPr>
-                <w:noProof/>
-                <w:webHidden/>
-              </w:rPr>
-              <w:tab/>
-            </w:r>
-            <w:r>
-              <w:rPr>
-                <w:noProof/>
-                <w:webHidden/>
-              </w:rPr>
-              <w:fldChar w:fldCharType="begin"/>
-            </w:r>
-            <w:r>
-              <w:rPr>
-                <w:noProof/>
-                <w:webHidden/>
-              </w:rPr>
-              <w:instrText xml:space="preserve"> PAGEREF _Toc205851105 \h </w:instrText>
-            </w:r>
-            <w:r>
-              <w:rPr>
-                <w:noProof/>
-                <w:webHidden/>
-              </w:rPr>
-            </w:r>
-            <w:r>
-              <w:rPr>
-                <w:noProof/>
-                <w:webHidden/>
-              </w:rPr>
-              <w:fldChar w:fldCharType="separate"/>
-            </w:r>
-            <w:r>
-              <w:rPr>
-                <w:noProof/>
-                <w:webHidden/>
-              </w:rPr>
-              <w:t>10</w:t>
-            </w:r>
-            <w:r>
-              <w:rPr>
-                <w:noProof/>
-                <w:webHidden/>
-              </w:rPr>
-              <w:fldChar w:fldCharType="end"/>
-            </w:r>
-          </w:hyperlink>
-        </w:p>
-        <w:p>
-          <w:pPr>
-            <w:pStyle w:val="TDC2"/>
-            <w:tabs>
-              <w:tab w:val="right" w:leader="dot" w:pos="8494"/>
-            </w:tabs>
-            <w:rPr>
-              <w:rFonts w:eastAsiaTheme="minorEastAsia"/>
-              <w:noProof/>
-              <w:kern w:val="2"/>
-              <w:lang w:val="es-AR" w:eastAsia="es-AR"/>
-              <w14:ligatures w14:val="standardContextual"/>
-            </w:rPr>
-          </w:pPr>
-          <w:hyperlink w:anchor="_Toc205851106" w:history="1">
-            <w:r>
-              <w:rPr>
-                <w:rStyle w:val="Hipervnculo"/>
-                <w:rFonts w:ascii="Verdana" w:hAnsi="Verdana"/>
-                <w:b/>
-                <w:bCs/>
-                <w:noProof/>
-              </w:rPr>
-              <w:t>Anexo Técnico: Especificaciones del Modelo</w:t>
-            </w:r>
-            <w:r>
-              <w:rPr>
-                <w:noProof/>
-                <w:webHidden/>
-              </w:rPr>
-              <w:tab/>
-            </w:r>
-            <w:r>
-              <w:rPr>
-                <w:noProof/>
-                <w:webHidden/>
-              </w:rPr>
-              <w:fldChar w:fldCharType="begin"/>
-            </w:r>
-            <w:r>
-              <w:rPr>
-                <w:noProof/>
-                <w:webHidden/>
-              </w:rPr>
-              <w:instrText xml:space="preserve"> PAGEREF _Toc205851106 \h </w:instrText>
-            </w:r>
-            <w:r>
-              <w:rPr>
-                <w:noProof/>
-                <w:webHidden/>
-              </w:rPr>
-            </w:r>
-            <w:r>
-              <w:rPr>
-                <w:noProof/>
-                <w:webHidden/>
-              </w:rPr>
-              <w:fldChar w:fldCharType="separate"/>
-            </w:r>
-            <w:r>
-              <w:rPr>
-                <w:noProof/>
-                <w:webHidden/>
-              </w:rPr>
-              <w:t>11</w:t>
-            </w:r>
-            <w:r>
-              <w:rPr>
-                <w:noProof/>
-                <w:webHidden/>
-              </w:rPr>
-              <w:fldChar w:fldCharType="end"/>
-            </w:r>
-          </w:hyperlink>
-        </w:p>
-        <w:p>
-          <w:pPr>
-            <w:pStyle w:val="TDC3"/>
-            <w:tabs>
-              <w:tab w:val="right" w:leader="dot" w:pos="8494"/>
-            </w:tabs>
-            <w:rPr>
-              <w:rFonts w:eastAsiaTheme="minorEastAsia"/>
-              <w:noProof/>
-              <w:kern w:val="2"/>
-              <w:lang w:val="es-AR" w:eastAsia="es-AR"/>
-              <w14:ligatures w14:val="standardContextual"/>
-            </w:rPr>
-          </w:pPr>
-          <w:hyperlink w:anchor="_Toc205851107" w:history="1">
-            <w:r>
-              <w:rPr>
-                <w:rStyle w:val="Hipervnculo"/>
-                <w:rFonts w:ascii="Verdana" w:hAnsi="Verdana"/>
-                <w:b/>
-                <w:bCs/>
-                <w:noProof/>
-              </w:rPr>
-              <w:t>Modelo 1: LightGBM Optimizado</w:t>
-            </w:r>
-            <w:r>
-              <w:rPr>
-                <w:noProof/>
-                <w:webHidden/>
-              </w:rPr>
-              <w:tab/>
-            </w:r>
-            <w:r>
-              <w:rPr>
-                <w:noProof/>
-                <w:webHidden/>
-              </w:rPr>
-              <w:fldChar w:fldCharType="begin"/>
-            </w:r>
-            <w:r>
-              <w:rPr>
-                <w:noProof/>
-                <w:webHidden/>
-              </w:rPr>
-              <w:instrText xml:space="preserve"> PAGEREF _Toc205851107 \h </w:instrText>
-            </w:r>
-            <w:r>
-              <w:rPr>
-                <w:noProof/>
-                <w:webHidden/>
-              </w:rPr>
-            </w:r>
-            <w:r>
-              <w:rPr>
-                <w:noProof/>
-                <w:webHidden/>
-              </w:rPr>
-              <w:fldChar w:fldCharType="separate"/>
-            </w:r>
-            <w:r>
-              <w:rPr>
-                <w:noProof/>
-                <w:webHidden/>
-              </w:rPr>
-              <w:t>11</w:t>
-            </w:r>
-            <w:r>
-              <w:rPr>
-                <w:noProof/>
-                <w:webHidden/>
-              </w:rPr>
-              <w:fldChar w:fldCharType="end"/>
-            </w:r>
-          </w:hyperlink>
-        </w:p>
-        <w:p>
-          <w:pPr>
-            <w:pStyle w:val="TDC3"/>
-            <w:tabs>
-              <w:tab w:val="right" w:leader="dot" w:pos="8494"/>
-            </w:tabs>
-            <w:rPr>
-              <w:rFonts w:eastAsiaTheme="minorEastAsia"/>
-              <w:noProof/>
-              <w:kern w:val="2"/>
-              <w:lang w:val="es-AR" w:eastAsia="es-AR"/>
-              <w14:ligatures w14:val="standardContextual"/>
-            </w:rPr>
-          </w:pPr>
-          <w:hyperlink w:anchor="_Toc205851108" w:history="1">
-            <w:r>
-              <w:rPr>
-                <w:rStyle w:val="Hipervnculo"/>
-                <w:rFonts w:ascii="Verdana" w:hAnsi="Verdana"/>
-                <w:b/>
-                <w:bCs/>
-                <w:noProof/>
-              </w:rPr>
-              <w:t>Modelo 2: Regresión Lineal</w:t>
-            </w:r>
-            <w:r>
-              <w:rPr>
-                <w:noProof/>
-                <w:webHidden/>
-              </w:rPr>
-              <w:tab/>
-            </w:r>
-            <w:r>
-              <w:rPr>
-                <w:noProof/>
-                <w:webHidden/>
-              </w:rPr>
-              <w:fldChar w:fldCharType="begin"/>
-            </w:r>
-            <w:r>
-              <w:rPr>
-                <w:noProof/>
-                <w:webHidden/>
-              </w:rPr>
-              <w:instrText xml:space="preserve"> PAGEREF _Toc205851108 \h </w:instrText>
-            </w:r>
-            <w:r>
-              <w:rPr>
-                <w:noProof/>
-                <w:webHidden/>
-              </w:rPr>
-            </w:r>
-            <w:r>
-              <w:rPr>
-                <w:noProof/>
-                <w:webHidden/>
-              </w:rPr>
-              <w:fldChar w:fldCharType="separate"/>
-            </w:r>
-            <w:r>
-              <w:rPr>
-                <w:noProof/>
-                <w:webHidden/>
-              </w:rPr>
-              <w:t>11</w:t>
-            </w:r>
-            <w:r>
-              <w:rPr>
-                <w:noProof/>
-                <w:webHidden/>
-              </w:rPr>
-              <w:fldChar w:fldCharType="end"/>
-            </w:r>
-          </w:hyperlink>
-        </w:p>
-        <w:p>
-          <w:pPr>
-            <w:pStyle w:val="TDC3"/>
-            <w:tabs>
-              <w:tab w:val="right" w:leader="dot" w:pos="8494"/>
-            </w:tabs>
-            <w:rPr>
-              <w:rFonts w:eastAsiaTheme="minorEastAsia"/>
-              <w:noProof/>
-              <w:kern w:val="2"/>
-              <w:lang w:val="es-AR" w:eastAsia="es-AR"/>
-              <w14:ligatures w14:val="standardContextual"/>
-            </w:rPr>
-          </w:pPr>
-          <w:hyperlink w:anchor="_Toc205851109" w:history="1">
-            <w:r>
-              <w:rPr>
-                <w:rStyle w:val="Hipervnculo"/>
-                <w:rFonts w:ascii="Verdana" w:hAnsi="Verdana"/>
-                <w:b/>
-                <w:bCs/>
-                <w:noProof/>
-              </w:rPr>
-              <w:t>Modelo 3: Media 12 Meses Ajustada</w:t>
-            </w:r>
-            <w:r>
-              <w:rPr>
-                <w:noProof/>
-                <w:webHidden/>
-              </w:rPr>
-              <w:tab/>
-            </w:r>
-            <w:r>
-              <w:rPr>
-                <w:noProof/>
-                <w:webHidden/>
-              </w:rPr>
-              <w:fldChar w:fldCharType="begin"/>
-            </w:r>
-            <w:r>
-              <w:rPr>
-                <w:noProof/>
-                <w:webHidden/>
-              </w:rPr>
-              <w:instrText xml:space="preserve"> PAGEREF _Toc205851109 \h </w:instrText>
-            </w:r>
-            <w:r>
-              <w:rPr>
-                <w:noProof/>
-                <w:webHidden/>
-              </w:rPr>
-            </w:r>
-            <w:r>
-              <w:rPr>
-                <w:noProof/>
-                <w:webHidden/>
-              </w:rPr>
-              <w:fldChar w:fldCharType="separate"/>
-            </w:r>
-            <w:r>
-              <w:rPr>
-                <w:noProof/>
-                <w:webHidden/>
-              </w:rPr>
-              <w:t>11</w:t>
-            </w:r>
-            <w:r>
-              <w:rPr>
-                <w:noProof/>
-                <w:webHidden/>
-              </w:rPr>
-              <w:fldChar w:fldCharType="end"/>
-            </w:r>
-          </w:hyperlink>
-        </w:p>
-        <w:p>
-          <w:pPr>
-            <w:pStyle w:val="TDC3"/>
-            <w:tabs>
-              <w:tab w:val="right" w:leader="dot" w:pos="8494"/>
-            </w:tabs>
-            <w:rPr>
-              <w:rFonts w:eastAsiaTheme="minorEastAsia"/>
-              <w:noProof/>
-              <w:kern w:val="2"/>
-              <w:lang w:val="es-AR" w:eastAsia="es-AR"/>
-              <w14:ligatures w14:val="standardContextual"/>
-            </w:rPr>
-          </w:pPr>
-          <w:hyperlink w:anchor="_Toc205851110" w:history="1">
-            <w:r>
-              <w:rPr>
-                <w:rStyle w:val="Hipervnculo"/>
-                <w:rFonts w:ascii="Verdana" w:hAnsi="Verdana"/>
-                <w:b/>
-                <w:bCs/>
-                <w:noProof/>
-              </w:rPr>
-              <w:t>Ensemble Final</w:t>
-            </w:r>
-            <w:r>
-              <w:rPr>
-                <w:noProof/>
-                <w:webHidden/>
-              </w:rPr>
-              <w:tab/>
-            </w:r>
-            <w:r>
-              <w:rPr>
-                <w:noProof/>
-                <w:webHidden/>
-              </w:rPr>
-              <w:fldChar w:fldCharType="begin"/>
-            </w:r>
-            <w:r>
-              <w:rPr>
-                <w:noProof/>
-                <w:webHidden/>
-              </w:rPr>
-              <w:instrText xml:space="preserve"> PAGEREF _Toc205851110 \h </w:instrText>
-            </w:r>
-            <w:r>
-              <w:rPr>
-                <w:noProof/>
-                <w:webHidden/>
-              </w:rPr>
-            </w:r>
-            <w:r>
-              <w:rPr>
-                <w:noProof/>
-                <w:webHidden/>
-              </w:rPr>
-              <w:fldChar w:fldCharType="separate"/>
-            </w:r>
-            <w:r>
-              <w:rPr>
-                <w:noProof/>
-                <w:webHidden/>
-              </w:rPr>
-              <w:t>12</w:t>
-            </w:r>
-            <w:r>
-              <w:rPr>
-                <w:noProof/>
-                <w:webHidden/>
-              </w:rPr>
-              <w:fldChar w:fldCharType="end"/>
-            </w:r>
-          </w:hyperlink>
-        </w:p>
-        <w:p>
-          <w:pPr>
-            <w:pStyle w:val="TDC3"/>
-            <w:tabs>
               <w:tab w:val="right" w:leader="dot" w:pos="8490"/>
             </w:tabs>
             <w:rPr>
@@ -2546,6 +1587,8 @@
           <w:r>
             <w:rPr>
               <w:rFonts w:ascii="Verdana" w:hAnsi="Verdana"/>
+              <w:sz w:val="22"/>
+              <w:szCs w:val="22"/>
             </w:rPr>
             <w:fldChar w:fldCharType="end"/>
           </w:r>
@@ -2561,6 +1604,83 @@
     </w:p>
     <w:p>
       <w:pPr>
+        <w:rPr>
+          <w:rFonts w:ascii="Verdana" w:hAnsi="Verdana"/>
+        </w:rPr>
+      </w:pPr>
+    </w:p>
+    <w:p>
+      <w:pPr>
+        <w:rPr>
+          <w:rFonts w:ascii="Verdana" w:hAnsi="Verdana"/>
+        </w:rPr>
+      </w:pPr>
+    </w:p>
+    <w:p>
+      <w:pPr>
+        <w:rPr>
+          <w:rFonts w:ascii="Verdana" w:hAnsi="Verdana"/>
+        </w:rPr>
+      </w:pPr>
+    </w:p>
+    <w:p>
+      <w:pPr>
+        <w:rPr>
+          <w:rFonts w:ascii="Verdana" w:hAnsi="Verdana"/>
+        </w:rPr>
+      </w:pPr>
+    </w:p>
+    <w:p>
+      <w:pPr>
+        <w:rPr>
+          <w:rFonts w:ascii="Verdana" w:hAnsi="Verdana"/>
+        </w:rPr>
+      </w:pPr>
+    </w:p>
+    <w:p>
+      <w:pPr>
+        <w:rPr>
+          <w:rFonts w:ascii="Verdana" w:hAnsi="Verdana"/>
+        </w:rPr>
+      </w:pPr>
+    </w:p>
+    <w:p>
+      <w:pPr>
+        <w:rPr>
+          <w:rFonts w:ascii="Verdana" w:hAnsi="Verdana"/>
+        </w:rPr>
+      </w:pPr>
+    </w:p>
+    <w:p>
+      <w:pPr>
+        <w:rPr>
+          <w:rFonts w:ascii="Verdana" w:hAnsi="Verdana"/>
+        </w:rPr>
+      </w:pPr>
+    </w:p>
+    <w:p>
+      <w:pPr>
+        <w:rPr>
+          <w:rFonts w:ascii="Verdana" w:hAnsi="Verdana"/>
+        </w:rPr>
+      </w:pPr>
+    </w:p>
+    <w:p>
+      <w:pPr>
+        <w:rPr>
+          <w:rFonts w:ascii="Verdana" w:hAnsi="Verdana"/>
+        </w:rPr>
+      </w:pPr>
+    </w:p>
+    <w:p>
+      <w:pPr>
+        <w:rPr>
+          <w:rFonts w:ascii="Verdana" w:hAnsi="Verdana"/>
+        </w:rPr>
+      </w:pPr>
+    </w:p>
+    <w:p>
+      <w:pPr>
         <w:pStyle w:val="Ttulo2"/>
         <w:spacing w:before="299" w:after="299"/>
         <w:jc w:val="both"/>
@@ -2572,7 +1692,7 @@
           <w:szCs w:val="36"/>
         </w:rPr>
       </w:pPr>
-      <w:bookmarkStart w:id="0" w:name="_Toc205851085"/>
+      <w:bookmarkStart w:id="0" w:name="_Toc206195592"/>
       <w:r>
         <w:rPr>
           <w:rFonts w:ascii="Verdana" w:eastAsiaTheme="minorEastAsia" w:hAnsi="Verdana" w:cstheme="minorBidi"/>
@@ -2602,11 +1722,15 @@
         <w:jc w:val="both"/>
         <w:rPr>
           <w:rFonts w:ascii="Verdana" w:eastAsiaTheme="minorEastAsia" w:hAnsi="Verdana"/>
-        </w:rPr>
-      </w:pPr>
-      <w:r>
-        <w:rPr>
-          <w:rFonts w:ascii="Verdana" w:eastAsiaTheme="minorEastAsia" w:hAnsi="Verdana"/>
+          <w:sz w:val="22"/>
+          <w:szCs w:val="22"/>
+        </w:rPr>
+      </w:pPr>
+      <w:r>
+        <w:rPr>
+          <w:rFonts w:ascii="Verdana" w:eastAsiaTheme="minorEastAsia" w:hAnsi="Verdana"/>
+          <w:sz w:val="22"/>
+          <w:szCs w:val="22"/>
         </w:rPr>
         <w:t>La necesidad que provoca el presente desafío es una predicción de demanda que redunde en un ajuste de los volúmenes a producir de diversos productos codificados individualmente, teniendo en cuenta los niveles de stock presentes en cada período.</w:t>
       </w:r>
@@ -2617,119 +1741,159 @@
         <w:jc w:val="both"/>
         <w:rPr>
           <w:rFonts w:ascii="Verdana" w:eastAsiaTheme="minorEastAsia" w:hAnsi="Verdana"/>
-        </w:rPr>
-      </w:pPr>
-      <w:r>
-        <w:rPr>
-          <w:rFonts w:ascii="Verdana" w:eastAsiaTheme="minorEastAsia" w:hAnsi="Verdana"/>
+          <w:sz w:val="22"/>
+          <w:szCs w:val="22"/>
+        </w:rPr>
+      </w:pPr>
+      <w:r>
+        <w:rPr>
+          <w:rFonts w:ascii="Verdana" w:eastAsiaTheme="minorEastAsia" w:hAnsi="Verdana"/>
+          <w:sz w:val="22"/>
+          <w:szCs w:val="22"/>
         </w:rPr>
         <w:t xml:space="preserve">La </w:t>
       </w:r>
       <w:r>
         <w:rPr>
           <w:rFonts w:ascii="Verdana" w:eastAsiaTheme="minorEastAsia" w:hAnsi="Verdana"/>
+          <w:sz w:val="22"/>
+          <w:szCs w:val="22"/>
         </w:rPr>
         <w:t>compañía</w:t>
       </w:r>
       <w:r>
         <w:rPr>
           <w:rFonts w:ascii="Verdana" w:eastAsiaTheme="minorEastAsia" w:hAnsi="Verdana"/>
+          <w:sz w:val="22"/>
+          <w:szCs w:val="22"/>
         </w:rPr>
         <w:t xml:space="preserve"> </w:t>
       </w:r>
       <w:r>
         <w:rPr>
           <w:rFonts w:ascii="Verdana" w:eastAsiaTheme="minorEastAsia" w:hAnsi="Verdana"/>
+          <w:sz w:val="22"/>
+          <w:szCs w:val="22"/>
         </w:rPr>
         <w:t>que tiene esta necesidad es</w:t>
       </w:r>
       <w:r>
         <w:rPr>
           <w:rFonts w:ascii="Verdana" w:eastAsiaTheme="minorEastAsia" w:hAnsi="Verdana"/>
+          <w:sz w:val="22"/>
+          <w:szCs w:val="22"/>
         </w:rPr>
         <w:t xml:space="preserve"> una</w:t>
       </w:r>
       <w:r>
         <w:rPr>
           <w:rFonts w:ascii="Verdana" w:eastAsiaTheme="minorEastAsia" w:hAnsi="Verdana"/>
+          <w:sz w:val="22"/>
+          <w:szCs w:val="22"/>
         </w:rPr>
         <w:t xml:space="preserve"> empresa de carácter</w:t>
       </w:r>
       <w:r>
         <w:rPr>
           <w:rFonts w:ascii="Verdana" w:eastAsiaTheme="minorEastAsia" w:hAnsi="Verdana"/>
+          <w:sz w:val="22"/>
+          <w:szCs w:val="22"/>
         </w:rPr>
         <w:t xml:space="preserve"> multinacional </w:t>
       </w:r>
       <w:r>
         <w:rPr>
           <w:rFonts w:ascii="Verdana" w:eastAsiaTheme="minorEastAsia" w:hAnsi="Verdana"/>
+          <w:sz w:val="22"/>
+          <w:szCs w:val="22"/>
         </w:rPr>
         <w:t>del rubro</w:t>
       </w:r>
       <w:r>
         <w:rPr>
           <w:rFonts w:ascii="Verdana" w:eastAsiaTheme="minorEastAsia" w:hAnsi="Verdana"/>
+          <w:sz w:val="22"/>
+          <w:szCs w:val="22"/>
         </w:rPr>
         <w:t xml:space="preserve"> consumo masivo</w:t>
       </w:r>
       <w:r>
         <w:rPr>
           <w:rFonts w:ascii="Verdana" w:eastAsiaTheme="minorEastAsia" w:hAnsi="Verdana"/>
+          <w:sz w:val="22"/>
+          <w:szCs w:val="22"/>
         </w:rPr>
         <w:t>.</w:t>
       </w:r>
       <w:r>
         <w:rPr>
           <w:rFonts w:ascii="Verdana" w:eastAsiaTheme="minorEastAsia" w:hAnsi="Verdana"/>
+          <w:sz w:val="22"/>
+          <w:szCs w:val="22"/>
         </w:rPr>
         <w:t xml:space="preserve"> </w:t>
       </w:r>
       <w:r>
         <w:rPr>
           <w:rFonts w:ascii="Verdana" w:eastAsiaTheme="minorEastAsia" w:hAnsi="Verdana"/>
+          <w:sz w:val="22"/>
+          <w:szCs w:val="22"/>
         </w:rPr>
         <w:t>A la misma le interesa concentrarse en la demanda de</w:t>
       </w:r>
       <w:r>
         <w:rPr>
           <w:rFonts w:ascii="Verdana" w:eastAsiaTheme="minorEastAsia" w:hAnsi="Verdana"/>
+          <w:sz w:val="22"/>
+          <w:szCs w:val="22"/>
         </w:rPr>
         <w:t xml:space="preserve"> 780 productos </w:t>
       </w:r>
       <w:r>
         <w:rPr>
           <w:rFonts w:ascii="Verdana" w:eastAsiaTheme="minorEastAsia" w:hAnsi="Verdana"/>
+          <w:sz w:val="22"/>
+          <w:szCs w:val="22"/>
         </w:rPr>
         <w:t>específicos, llamados de acá en adelante “productos a predecir”</w:t>
       </w:r>
       <w:r>
         <w:rPr>
           <w:rFonts w:ascii="Verdana" w:eastAsiaTheme="minorEastAsia" w:hAnsi="Verdana"/>
+          <w:sz w:val="22"/>
+          <w:szCs w:val="22"/>
         </w:rPr>
         <w:t>.</w:t>
       </w:r>
       <w:r>
         <w:rPr>
           <w:rFonts w:ascii="Verdana" w:eastAsiaTheme="minorEastAsia" w:hAnsi="Verdana"/>
+          <w:sz w:val="22"/>
+          <w:szCs w:val="22"/>
         </w:rPr>
         <w:t xml:space="preserve"> Los clientes a los cuales atiende son de diversas envergaduras, desde cadenas de supermercados como Ca</w:t>
       </w:r>
       <w:r>
         <w:rPr>
           <w:rFonts w:ascii="Verdana" w:eastAsiaTheme="minorEastAsia" w:hAnsi="Verdana"/>
+          <w:sz w:val="22"/>
+          <w:szCs w:val="22"/>
         </w:rPr>
         <w:t>rrefour hasta distribuidores minoristas</w:t>
       </w:r>
       <w:r>
         <w:rPr>
           <w:rFonts w:ascii="Verdana" w:eastAsiaTheme="minorEastAsia" w:hAnsi="Verdana"/>
+          <w:sz w:val="22"/>
+          <w:szCs w:val="22"/>
         </w:rPr>
         <w:t xml:space="preserve"> (en total hay 590 clientes)</w:t>
       </w:r>
       <w:r>
         <w:rPr>
           <w:rFonts w:ascii="Verdana" w:eastAsiaTheme="minorEastAsia" w:hAnsi="Verdana"/>
+          <w:sz w:val="22"/>
+          <w:szCs w:val="22"/>
         </w:rPr>
         <w:t>.</w:t>
       </w:r>
@@ -2740,23 +1904,31 @@
         <w:jc w:val="both"/>
         <w:rPr>
           <w:rFonts w:ascii="Verdana" w:eastAsiaTheme="minorEastAsia" w:hAnsi="Verdana"/>
-        </w:rPr>
-      </w:pPr>
-      <w:r>
-        <w:rPr>
-          <w:rFonts w:ascii="Verdana" w:eastAsiaTheme="minorEastAsia" w:hAnsi="Verdana"/>
+          <w:sz w:val="22"/>
+          <w:szCs w:val="22"/>
+        </w:rPr>
+      </w:pPr>
+      <w:r>
+        <w:rPr>
+          <w:rFonts w:ascii="Verdana" w:eastAsiaTheme="minorEastAsia" w:hAnsi="Verdana"/>
+          <w:sz w:val="22"/>
+          <w:szCs w:val="22"/>
         </w:rPr>
         <w:t>Teniendo como dato las ventas de todos los productos de la cartera (</w:t>
       </w:r>
       <w:r>
         <w:rPr>
           <w:rFonts w:ascii="Verdana" w:eastAsiaTheme="minorEastAsia" w:hAnsi="Verdana"/>
+          <w:sz w:val="22"/>
+          <w:szCs w:val="22"/>
         </w:rPr>
         <w:t>en total son 1.233, entre los cuales están los</w:t>
       </w:r>
       <w:r>
         <w:rPr>
           <w:rFonts w:ascii="Verdana" w:eastAsiaTheme="minorEastAsia" w:hAnsi="Verdana"/>
+          <w:sz w:val="22"/>
+          <w:szCs w:val="22"/>
         </w:rPr>
         <w:t xml:space="preserve"> productos a predecir) desde </w:t>
       </w:r>
@@ -2764,6 +1936,8 @@
       <w:r>
         <w:rPr>
           <w:rFonts w:ascii="Verdana" w:eastAsiaTheme="minorEastAsia" w:hAnsi="Verdana"/>
+          <w:sz w:val="22"/>
+          <w:szCs w:val="22"/>
         </w:rPr>
         <w:t>Enero</w:t>
       </w:r>
@@ -2771,6 +1945,8 @@
       <w:r>
         <w:rPr>
           <w:rFonts w:ascii="Verdana" w:eastAsiaTheme="minorEastAsia" w:hAnsi="Verdana"/>
+          <w:sz w:val="22"/>
+          <w:szCs w:val="22"/>
         </w:rPr>
         <w:t xml:space="preserve"> 2017 a </w:t>
       </w:r>
@@ -2778,6 +1954,8 @@
       <w:r>
         <w:rPr>
           <w:rFonts w:ascii="Verdana" w:eastAsiaTheme="minorEastAsia" w:hAnsi="Verdana"/>
+          <w:sz w:val="22"/>
+          <w:szCs w:val="22"/>
         </w:rPr>
         <w:t>Diciembre</w:t>
       </w:r>
@@ -2785,78 +1963,104 @@
       <w:r>
         <w:rPr>
           <w:rFonts w:ascii="Verdana" w:eastAsiaTheme="minorEastAsia" w:hAnsi="Verdana"/>
+          <w:sz w:val="22"/>
+          <w:szCs w:val="22"/>
         </w:rPr>
         <w:t xml:space="preserve"> 2019, la multinacional pretende</w:t>
       </w:r>
       <w:r>
         <w:rPr>
           <w:rFonts w:ascii="Verdana" w:eastAsiaTheme="minorEastAsia" w:hAnsi="Verdana"/>
+          <w:sz w:val="22"/>
+          <w:szCs w:val="22"/>
         </w:rPr>
         <w:t xml:space="preserve"> </w:t>
       </w:r>
       <w:r>
         <w:rPr>
           <w:rFonts w:ascii="Verdana" w:eastAsiaTheme="minorEastAsia" w:hAnsi="Verdana"/>
+          <w:sz w:val="22"/>
+          <w:szCs w:val="22"/>
         </w:rPr>
         <w:t xml:space="preserve">hacer una predicción de las </w:t>
       </w:r>
       <w:r>
         <w:rPr>
           <w:rFonts w:ascii="Verdana" w:eastAsiaTheme="minorEastAsia" w:hAnsi="Verdana"/>
+          <w:sz w:val="22"/>
+          <w:szCs w:val="22"/>
         </w:rPr>
         <w:t>ventas para cada producto</w:t>
       </w:r>
       <w:r>
         <w:rPr>
           <w:rFonts w:ascii="Verdana" w:eastAsiaTheme="minorEastAsia" w:hAnsi="Verdana"/>
+          <w:sz w:val="22"/>
+          <w:szCs w:val="22"/>
         </w:rPr>
         <w:t xml:space="preserve"> a predecir, para el mes “n+2”</w:t>
       </w:r>
       <w:r>
         <w:rPr>
           <w:rFonts w:ascii="Verdana" w:eastAsiaTheme="minorEastAsia" w:hAnsi="Verdana"/>
+          <w:sz w:val="22"/>
+          <w:szCs w:val="22"/>
         </w:rPr>
         <w:t>.</w:t>
       </w:r>
       <w:r>
         <w:rPr>
           <w:rFonts w:ascii="Verdana" w:eastAsiaTheme="minorEastAsia" w:hAnsi="Verdana"/>
+          <w:sz w:val="22"/>
+          <w:szCs w:val="22"/>
         </w:rPr>
         <w:t xml:space="preserve"> Esto es, si estamos actualmente parados en el mes “n”, se considera un mes de “lead time” de fabricación durante el mes “n+1” para las unidades que se vayan a vender de cada producto durante el mes “n+2”. Dado que el último mes del cual tenemos información es 201912, entonces el mes “n+2” sería 202002</w:t>
       </w:r>
       <w:r>
         <w:rPr>
           <w:rFonts w:ascii="Verdana" w:eastAsiaTheme="minorEastAsia" w:hAnsi="Verdana"/>
+          <w:sz w:val="22"/>
+          <w:szCs w:val="22"/>
         </w:rPr>
         <w:t xml:space="preserve"> y </w:t>
       </w:r>
       <w:r>
         <w:rPr>
           <w:rFonts w:ascii="Verdana" w:eastAsiaTheme="minorEastAsia" w:hAnsi="Verdana"/>
+          <w:sz w:val="22"/>
+          <w:szCs w:val="22"/>
         </w:rPr>
         <w:t xml:space="preserve">por ende </w:t>
       </w:r>
       <w:r>
         <w:rPr>
           <w:rFonts w:ascii="Verdana" w:eastAsiaTheme="minorEastAsia" w:hAnsi="Verdana"/>
+          <w:sz w:val="22"/>
+          <w:szCs w:val="22"/>
         </w:rPr>
         <w:t xml:space="preserve">este último es el mes </w:t>
       </w:r>
       <w:r>
         <w:rPr>
           <w:rFonts w:ascii="Verdana" w:eastAsiaTheme="minorEastAsia" w:hAnsi="Verdana"/>
+          <w:sz w:val="22"/>
+          <w:szCs w:val="22"/>
         </w:rPr>
         <w:t>cuya demanda hay que</w:t>
       </w:r>
       <w:r>
         <w:rPr>
           <w:rFonts w:ascii="Verdana" w:eastAsiaTheme="minorEastAsia" w:hAnsi="Verdana"/>
+          <w:sz w:val="22"/>
+          <w:szCs w:val="22"/>
         </w:rPr>
         <w:t xml:space="preserve"> predecir</w:t>
       </w:r>
       <w:r>
         <w:rPr>
           <w:rFonts w:ascii="Verdana" w:eastAsiaTheme="minorEastAsia" w:hAnsi="Verdana"/>
+          <w:sz w:val="22"/>
+          <w:szCs w:val="22"/>
         </w:rPr>
         <w:t>.</w:t>
       </w:r>
@@ -2867,83 +2071,111 @@
         <w:jc w:val="both"/>
         <w:rPr>
           <w:rFonts w:ascii="Verdana" w:eastAsiaTheme="minorEastAsia" w:hAnsi="Verdana"/>
-        </w:rPr>
-      </w:pPr>
-      <w:r>
-        <w:rPr>
-          <w:rFonts w:ascii="Verdana" w:eastAsiaTheme="minorEastAsia" w:hAnsi="Verdana"/>
+          <w:sz w:val="22"/>
+          <w:szCs w:val="22"/>
+        </w:rPr>
+      </w:pPr>
+      <w:r>
+        <w:rPr>
+          <w:rFonts w:ascii="Verdana" w:eastAsiaTheme="minorEastAsia" w:hAnsi="Verdana"/>
+          <w:sz w:val="22"/>
+          <w:szCs w:val="22"/>
         </w:rPr>
         <w:t>Para evaluar la calidad de la predicción la multinacional utiliza la métrica del</w:t>
       </w:r>
       <w:r>
         <w:rPr>
           <w:rFonts w:ascii="Verdana" w:eastAsiaTheme="minorEastAsia" w:hAnsi="Verdana"/>
+          <w:sz w:val="22"/>
+          <w:szCs w:val="22"/>
         </w:rPr>
         <w:t xml:space="preserve"> error absoluto medio</w:t>
       </w:r>
       <w:r>
         <w:rPr>
           <w:rFonts w:ascii="Verdana" w:eastAsiaTheme="minorEastAsia" w:hAnsi="Verdana"/>
+          <w:sz w:val="22"/>
+          <w:szCs w:val="22"/>
         </w:rPr>
         <w:t xml:space="preserve"> (MAE)</w:t>
       </w:r>
       <w:r>
         <w:rPr>
           <w:rFonts w:ascii="Verdana" w:eastAsiaTheme="minorEastAsia" w:hAnsi="Verdana"/>
+          <w:sz w:val="22"/>
+          <w:szCs w:val="22"/>
         </w:rPr>
         <w:t xml:space="preserve">, </w:t>
       </w:r>
       <w:r>
         <w:rPr>
           <w:rFonts w:ascii="Verdana" w:eastAsiaTheme="minorEastAsia" w:hAnsi="Verdana"/>
+          <w:sz w:val="22"/>
+          <w:szCs w:val="22"/>
         </w:rPr>
         <w:t>es decir</w:t>
       </w:r>
       <w:r>
         <w:rPr>
           <w:rFonts w:ascii="Verdana" w:eastAsiaTheme="minorEastAsia" w:hAnsi="Verdana"/>
+          <w:sz w:val="22"/>
+          <w:szCs w:val="22"/>
         </w:rPr>
         <w:t xml:space="preserve"> el cociente entre la suma de l</w:t>
       </w:r>
       <w:r>
         <w:rPr>
           <w:rFonts w:ascii="Verdana" w:eastAsiaTheme="minorEastAsia" w:hAnsi="Verdana"/>
+          <w:sz w:val="22"/>
+          <w:szCs w:val="22"/>
         </w:rPr>
         <w:t>as diferencias entre la predicción y el valor real,</w:t>
       </w:r>
       <w:r>
         <w:rPr>
           <w:rFonts w:ascii="Verdana" w:eastAsiaTheme="minorEastAsia" w:hAnsi="Verdana"/>
+          <w:sz w:val="22"/>
+          <w:szCs w:val="22"/>
         </w:rPr>
         <w:t xml:space="preserve"> y la suma de l</w:t>
       </w:r>
       <w:r>
         <w:rPr>
           <w:rFonts w:ascii="Verdana" w:eastAsiaTheme="minorEastAsia" w:hAnsi="Verdana"/>
+          <w:sz w:val="22"/>
+          <w:szCs w:val="22"/>
         </w:rPr>
         <w:t>os valores</w:t>
       </w:r>
       <w:r>
         <w:rPr>
           <w:rFonts w:ascii="Verdana" w:eastAsiaTheme="minorEastAsia" w:hAnsi="Verdana"/>
+          <w:sz w:val="22"/>
+          <w:szCs w:val="22"/>
         </w:rPr>
         <w:t xml:space="preserve"> reales en</w:t>
       </w:r>
       <w:r>
         <w:rPr>
           <w:rFonts w:ascii="Verdana" w:eastAsiaTheme="minorEastAsia" w:hAnsi="Verdana"/>
+          <w:sz w:val="22"/>
+          <w:szCs w:val="22"/>
         </w:rPr>
         <w:t xml:space="preserve"> el mes 202002</w:t>
       </w:r>
       <w:r>
         <w:rPr>
           <w:rFonts w:ascii="Verdana" w:eastAsiaTheme="minorEastAsia" w:hAnsi="Verdana"/>
+          <w:sz w:val="22"/>
+          <w:szCs w:val="22"/>
         </w:rPr>
         <w:t>.</w:t>
       </w:r>
       <w:r>
         <w:rPr>
           <w:rFonts w:ascii="Verdana" w:eastAsiaTheme="minorEastAsia" w:hAnsi="Verdana"/>
+          <w:sz w:val="22"/>
+          <w:szCs w:val="22"/>
         </w:rPr>
         <w:t xml:space="preserve"> Esto hace que sea especialmente relevante predecir con la mayor precisión posible la demanda de los productos que se llevan el grueso de las ventas (medidas en toneladas). En cuanto a la pretensión de la empresa, esta aspira a que la predicción que otorguemos no tenga un MAE superior a 0,050 (es decir, un error de no más del 5%).</w:t>
       </w:r>
@@ -2954,6 +2186,8 @@
         <w:jc w:val="both"/>
         <w:rPr>
           <w:rFonts w:ascii="Verdana" w:eastAsiaTheme="minorEastAsia" w:hAnsi="Verdana"/>
+          <w:sz w:val="22"/>
+          <w:szCs w:val="22"/>
         </w:rPr>
       </w:pPr>
     </w:p>
@@ -2963,6 +2197,8 @@
         <w:jc w:val="both"/>
         <w:rPr>
           <w:rFonts w:ascii="Verdana" w:eastAsiaTheme="minorEastAsia" w:hAnsi="Verdana"/>
+          <w:sz w:val="22"/>
+          <w:szCs w:val="22"/>
         </w:rPr>
       </w:pPr>
     </w:p>
@@ -2972,6 +2208,8 @@
         <w:jc w:val="both"/>
         <w:rPr>
           <w:rFonts w:ascii="Verdana" w:eastAsiaTheme="minorEastAsia" w:hAnsi="Verdana"/>
+          <w:sz w:val="22"/>
+          <w:szCs w:val="22"/>
         </w:rPr>
       </w:pPr>
     </w:p>
@@ -2988,8 +2226,12 @@
           <w:szCs w:val="36"/>
         </w:rPr>
       </w:pPr>
-      <w:bookmarkStart w:id="1" w:name="_Toc205851086"/>
-      <w:r>
+    </w:p>
+    <w:p>
+      <w:pPr>
+        <w:pStyle w:val="Ttulo2"/>
+        <w:spacing w:before="299" w:after="299"/>
+        <w:jc w:val="both"/>
         <w:rPr>
           <w:rFonts w:ascii="Verdana" w:eastAsiaTheme="minorEastAsia" w:hAnsi="Verdana" w:cstheme="minorBidi"/>
           <w:b/>
@@ -2997,9 +2239,8 @@
           <w:sz w:val="36"/>
           <w:szCs w:val="36"/>
         </w:rPr>
-        <w:lastRenderedPageBreak/>
-        <w:t xml:space="preserve">2. </w:t>
-      </w:r>
+      </w:pPr>
+      <w:bookmarkStart w:id="1" w:name="_Toc206195593"/>
       <w:r>
         <w:rPr>
           <w:rFonts w:ascii="Verdana" w:eastAsiaTheme="minorEastAsia" w:hAnsi="Verdana" w:cstheme="minorBidi"/>
@@ -3008,291 +2249,9 @@
           <w:sz w:val="36"/>
           <w:szCs w:val="36"/>
         </w:rPr>
-        <w:t>Análisis Exploratorio de Datos (EDA)</w:t>
-      </w:r>
-      <w:bookmarkEnd w:id="1"/>
-    </w:p>
-    <w:p>
-      <w:pPr>
-        <w:spacing w:before="240" w:after="240"/>
-        <w:jc w:val="both"/>
-        <w:rPr>
-          <w:rFonts w:ascii="Verdana" w:eastAsiaTheme="minorEastAsia" w:hAnsi="Verdana"/>
-        </w:rPr>
-      </w:pPr>
-      <w:r>
-        <w:rPr>
-          <w:rFonts w:ascii="Verdana" w:eastAsiaTheme="minorEastAsia" w:hAnsi="Verdana"/>
-        </w:rPr>
-        <w:t xml:space="preserve">Se </w:t>
-      </w:r>
-      <w:r>
-        <w:rPr>
-          <w:rFonts w:ascii="Verdana" w:eastAsiaTheme="minorEastAsia" w:hAnsi="Verdana"/>
-        </w:rPr>
-        <w:t>realizó un Pareto tanto a nivel de producto como a nivel de cliente,</w:t>
-      </w:r>
-      <w:r>
-        <w:rPr>
-          <w:rFonts w:ascii="Verdana" w:eastAsiaTheme="minorEastAsia" w:hAnsi="Verdana"/>
-        </w:rPr>
-        <w:t xml:space="preserve"> </w:t>
-      </w:r>
-      <w:r>
-        <w:rPr>
-          <w:rFonts w:ascii="Verdana" w:eastAsiaTheme="minorEastAsia" w:hAnsi="Verdana"/>
-        </w:rPr>
-        <w:t>el cual arrojó que el</w:t>
-      </w:r>
-      <w:r>
-        <w:rPr>
-          <w:rFonts w:ascii="Verdana" w:eastAsiaTheme="minorEastAsia" w:hAnsi="Verdana"/>
-        </w:rPr>
-        <w:t xml:space="preserve"> 20% de l</w:t>
-      </w:r>
-      <w:r>
-        <w:rPr>
-          <w:rFonts w:ascii="Verdana" w:eastAsiaTheme="minorEastAsia" w:hAnsi="Verdana"/>
-        </w:rPr>
-        <w:t xml:space="preserve">as ventas totales (medidas en </w:t>
-      </w:r>
-      <w:proofErr w:type="spellStart"/>
-      <w:r>
-        <w:rPr>
-          <w:rFonts w:ascii="Verdana" w:eastAsiaTheme="minorEastAsia" w:hAnsi="Verdana"/>
-        </w:rPr>
-        <w:t>Tons</w:t>
-      </w:r>
-      <w:proofErr w:type="spellEnd"/>
-      <w:r>
-        <w:rPr>
-          <w:rFonts w:ascii="Verdana" w:eastAsiaTheme="minorEastAsia" w:hAnsi="Verdana"/>
-        </w:rPr>
-        <w:t xml:space="preserve">) se reparten en solo </w:t>
-      </w:r>
-      <w:r>
-        <w:rPr>
-          <w:rFonts w:ascii="Verdana" w:eastAsiaTheme="minorEastAsia" w:hAnsi="Verdana"/>
-        </w:rPr>
-        <w:t xml:space="preserve">10 productos de </w:t>
-      </w:r>
-      <w:r>
-        <w:rPr>
-          <w:rFonts w:ascii="Verdana" w:eastAsiaTheme="minorEastAsia" w:hAnsi="Verdana"/>
-        </w:rPr>
-        <w:t xml:space="preserve">los </w:t>
-      </w:r>
-      <w:r>
-        <w:rPr>
-          <w:rFonts w:ascii="Verdana" w:eastAsiaTheme="minorEastAsia" w:hAnsi="Verdana"/>
-        </w:rPr>
-        <w:t>1.233</w:t>
-      </w:r>
-      <w:r>
-        <w:rPr>
-          <w:rFonts w:ascii="Verdana" w:eastAsiaTheme="minorEastAsia" w:hAnsi="Verdana"/>
-        </w:rPr>
-        <w:t xml:space="preserve"> ítems presentes</w:t>
-      </w:r>
-      <w:r>
-        <w:rPr>
-          <w:rFonts w:ascii="Verdana" w:eastAsiaTheme="minorEastAsia" w:hAnsi="Verdana"/>
-        </w:rPr>
-        <w:t xml:space="preserve">, </w:t>
-      </w:r>
-      <w:r>
-        <w:rPr>
-          <w:rFonts w:ascii="Verdana" w:eastAsiaTheme="minorEastAsia" w:hAnsi="Verdana"/>
-        </w:rPr>
-        <w:t xml:space="preserve">además los 10 principales clientes consumen el </w:t>
-      </w:r>
-      <w:r>
-        <w:rPr>
-          <w:rFonts w:ascii="Verdana" w:eastAsiaTheme="minorEastAsia" w:hAnsi="Verdana"/>
-        </w:rPr>
-        <w:t xml:space="preserve">45% de las toneladas </w:t>
-      </w:r>
-      <w:r>
-        <w:rPr>
-          <w:rFonts w:ascii="Verdana" w:eastAsiaTheme="minorEastAsia" w:hAnsi="Verdana"/>
-        </w:rPr>
-        <w:t>totales</w:t>
-      </w:r>
-      <w:r>
-        <w:rPr>
-          <w:rFonts w:ascii="Verdana" w:eastAsiaTheme="minorEastAsia" w:hAnsi="Verdana"/>
-        </w:rPr>
-        <w:t>.</w:t>
-      </w:r>
-    </w:p>
-    <w:p>
-      <w:pPr>
-        <w:spacing w:before="240" w:after="240"/>
-        <w:jc w:val="both"/>
-        <w:rPr>
-          <w:rFonts w:ascii="Verdana" w:eastAsiaTheme="minorEastAsia" w:hAnsi="Verdana"/>
-        </w:rPr>
-      </w:pPr>
-      <w:r>
-        <w:rPr>
-          <w:rFonts w:ascii="Verdana" w:eastAsiaTheme="minorEastAsia" w:hAnsi="Verdana"/>
-        </w:rPr>
-        <w:t xml:space="preserve">Se observó además que en el </w:t>
-      </w:r>
-      <w:proofErr w:type="spellStart"/>
-      <w:r>
-        <w:rPr>
-          <w:rFonts w:ascii="Verdana" w:eastAsiaTheme="minorEastAsia" w:hAnsi="Verdana"/>
-        </w:rPr>
-        <w:t>dataset</w:t>
-      </w:r>
-      <w:proofErr w:type="spellEnd"/>
-      <w:r>
-        <w:rPr>
-          <w:rFonts w:ascii="Verdana" w:eastAsiaTheme="minorEastAsia" w:hAnsi="Verdana"/>
-        </w:rPr>
-        <w:t xml:space="preserve"> existen discontinuidades, entendiéndose por esto que un determinado cliente puede no adquirir en algún mes puntual un producto que usualmente compra. De allí surge la necesitad de completar el </w:t>
-      </w:r>
-      <w:proofErr w:type="spellStart"/>
-      <w:r>
-        <w:rPr>
-          <w:rFonts w:ascii="Verdana" w:eastAsiaTheme="minorEastAsia" w:hAnsi="Verdana"/>
-        </w:rPr>
-        <w:t>dataset</w:t>
-      </w:r>
-      <w:proofErr w:type="spellEnd"/>
-      <w:r>
-        <w:rPr>
-          <w:rFonts w:ascii="Verdana" w:eastAsiaTheme="minorEastAsia" w:hAnsi="Verdana"/>
-        </w:rPr>
-        <w:t xml:space="preserve"> con registros con el campo </w:t>
-      </w:r>
-      <w:proofErr w:type="spellStart"/>
-      <w:r>
-        <w:rPr>
-          <w:rFonts w:ascii="Verdana" w:eastAsiaTheme="minorEastAsia" w:hAnsi="Verdana"/>
-        </w:rPr>
-        <w:t>Tn</w:t>
-      </w:r>
-      <w:proofErr w:type="spellEnd"/>
-      <w:r>
-        <w:rPr>
-          <w:rFonts w:ascii="Verdana" w:eastAsiaTheme="minorEastAsia" w:hAnsi="Verdana"/>
-        </w:rPr>
-        <w:t xml:space="preserve"> = 0 para todos los casos de compra nula de un producto por parte de un cliente en un período determinado. Esta última operación</w:t>
-      </w:r>
-      <w:r>
-        <w:rPr>
-          <w:rFonts w:ascii="Verdana" w:eastAsiaTheme="minorEastAsia" w:hAnsi="Verdana"/>
-        </w:rPr>
-        <w:t xml:space="preserve"> (ejecutada con la librería </w:t>
-      </w:r>
-      <w:proofErr w:type="spellStart"/>
-      <w:r>
-        <w:rPr>
-          <w:rFonts w:ascii="Verdana" w:eastAsiaTheme="minorEastAsia" w:hAnsi="Verdana"/>
-        </w:rPr>
-        <w:t>DuckDB</w:t>
-      </w:r>
-      <w:proofErr w:type="spellEnd"/>
-      <w:r>
-        <w:rPr>
-          <w:rFonts w:ascii="Verdana" w:eastAsiaTheme="minorEastAsia" w:hAnsi="Verdana"/>
-        </w:rPr>
-        <w:t xml:space="preserve"> de Python)</w:t>
-      </w:r>
-      <w:r>
-        <w:rPr>
-          <w:rFonts w:ascii="Verdana" w:eastAsiaTheme="minorEastAsia" w:hAnsi="Verdana"/>
-        </w:rPr>
-        <w:t xml:space="preserve"> hace que el </w:t>
-      </w:r>
-      <w:proofErr w:type="spellStart"/>
-      <w:r>
-        <w:rPr>
-          <w:rFonts w:ascii="Verdana" w:eastAsiaTheme="minorEastAsia" w:hAnsi="Verdana"/>
-        </w:rPr>
-        <w:t>dataset</w:t>
-      </w:r>
-      <w:proofErr w:type="spellEnd"/>
-      <w:r>
-        <w:rPr>
-          <w:rFonts w:ascii="Verdana" w:eastAsiaTheme="minorEastAsia" w:hAnsi="Verdana"/>
-        </w:rPr>
-        <w:t xml:space="preserve"> con granularidad período-producto-cliente crezca notablemente, de una versión original de </w:t>
-      </w:r>
-      <w:r>
-        <w:rPr>
-          <w:rFonts w:ascii="Verdana" w:eastAsiaTheme="minorEastAsia" w:hAnsi="Verdana"/>
-        </w:rPr>
-        <w:t>2</w:t>
-      </w:r>
-      <w:r>
-        <w:rPr>
-          <w:rFonts w:ascii="Verdana" w:eastAsiaTheme="minorEastAsia" w:hAnsi="Verdana"/>
-        </w:rPr>
-        <w:t>.</w:t>
-      </w:r>
-      <w:r>
-        <w:rPr>
-          <w:rFonts w:ascii="Verdana" w:eastAsiaTheme="minorEastAsia" w:hAnsi="Verdana"/>
-        </w:rPr>
-        <w:t>945</w:t>
-      </w:r>
-      <w:r>
-        <w:rPr>
-          <w:rFonts w:ascii="Verdana" w:eastAsiaTheme="minorEastAsia" w:hAnsi="Verdana"/>
-        </w:rPr>
-        <w:t>.</w:t>
-      </w:r>
-      <w:r>
-        <w:rPr>
-          <w:rFonts w:ascii="Verdana" w:eastAsiaTheme="minorEastAsia" w:hAnsi="Verdana"/>
-        </w:rPr>
-        <w:t>818</w:t>
-      </w:r>
-      <w:r>
-        <w:rPr>
-          <w:rFonts w:ascii="Verdana" w:eastAsiaTheme="minorEastAsia" w:hAnsi="Verdana"/>
-        </w:rPr>
-        <w:t xml:space="preserve"> registros a </w:t>
-      </w:r>
-      <w:r>
-        <w:rPr>
-          <w:rFonts w:ascii="Verdana" w:eastAsiaTheme="minorEastAsia" w:hAnsi="Verdana"/>
-        </w:rPr>
-        <w:t>17.</w:t>
-      </w:r>
-      <w:r>
-        <w:rPr>
-          <w:rFonts w:ascii="Verdana" w:eastAsiaTheme="minorEastAsia" w:hAnsi="Verdana"/>
-        </w:rPr>
-        <w:t>173</w:t>
-      </w:r>
-      <w:r>
-        <w:rPr>
-          <w:rFonts w:ascii="Verdana" w:eastAsiaTheme="minorEastAsia" w:hAnsi="Verdana"/>
-        </w:rPr>
-        <w:t>.</w:t>
-      </w:r>
-      <w:r>
-        <w:rPr>
-          <w:rFonts w:ascii="Verdana" w:eastAsiaTheme="minorEastAsia" w:hAnsi="Verdana"/>
-        </w:rPr>
-        <w:t>448</w:t>
-      </w:r>
-      <w:r>
-        <w:rPr>
-          <w:rFonts w:ascii="Verdana" w:eastAsiaTheme="minorEastAsia" w:hAnsi="Verdana"/>
-        </w:rPr>
-        <w:t xml:space="preserve"> registros.</w:t>
-      </w:r>
-    </w:p>
-    <w:p>
-      <w:pPr>
-        <w:pStyle w:val="Ttulo2"/>
-        <w:spacing w:before="299" w:after="299"/>
-        <w:jc w:val="both"/>
+        <w:t xml:space="preserve">2. </w:t>
+      </w:r>
+      <w:r>
         <w:rPr>
           <w:rFonts w:ascii="Verdana" w:eastAsiaTheme="minorEastAsia" w:hAnsi="Verdana" w:cstheme="minorBidi"/>
           <w:b/>
@@ -3300,9 +2259,337 @@
           <w:sz w:val="36"/>
           <w:szCs w:val="36"/>
         </w:rPr>
-      </w:pPr>
-      <w:bookmarkStart w:id="2" w:name="_Toc205851087"/>
-      <w:r>
+        <w:t>Análisis Exploratorio de Datos (EDA)</w:t>
+      </w:r>
+      <w:bookmarkEnd w:id="1"/>
+    </w:p>
+    <w:p>
+      <w:pPr>
+        <w:spacing w:before="240" w:after="240"/>
+        <w:jc w:val="both"/>
+        <w:rPr>
+          <w:rFonts w:ascii="Verdana" w:eastAsiaTheme="minorEastAsia" w:hAnsi="Verdana"/>
+          <w:sz w:val="22"/>
+          <w:szCs w:val="22"/>
+        </w:rPr>
+      </w:pPr>
+      <w:r>
+        <w:rPr>
+          <w:rFonts w:ascii="Verdana" w:eastAsiaTheme="minorEastAsia" w:hAnsi="Verdana"/>
+          <w:sz w:val="22"/>
+          <w:szCs w:val="22"/>
+        </w:rPr>
+        <w:t xml:space="preserve">Se </w:t>
+      </w:r>
+      <w:r>
+        <w:rPr>
+          <w:rFonts w:ascii="Verdana" w:eastAsiaTheme="minorEastAsia" w:hAnsi="Verdana"/>
+          <w:sz w:val="22"/>
+          <w:szCs w:val="22"/>
+        </w:rPr>
+        <w:t>realizó un Pareto tanto a nivel de producto como a nivel de cliente,</w:t>
+      </w:r>
+      <w:r>
+        <w:rPr>
+          <w:rFonts w:ascii="Verdana" w:eastAsiaTheme="minorEastAsia" w:hAnsi="Verdana"/>
+          <w:sz w:val="22"/>
+          <w:szCs w:val="22"/>
+        </w:rPr>
+        <w:t xml:space="preserve"> </w:t>
+      </w:r>
+      <w:r>
+        <w:rPr>
+          <w:rFonts w:ascii="Verdana" w:eastAsiaTheme="minorEastAsia" w:hAnsi="Verdana"/>
+          <w:sz w:val="22"/>
+          <w:szCs w:val="22"/>
+        </w:rPr>
+        <w:t>el cual arrojó que el 20% de l</w:t>
+      </w:r>
+      <w:r>
+        <w:rPr>
+          <w:rFonts w:ascii="Verdana" w:eastAsiaTheme="minorEastAsia" w:hAnsi="Verdana"/>
+          <w:sz w:val="22"/>
+          <w:szCs w:val="22"/>
+        </w:rPr>
+        <w:t xml:space="preserve">as ventas totales (medidas en </w:t>
+      </w:r>
+      <w:proofErr w:type="spellStart"/>
+      <w:r>
+        <w:rPr>
+          <w:rFonts w:ascii="Verdana" w:eastAsiaTheme="minorEastAsia" w:hAnsi="Verdana"/>
+          <w:sz w:val="22"/>
+          <w:szCs w:val="22"/>
+        </w:rPr>
+        <w:t>Tons</w:t>
+      </w:r>
+      <w:proofErr w:type="spellEnd"/>
+      <w:r>
+        <w:rPr>
+          <w:rFonts w:ascii="Verdana" w:eastAsiaTheme="minorEastAsia" w:hAnsi="Verdana"/>
+          <w:sz w:val="22"/>
+          <w:szCs w:val="22"/>
+        </w:rPr>
+        <w:t xml:space="preserve">) se reparten en solo </w:t>
+      </w:r>
+      <w:r>
+        <w:rPr>
+          <w:rFonts w:ascii="Verdana" w:eastAsiaTheme="minorEastAsia" w:hAnsi="Verdana"/>
+          <w:sz w:val="22"/>
+          <w:szCs w:val="22"/>
+        </w:rPr>
+        <w:t xml:space="preserve">10 productos de </w:t>
+      </w:r>
+      <w:r>
+        <w:rPr>
+          <w:rFonts w:ascii="Verdana" w:eastAsiaTheme="minorEastAsia" w:hAnsi="Verdana"/>
+          <w:sz w:val="22"/>
+          <w:szCs w:val="22"/>
+        </w:rPr>
+        <w:t xml:space="preserve">los </w:t>
+      </w:r>
+      <w:r>
+        <w:rPr>
+          <w:rFonts w:ascii="Verdana" w:eastAsiaTheme="minorEastAsia" w:hAnsi="Verdana"/>
+          <w:sz w:val="22"/>
+          <w:szCs w:val="22"/>
+        </w:rPr>
+        <w:t>1.233</w:t>
+      </w:r>
+      <w:r>
+        <w:rPr>
+          <w:rFonts w:ascii="Verdana" w:eastAsiaTheme="minorEastAsia" w:hAnsi="Verdana"/>
+          <w:sz w:val="22"/>
+          <w:szCs w:val="22"/>
+        </w:rPr>
+        <w:t xml:space="preserve"> ítems presentes</w:t>
+      </w:r>
+      <w:r>
+        <w:rPr>
+          <w:rFonts w:ascii="Verdana" w:eastAsiaTheme="minorEastAsia" w:hAnsi="Verdana"/>
+          <w:sz w:val="22"/>
+          <w:szCs w:val="22"/>
+        </w:rPr>
+        <w:t xml:space="preserve">, </w:t>
+      </w:r>
+      <w:r>
+        <w:rPr>
+          <w:rFonts w:ascii="Verdana" w:eastAsiaTheme="minorEastAsia" w:hAnsi="Verdana"/>
+          <w:sz w:val="22"/>
+          <w:szCs w:val="22"/>
+        </w:rPr>
+        <w:t xml:space="preserve">además los 10 principales clientes consumen el </w:t>
+      </w:r>
+      <w:r>
+        <w:rPr>
+          <w:rFonts w:ascii="Verdana" w:eastAsiaTheme="minorEastAsia" w:hAnsi="Verdana"/>
+          <w:sz w:val="22"/>
+          <w:szCs w:val="22"/>
+        </w:rPr>
+        <w:t xml:space="preserve">45% de las toneladas </w:t>
+      </w:r>
+      <w:r>
+        <w:rPr>
+          <w:rFonts w:ascii="Verdana" w:eastAsiaTheme="minorEastAsia" w:hAnsi="Verdana"/>
+          <w:sz w:val="22"/>
+          <w:szCs w:val="22"/>
+        </w:rPr>
+        <w:t>totales</w:t>
+      </w:r>
+      <w:r>
+        <w:rPr>
+          <w:rFonts w:ascii="Verdana" w:eastAsiaTheme="minorEastAsia" w:hAnsi="Verdana"/>
+          <w:sz w:val="22"/>
+          <w:szCs w:val="22"/>
+        </w:rPr>
+        <w:t>.</w:t>
+      </w:r>
+    </w:p>
+    <w:p>
+      <w:pPr>
+        <w:spacing w:before="240" w:after="240"/>
+        <w:jc w:val="both"/>
+        <w:rPr>
+          <w:rFonts w:ascii="Verdana" w:eastAsiaTheme="minorEastAsia" w:hAnsi="Verdana"/>
+          <w:sz w:val="22"/>
+          <w:szCs w:val="22"/>
+        </w:rPr>
+      </w:pPr>
+      <w:r>
+        <w:rPr>
+          <w:rFonts w:ascii="Verdana" w:eastAsiaTheme="minorEastAsia" w:hAnsi="Verdana"/>
+          <w:sz w:val="22"/>
+          <w:szCs w:val="22"/>
+        </w:rPr>
+        <w:t xml:space="preserve">Se observó además que en el </w:t>
+      </w:r>
+      <w:proofErr w:type="spellStart"/>
+      <w:r>
+        <w:rPr>
+          <w:rFonts w:ascii="Verdana" w:eastAsiaTheme="minorEastAsia" w:hAnsi="Verdana"/>
+          <w:sz w:val="22"/>
+          <w:szCs w:val="22"/>
+        </w:rPr>
+        <w:t>dataset</w:t>
+      </w:r>
+      <w:proofErr w:type="spellEnd"/>
+      <w:r>
+        <w:rPr>
+          <w:rFonts w:ascii="Verdana" w:eastAsiaTheme="minorEastAsia" w:hAnsi="Verdana"/>
+          <w:sz w:val="22"/>
+          <w:szCs w:val="22"/>
+        </w:rPr>
+        <w:t xml:space="preserve"> existen discontinuidades, entendiéndose por esto que un determinado cliente puede no adquirir en algún mes puntual un producto que usualmente compra. De allí surge la necesitad de completar el </w:t>
+      </w:r>
+      <w:proofErr w:type="spellStart"/>
+      <w:r>
+        <w:rPr>
+          <w:rFonts w:ascii="Verdana" w:eastAsiaTheme="minorEastAsia" w:hAnsi="Verdana"/>
+          <w:sz w:val="22"/>
+          <w:szCs w:val="22"/>
+        </w:rPr>
+        <w:t>dataset</w:t>
+      </w:r>
+      <w:proofErr w:type="spellEnd"/>
+      <w:r>
+        <w:rPr>
+          <w:rFonts w:ascii="Verdana" w:eastAsiaTheme="minorEastAsia" w:hAnsi="Verdana"/>
+          <w:sz w:val="22"/>
+          <w:szCs w:val="22"/>
+        </w:rPr>
+        <w:t xml:space="preserve"> con registros con el campo </w:t>
+      </w:r>
+      <w:proofErr w:type="spellStart"/>
+      <w:r>
+        <w:rPr>
+          <w:rFonts w:ascii="Verdana" w:eastAsiaTheme="minorEastAsia" w:hAnsi="Verdana"/>
+          <w:sz w:val="22"/>
+          <w:szCs w:val="22"/>
+        </w:rPr>
+        <w:t>Tn</w:t>
+      </w:r>
+      <w:proofErr w:type="spellEnd"/>
+      <w:r>
+        <w:rPr>
+          <w:rFonts w:ascii="Verdana" w:eastAsiaTheme="minorEastAsia" w:hAnsi="Verdana"/>
+          <w:sz w:val="22"/>
+          <w:szCs w:val="22"/>
+        </w:rPr>
+        <w:t xml:space="preserve"> = 0 para todos los casos de compra nula de un producto por parte de un cliente en un período determinado. Esta última operación</w:t>
+      </w:r>
+      <w:r>
+        <w:rPr>
+          <w:rFonts w:ascii="Verdana" w:eastAsiaTheme="minorEastAsia" w:hAnsi="Verdana"/>
+          <w:sz w:val="22"/>
+          <w:szCs w:val="22"/>
+        </w:rPr>
+        <w:t xml:space="preserve"> (ejecutada con la librería </w:t>
+      </w:r>
+      <w:proofErr w:type="spellStart"/>
+      <w:r>
+        <w:rPr>
+          <w:rFonts w:ascii="Verdana" w:eastAsiaTheme="minorEastAsia" w:hAnsi="Verdana"/>
+          <w:sz w:val="22"/>
+          <w:szCs w:val="22"/>
+        </w:rPr>
+        <w:t>DuckDB</w:t>
+      </w:r>
+      <w:proofErr w:type="spellEnd"/>
+      <w:r>
+        <w:rPr>
+          <w:rFonts w:ascii="Verdana" w:eastAsiaTheme="minorEastAsia" w:hAnsi="Verdana"/>
+          <w:sz w:val="22"/>
+          <w:szCs w:val="22"/>
+        </w:rPr>
+        <w:t xml:space="preserve"> de Python)</w:t>
+      </w:r>
+      <w:r>
+        <w:rPr>
+          <w:rFonts w:ascii="Verdana" w:eastAsiaTheme="minorEastAsia" w:hAnsi="Verdana"/>
+          <w:sz w:val="22"/>
+          <w:szCs w:val="22"/>
+        </w:rPr>
+        <w:t xml:space="preserve"> hace que el </w:t>
+      </w:r>
+      <w:proofErr w:type="spellStart"/>
+      <w:r>
+        <w:rPr>
+          <w:rFonts w:ascii="Verdana" w:eastAsiaTheme="minorEastAsia" w:hAnsi="Verdana"/>
+          <w:sz w:val="22"/>
+          <w:szCs w:val="22"/>
+        </w:rPr>
+        <w:t>dataset</w:t>
+      </w:r>
+      <w:proofErr w:type="spellEnd"/>
+      <w:r>
+        <w:rPr>
+          <w:rFonts w:ascii="Verdana" w:eastAsiaTheme="minorEastAsia" w:hAnsi="Verdana"/>
+          <w:sz w:val="22"/>
+          <w:szCs w:val="22"/>
+        </w:rPr>
+        <w:t xml:space="preserve"> con granularidad período-producto-cliente crezca notablemente, de una versión original de </w:t>
+      </w:r>
+      <w:r>
+        <w:rPr>
+          <w:rFonts w:ascii="Verdana" w:eastAsiaTheme="minorEastAsia" w:hAnsi="Verdana"/>
+          <w:sz w:val="22"/>
+          <w:szCs w:val="22"/>
+        </w:rPr>
+        <w:t>2.945.818</w:t>
+      </w:r>
+      <w:r>
+        <w:rPr>
+          <w:rFonts w:ascii="Verdana" w:eastAsiaTheme="minorEastAsia" w:hAnsi="Verdana"/>
+          <w:sz w:val="22"/>
+          <w:szCs w:val="22"/>
+        </w:rPr>
+        <w:t xml:space="preserve"> registros a </w:t>
+      </w:r>
+      <w:r>
+        <w:rPr>
+          <w:rFonts w:ascii="Verdana" w:eastAsiaTheme="minorEastAsia" w:hAnsi="Verdana"/>
+          <w:sz w:val="22"/>
+          <w:szCs w:val="22"/>
+        </w:rPr>
+        <w:t>17.</w:t>
+      </w:r>
+      <w:r>
+        <w:rPr>
+          <w:rFonts w:ascii="Verdana" w:eastAsiaTheme="minorEastAsia" w:hAnsi="Verdana"/>
+          <w:sz w:val="22"/>
+          <w:szCs w:val="22"/>
+        </w:rPr>
+        <w:t>173</w:t>
+      </w:r>
+      <w:r>
+        <w:rPr>
+          <w:rFonts w:ascii="Verdana" w:eastAsiaTheme="minorEastAsia" w:hAnsi="Verdana"/>
+          <w:sz w:val="22"/>
+          <w:szCs w:val="22"/>
+        </w:rPr>
+        <w:t>.</w:t>
+      </w:r>
+      <w:r>
+        <w:rPr>
+          <w:rFonts w:ascii="Verdana" w:eastAsiaTheme="minorEastAsia" w:hAnsi="Verdana"/>
+          <w:sz w:val="22"/>
+          <w:szCs w:val="22"/>
+        </w:rPr>
+        <w:t>448</w:t>
+      </w:r>
+      <w:r>
+        <w:rPr>
+          <w:rFonts w:ascii="Verdana" w:eastAsiaTheme="minorEastAsia" w:hAnsi="Verdana"/>
+          <w:sz w:val="22"/>
+          <w:szCs w:val="22"/>
+        </w:rPr>
+        <w:t xml:space="preserve"> registros.</w:t>
+      </w:r>
+    </w:p>
+    <w:p>
+      <w:pPr>
+        <w:pStyle w:val="Ttulo2"/>
+        <w:spacing w:before="299" w:after="299"/>
+        <w:jc w:val="both"/>
         <w:rPr>
           <w:rFonts w:ascii="Verdana" w:eastAsiaTheme="minorEastAsia" w:hAnsi="Verdana" w:cstheme="minorBidi"/>
           <w:b/>
@@ -3310,8 +2597,8 @@
           <w:sz w:val="36"/>
           <w:szCs w:val="36"/>
         </w:rPr>
-        <w:t>3</w:t>
-      </w:r>
+      </w:pPr>
+      <w:bookmarkStart w:id="2" w:name="_Toc206195594"/>
       <w:r>
         <w:rPr>
           <w:rFonts w:ascii="Verdana" w:eastAsiaTheme="minorEastAsia" w:hAnsi="Verdana" w:cstheme="minorBidi"/>
@@ -3320,7 +2607,7 @@
           <w:sz w:val="36"/>
           <w:szCs w:val="36"/>
         </w:rPr>
-        <w:t xml:space="preserve">. </w:t>
+        <w:t>3</w:t>
       </w:r>
       <w:r>
         <w:rPr>
@@ -3330,6 +2617,16 @@
           <w:sz w:val="36"/>
           <w:szCs w:val="36"/>
         </w:rPr>
+        <w:t xml:space="preserve">. </w:t>
+      </w:r>
+      <w:r>
+        <w:rPr>
+          <w:rFonts w:ascii="Verdana" w:eastAsiaTheme="minorEastAsia" w:hAnsi="Verdana" w:cstheme="minorBidi"/>
+          <w:b/>
+          <w:bCs/>
+          <w:sz w:val="36"/>
+          <w:szCs w:val="36"/>
+        </w:rPr>
         <w:t>Tipos de modelos ensayados</w:t>
       </w:r>
       <w:bookmarkEnd w:id="2"/>
@@ -3340,23 +2637,31 @@
         <w:jc w:val="both"/>
         <w:rPr>
           <w:rFonts w:ascii="Verdana" w:eastAsiaTheme="minorEastAsia" w:hAnsi="Verdana"/>
-        </w:rPr>
-      </w:pPr>
-      <w:r>
-        <w:rPr>
-          <w:rFonts w:ascii="Verdana" w:eastAsiaTheme="minorEastAsia" w:hAnsi="Verdana"/>
+          <w:sz w:val="22"/>
+          <w:szCs w:val="22"/>
+        </w:rPr>
+      </w:pPr>
+      <w:r>
+        <w:rPr>
+          <w:rFonts w:ascii="Verdana" w:eastAsiaTheme="minorEastAsia" w:hAnsi="Verdana"/>
+          <w:sz w:val="22"/>
+          <w:szCs w:val="22"/>
         </w:rPr>
         <w:t xml:space="preserve">Se </w:t>
       </w:r>
       <w:r>
         <w:rPr>
           <w:rFonts w:ascii="Verdana" w:eastAsiaTheme="minorEastAsia" w:hAnsi="Verdana"/>
+          <w:sz w:val="22"/>
+          <w:szCs w:val="22"/>
         </w:rPr>
         <w:t>probaron modelos que se pueden clasificar en</w:t>
       </w:r>
       <w:r>
         <w:rPr>
           <w:rFonts w:ascii="Verdana" w:eastAsiaTheme="minorEastAsia" w:hAnsi="Verdana"/>
+          <w:sz w:val="22"/>
+          <w:szCs w:val="22"/>
         </w:rPr>
         <w:t xml:space="preserve"> estos cuatro grandes grupos:</w:t>
       </w:r>
@@ -3374,6 +2679,8 @@
           <w:rFonts w:ascii="Verdana" w:eastAsiaTheme="minorEastAsia" w:hAnsi="Verdana"/>
           <w:b/>
           <w:bCs/>
+          <w:sz w:val="22"/>
+          <w:szCs w:val="22"/>
         </w:rPr>
       </w:pPr>
       <w:r>
@@ -3381,6 +2688,8 @@
           <w:rFonts w:ascii="Verdana" w:eastAsiaTheme="minorEastAsia" w:hAnsi="Verdana"/>
           <w:b/>
           <w:bCs/>
+          <w:sz w:val="22"/>
+          <w:szCs w:val="22"/>
         </w:rPr>
         <w:t>Promedio Móvil</w:t>
       </w:r>
@@ -3398,6 +2707,8 @@
           <w:rFonts w:ascii="Verdana" w:eastAsiaTheme="minorEastAsia" w:hAnsi="Verdana"/>
           <w:b/>
           <w:bCs/>
+          <w:sz w:val="22"/>
+          <w:szCs w:val="22"/>
         </w:rPr>
       </w:pPr>
       <w:r>
@@ -3405,6 +2716,8 @@
           <w:rFonts w:ascii="Verdana" w:eastAsiaTheme="minorEastAsia" w:hAnsi="Verdana"/>
           <w:b/>
           <w:bCs/>
+          <w:sz w:val="22"/>
+          <w:szCs w:val="22"/>
         </w:rPr>
         <w:t>Regresión Lineal</w:t>
       </w:r>
@@ -3420,6 +2733,8 @@
         <w:jc w:val="both"/>
         <w:rPr>
           <w:rFonts w:ascii="Verdana" w:eastAsiaTheme="minorEastAsia" w:hAnsi="Verdana"/>
+          <w:sz w:val="22"/>
+          <w:szCs w:val="22"/>
         </w:rPr>
       </w:pPr>
       <w:proofErr w:type="spellStart"/>
@@ -3428,6 +2743,8 @@
           <w:rFonts w:ascii="Verdana" w:eastAsiaTheme="minorEastAsia" w:hAnsi="Verdana"/>
           <w:b/>
           <w:bCs/>
+          <w:sz w:val="22"/>
+          <w:szCs w:val="22"/>
         </w:rPr>
         <w:t>AutoGluon</w:t>
       </w:r>
@@ -3437,25 +2754,25 @@
           <w:rFonts w:ascii="Verdana" w:eastAsiaTheme="minorEastAsia" w:hAnsi="Verdana"/>
           <w:b/>
           <w:bCs/>
+          <w:sz w:val="22"/>
+          <w:szCs w:val="22"/>
         </w:rPr>
         <w:t>.</w:t>
       </w:r>
       <w:r>
         <w:rPr>
           <w:rFonts w:ascii="Verdana" w:eastAsiaTheme="minorEastAsia" w:hAnsi="Verdana"/>
-        </w:rPr>
-        <w:t xml:space="preserve"> Este </w:t>
-      </w:r>
-      <w:r>
-        <w:rPr>
-          <w:rFonts w:ascii="Verdana" w:eastAsiaTheme="minorEastAsia" w:hAnsi="Verdana"/>
-        </w:rPr>
-        <w:t xml:space="preserve">es un </w:t>
+          <w:sz w:val="22"/>
+          <w:szCs w:val="22"/>
+        </w:rPr>
+        <w:t xml:space="preserve"> Este es un </w:t>
       </w:r>
       <w:proofErr w:type="spellStart"/>
       <w:r>
         <w:rPr>
           <w:rFonts w:ascii="Verdana" w:eastAsiaTheme="minorEastAsia" w:hAnsi="Verdana"/>
+          <w:sz w:val="22"/>
+          <w:szCs w:val="22"/>
         </w:rPr>
         <w:t>framework</w:t>
       </w:r>
@@ -3463,6 +2780,8 @@
       <w:r>
         <w:rPr>
           <w:rFonts w:ascii="Verdana" w:eastAsiaTheme="minorEastAsia" w:hAnsi="Verdana"/>
+          <w:sz w:val="22"/>
+          <w:szCs w:val="22"/>
         </w:rPr>
         <w:t xml:space="preserve"> de </w:t>
       </w:r>
@@ -3470,6 +2789,8 @@
       <w:r>
         <w:rPr>
           <w:rFonts w:ascii="Verdana" w:eastAsiaTheme="minorEastAsia" w:hAnsi="Verdana"/>
+          <w:sz w:val="22"/>
+          <w:szCs w:val="22"/>
         </w:rPr>
         <w:t>AutoML</w:t>
       </w:r>
@@ -3477,31 +2798,17 @@
       <w:r>
         <w:rPr>
           <w:rFonts w:ascii="Verdana" w:eastAsiaTheme="minorEastAsia" w:hAnsi="Verdana"/>
-        </w:rPr>
-        <w:t xml:space="preserve"> que incluye capacidades específicas para predicción de series temporales</w:t>
-      </w:r>
-      <w:r>
-        <w:rPr>
-          <w:rFonts w:ascii="Verdana" w:eastAsiaTheme="minorEastAsia" w:hAnsi="Verdana"/>
-        </w:rPr>
-        <w:t xml:space="preserve">, utilizando un enfoque de ensemble </w:t>
-      </w:r>
-      <w:r>
-        <w:rPr>
-          <w:rFonts w:ascii="Verdana" w:eastAsiaTheme="minorEastAsia" w:hAnsi="Verdana"/>
-        </w:rPr>
-        <w:t>que combina múltiples modelos predictivos</w:t>
-      </w:r>
-      <w:r>
-        <w:rPr>
-          <w:rFonts w:ascii="Verdana" w:eastAsiaTheme="minorEastAsia" w:hAnsi="Verdana"/>
-        </w:rPr>
-        <w:t xml:space="preserve">, tanto de la estadística clásica como de Machine </w:t>
+          <w:sz w:val="22"/>
+          <w:szCs w:val="22"/>
+        </w:rPr>
+        <w:t xml:space="preserve"> que incluye capacidades específicas para predicción de series temporales, utilizando un enfoque de ensemble que combina múltiples modelos predictivos, tanto de la estadística clásica como de Machine </w:t>
       </w:r>
       <w:proofErr w:type="spellStart"/>
       <w:r>
         <w:rPr>
           <w:rFonts w:ascii="Verdana" w:eastAsiaTheme="minorEastAsia" w:hAnsi="Verdana"/>
+          <w:sz w:val="22"/>
+          <w:szCs w:val="22"/>
         </w:rPr>
         <w:t>Learning</w:t>
       </w:r>
@@ -3509,6 +2816,8 @@
       <w:r>
         <w:rPr>
           <w:rFonts w:ascii="Verdana" w:eastAsiaTheme="minorEastAsia" w:hAnsi="Verdana"/>
+          <w:sz w:val="22"/>
+          <w:szCs w:val="22"/>
         </w:rPr>
         <w:t xml:space="preserve"> y Deep </w:t>
       </w:r>
@@ -3516,6 +2825,8 @@
       <w:r>
         <w:rPr>
           <w:rFonts w:ascii="Verdana" w:eastAsiaTheme="minorEastAsia" w:hAnsi="Verdana"/>
+          <w:sz w:val="22"/>
+          <w:szCs w:val="22"/>
         </w:rPr>
         <w:t>Learning</w:t>
       </w:r>
@@ -3523,6 +2834,8 @@
       <w:r>
         <w:rPr>
           <w:rFonts w:ascii="Verdana" w:eastAsiaTheme="minorEastAsia" w:hAnsi="Verdana"/>
+          <w:sz w:val="22"/>
+          <w:szCs w:val="22"/>
         </w:rPr>
         <w:t>.</w:t>
       </w:r>
@@ -3538,6 +2851,8 @@
         <w:jc w:val="both"/>
         <w:rPr>
           <w:rFonts w:ascii="Verdana" w:eastAsiaTheme="minorEastAsia" w:hAnsi="Verdana"/>
+          <w:sz w:val="22"/>
+          <w:szCs w:val="22"/>
         </w:rPr>
       </w:pPr>
       <w:proofErr w:type="spellStart"/>
@@ -3546,6 +2861,8 @@
           <w:rFonts w:ascii="Verdana" w:eastAsiaTheme="minorEastAsia" w:hAnsi="Verdana"/>
           <w:b/>
           <w:bCs/>
+          <w:sz w:val="22"/>
+          <w:szCs w:val="22"/>
         </w:rPr>
         <w:t>LightGBM</w:t>
       </w:r>
@@ -3553,6 +2870,8 @@
       <w:r>
         <w:rPr>
           <w:rFonts w:ascii="Verdana" w:eastAsiaTheme="minorEastAsia" w:hAnsi="Verdana"/>
+          <w:sz w:val="22"/>
+          <w:szCs w:val="22"/>
         </w:rPr>
         <w:t xml:space="preserve"> (con </w:t>
       </w:r>
@@ -3560,6 +2879,8 @@
       <w:r>
         <w:rPr>
           <w:rFonts w:ascii="Verdana" w:eastAsiaTheme="minorEastAsia" w:hAnsi="Verdana"/>
+          <w:sz w:val="22"/>
+          <w:szCs w:val="22"/>
         </w:rPr>
         <w:t>feature</w:t>
       </w:r>
@@ -3567,6 +2888,8 @@
       <w:r>
         <w:rPr>
           <w:rFonts w:ascii="Verdana" w:eastAsiaTheme="minorEastAsia" w:hAnsi="Verdana"/>
+          <w:sz w:val="22"/>
+          <w:szCs w:val="22"/>
         </w:rPr>
         <w:t xml:space="preserve"> </w:t>
       </w:r>
@@ -3574,6 +2897,8 @@
       <w:r>
         <w:rPr>
           <w:rFonts w:ascii="Verdana" w:eastAsiaTheme="minorEastAsia" w:hAnsi="Verdana"/>
+          <w:sz w:val="22"/>
+          <w:szCs w:val="22"/>
         </w:rPr>
         <w:t>engineering</w:t>
       </w:r>
@@ -3581,6 +2906,8 @@
       <w:r>
         <w:rPr>
           <w:rFonts w:ascii="Verdana" w:eastAsiaTheme="minorEastAsia" w:hAnsi="Verdana"/>
+          <w:sz w:val="22"/>
+          <w:szCs w:val="22"/>
         </w:rPr>
         <w:t xml:space="preserve"> y optimización de parámetros)</w:t>
       </w:r>
@@ -3594,6 +2921,8 @@
           <w:rFonts w:ascii="Verdana" w:eastAsiaTheme="minorEastAsia" w:hAnsi="Verdana"/>
           <w:b/>
           <w:bCs/>
+          <w:sz w:val="22"/>
+          <w:szCs w:val="22"/>
         </w:rPr>
       </w:pPr>
       <w:r>
@@ -3601,6 +2930,8 @@
           <w:rFonts w:ascii="Verdana" w:eastAsiaTheme="minorEastAsia" w:hAnsi="Verdana"/>
           <w:b/>
           <w:bCs/>
+          <w:sz w:val="22"/>
+          <w:szCs w:val="22"/>
         </w:rPr>
         <w:t xml:space="preserve">Para la predicción final fue seleccionado el modelo correspondiente a </w:t>
       </w:r>
@@ -3610,6 +2941,8 @@
           <w:rFonts w:ascii="Verdana" w:eastAsiaTheme="minorEastAsia" w:hAnsi="Verdana"/>
           <w:b/>
           <w:bCs/>
+          <w:sz w:val="22"/>
+          <w:szCs w:val="22"/>
         </w:rPr>
         <w:t>AutoGluon</w:t>
       </w:r>
@@ -3619,6 +2952,8 @@
           <w:rFonts w:ascii="Verdana" w:eastAsiaTheme="minorEastAsia" w:hAnsi="Verdana"/>
           <w:b/>
           <w:bCs/>
+          <w:sz w:val="22"/>
+          <w:szCs w:val="22"/>
         </w:rPr>
         <w:t>, con 2 (dos) períodos de validación (</w:t>
       </w:r>
@@ -3628,6 +2963,8 @@
           <w:rFonts w:ascii="Verdana" w:eastAsiaTheme="minorEastAsia" w:hAnsi="Verdana"/>
           <w:b/>
           <w:bCs/>
+          <w:sz w:val="22"/>
+          <w:szCs w:val="22"/>
         </w:rPr>
         <w:t>public</w:t>
       </w:r>
@@ -3637,6 +2974,8 @@
           <w:rFonts w:ascii="Verdana" w:eastAsiaTheme="minorEastAsia" w:hAnsi="Verdana"/>
           <w:b/>
           <w:bCs/>
+          <w:sz w:val="22"/>
+          <w:szCs w:val="22"/>
         </w:rPr>
         <w:t xml:space="preserve"> score = 0,246).</w:t>
       </w:r>
@@ -3653,6 +2992,8 @@
       <w:r>
         <w:rPr>
           <w:rFonts w:ascii="Verdana" w:eastAsiaTheme="minorEastAsia" w:hAnsi="Verdana"/>
+          <w:sz w:val="22"/>
+          <w:szCs w:val="22"/>
         </w:rPr>
         <w:t xml:space="preserve">Adicionalmente a todo esto, se aplicó también el algoritmo de </w:t>
       </w:r>
@@ -3660,6 +3001,8 @@
       <w:r>
         <w:rPr>
           <w:rFonts w:ascii="Verdana" w:eastAsiaTheme="minorEastAsia" w:hAnsi="Verdana"/>
+          <w:sz w:val="22"/>
+          <w:szCs w:val="22"/>
         </w:rPr>
         <w:t>Dinamic</w:t>
       </w:r>
@@ -3667,6 +3010,8 @@
       <w:r>
         <w:rPr>
           <w:rFonts w:ascii="Verdana" w:eastAsiaTheme="minorEastAsia" w:hAnsi="Verdana"/>
+          <w:sz w:val="22"/>
+          <w:szCs w:val="22"/>
         </w:rPr>
         <w:t xml:space="preserve"> Time </w:t>
       </w:r>
@@ -3674,6 +3019,8 @@
       <w:r>
         <w:rPr>
           <w:rFonts w:ascii="Verdana" w:eastAsiaTheme="minorEastAsia" w:hAnsi="Verdana"/>
+          <w:sz w:val="22"/>
+          <w:szCs w:val="22"/>
         </w:rPr>
         <w:t>Warping</w:t>
       </w:r>
@@ -3681,6 +3028,8 @@
       <w:r>
         <w:rPr>
           <w:rFonts w:ascii="Verdana" w:eastAsiaTheme="minorEastAsia" w:hAnsi="Verdana"/>
+          <w:sz w:val="22"/>
+          <w:szCs w:val="22"/>
         </w:rPr>
         <w:t xml:space="preserve"> (DTW), el cual calcula las distancias entre las series de tiempo de cada id de producto (comparándolas de a pares), y clasificando las mismas dentro de determinados grupos (</w:t>
       </w:r>
@@ -3689,6 +3038,8 @@
       <w:r>
         <w:rPr>
           <w:rFonts w:ascii="Verdana" w:eastAsiaTheme="minorEastAsia" w:hAnsi="Verdana"/>
+          <w:sz w:val="22"/>
+          <w:szCs w:val="22"/>
         </w:rPr>
         <w:t>clusters</w:t>
       </w:r>
@@ -3697,6 +3048,8 @@
       <w:r>
         <w:rPr>
           <w:rFonts w:ascii="Verdana" w:eastAsiaTheme="minorEastAsia" w:hAnsi="Verdana"/>
+          <w:sz w:val="22"/>
+          <w:szCs w:val="22"/>
         </w:rPr>
         <w:t xml:space="preserve">) por su similitud. Se utilizó un número de 50 </w:t>
       </w:r>
@@ -3705,6 +3058,8 @@
       <w:r>
         <w:rPr>
           <w:rFonts w:ascii="Verdana" w:eastAsiaTheme="minorEastAsia" w:hAnsi="Verdana"/>
+          <w:sz w:val="22"/>
+          <w:szCs w:val="22"/>
         </w:rPr>
         <w:t>clusters</w:t>
       </w:r>
@@ -3713,20 +3068,17 @@
       <w:r>
         <w:rPr>
           <w:rFonts w:ascii="Verdana" w:eastAsiaTheme="minorEastAsia" w:hAnsi="Verdana"/>
-        </w:rPr>
-        <w:t xml:space="preserve">, por </w:t>
-      </w:r>
-      <w:r>
-        <w:rPr>
-          <w:rFonts w:ascii="Verdana" w:eastAsiaTheme="minorEastAsia" w:hAnsi="Verdana"/>
-        </w:rPr>
-        <w:lastRenderedPageBreak/>
-        <w:t xml:space="preserve">recomendación de la cátedra publicada en </w:t>
+          <w:sz w:val="22"/>
+          <w:szCs w:val="22"/>
+        </w:rPr>
+        <w:t xml:space="preserve">, por recomendación de la cátedra publicada en </w:t>
       </w:r>
       <w:proofErr w:type="spellStart"/>
       <w:r>
         <w:rPr>
           <w:rFonts w:ascii="Verdana" w:eastAsiaTheme="minorEastAsia" w:hAnsi="Verdana"/>
+          <w:sz w:val="22"/>
+          <w:szCs w:val="22"/>
         </w:rPr>
         <w:t>Zulip</w:t>
       </w:r>
@@ -3734,12 +3086,16 @@
       <w:r>
         <w:rPr>
           <w:rFonts w:ascii="Verdana" w:eastAsiaTheme="minorEastAsia" w:hAnsi="Verdana"/>
+          <w:sz w:val="22"/>
+          <w:szCs w:val="22"/>
         </w:rPr>
         <w:t xml:space="preserve"> (canal “lr3-Clase 04”, tema “una muy buena solución”).</w:t>
       </w:r>
       <w:r>
         <w:rPr>
           <w:rFonts w:ascii="Verdana" w:eastAsiaTheme="minorEastAsia" w:hAnsi="Verdana"/>
+          <w:sz w:val="22"/>
+          <w:szCs w:val="22"/>
         </w:rPr>
         <w:t xml:space="preserve"> Esto se usó como input para </w:t>
       </w:r>
@@ -3747,6 +3103,8 @@
       <w:r>
         <w:rPr>
           <w:rFonts w:ascii="Verdana" w:eastAsiaTheme="minorEastAsia" w:hAnsi="Verdana"/>
+          <w:sz w:val="22"/>
+          <w:szCs w:val="22"/>
         </w:rPr>
         <w:t>LightGBM</w:t>
       </w:r>
@@ -3754,6 +3112,8 @@
       <w:r>
         <w:rPr>
           <w:rFonts w:ascii="Verdana" w:eastAsiaTheme="minorEastAsia" w:hAnsi="Verdana"/>
+          <w:sz w:val="22"/>
+          <w:szCs w:val="22"/>
         </w:rPr>
         <w:t xml:space="preserve"> y también para Regresión Lineal.</w:t>
       </w:r>
@@ -3771,7 +3131,7 @@
           <w:szCs w:val="36"/>
         </w:rPr>
       </w:pPr>
-      <w:bookmarkStart w:id="3" w:name="_Toc205851088"/>
+      <w:bookmarkStart w:id="3" w:name="_Toc206195595"/>
       <w:r>
         <w:rPr>
           <w:rFonts w:ascii="Verdana" w:eastAsiaTheme="minorEastAsia" w:hAnsi="Verdana" w:cstheme="minorBidi"/>
@@ -3780,6 +3140,7 @@
           <w:sz w:val="36"/>
           <w:szCs w:val="36"/>
         </w:rPr>
+        <w:lastRenderedPageBreak/>
         <w:t>4</w:t>
       </w:r>
       <w:r>
@@ -3815,7 +3176,7 @@
           <w:bCs/>
         </w:rPr>
       </w:pPr>
-      <w:bookmarkStart w:id="4" w:name="_Toc205851089"/>
+      <w:bookmarkStart w:id="4" w:name="_Toc206195596"/>
       <w:r>
         <w:rPr>
           <w:rFonts w:ascii="Verdana" w:eastAsiaTheme="minorEastAsia" w:hAnsi="Verdana" w:cstheme="minorBidi"/>
@@ -3856,11 +3217,15 @@
         <w:jc w:val="both"/>
         <w:rPr>
           <w:rFonts w:ascii="Verdana" w:eastAsiaTheme="minorEastAsia" w:hAnsi="Verdana"/>
-        </w:rPr>
-      </w:pPr>
-      <w:r>
-        <w:rPr>
-          <w:rFonts w:ascii="Verdana" w:eastAsiaTheme="minorEastAsia" w:hAnsi="Verdana"/>
+          <w:sz w:val="22"/>
+          <w:szCs w:val="22"/>
+        </w:rPr>
+      </w:pPr>
+      <w:r>
+        <w:rPr>
+          <w:rFonts w:ascii="Verdana" w:eastAsiaTheme="minorEastAsia" w:hAnsi="Verdana"/>
+          <w:sz w:val="22"/>
+          <w:szCs w:val="22"/>
         </w:rPr>
         <w:t>Existen 2 (dos) niveles de granularidad de los cuales puede partir el algoritmo que determina la predicción:</w:t>
       </w:r>
@@ -3876,6 +3241,8 @@
         <w:jc w:val="both"/>
         <w:rPr>
           <w:rFonts w:ascii="Verdana" w:eastAsiaTheme="minorEastAsia" w:hAnsi="Verdana"/>
+          <w:sz w:val="22"/>
+          <w:szCs w:val="22"/>
         </w:rPr>
       </w:pPr>
       <w:r>
@@ -3883,6 +3250,8 @@
           <w:rFonts w:ascii="Verdana" w:eastAsiaTheme="minorEastAsia" w:hAnsi="Verdana"/>
           <w:b/>
           <w:bCs/>
+          <w:sz w:val="22"/>
+          <w:szCs w:val="22"/>
         </w:rPr>
         <w:t xml:space="preserve">Granularidad </w:t>
       </w:r>
@@ -3891,6 +3260,8 @@
           <w:rFonts w:ascii="Verdana" w:eastAsiaTheme="minorEastAsia" w:hAnsi="Verdana"/>
           <w:b/>
           <w:bCs/>
+          <w:sz w:val="22"/>
+          <w:szCs w:val="22"/>
         </w:rPr>
         <w:t>período-producto</w:t>
       </w:r>
@@ -3899,18 +3270,24 @@
           <w:rFonts w:ascii="Verdana" w:eastAsiaTheme="minorEastAsia" w:hAnsi="Verdana"/>
           <w:b/>
           <w:bCs/>
+          <w:sz w:val="22"/>
+          <w:szCs w:val="22"/>
         </w:rPr>
         <w:t>:</w:t>
       </w:r>
       <w:r>
         <w:rPr>
           <w:rFonts w:ascii="Verdana" w:eastAsiaTheme="minorEastAsia" w:hAnsi="Verdana"/>
+          <w:sz w:val="22"/>
+          <w:szCs w:val="22"/>
         </w:rPr>
         <w:t xml:space="preserve"> </w:t>
       </w:r>
       <w:r>
         <w:rPr>
           <w:rFonts w:ascii="Verdana" w:eastAsiaTheme="minorEastAsia" w:hAnsi="Verdana"/>
+          <w:sz w:val="22"/>
+          <w:szCs w:val="22"/>
         </w:rPr>
         <w:t xml:space="preserve">acá se </w:t>
       </w:r>
@@ -3918,6 +3295,8 @@
       <w:r>
         <w:rPr>
           <w:rFonts w:ascii="Verdana" w:eastAsiaTheme="minorEastAsia" w:hAnsi="Verdana"/>
+          <w:sz w:val="22"/>
+          <w:szCs w:val="22"/>
         </w:rPr>
         <w:t>sumarizan</w:t>
       </w:r>
@@ -3925,6 +3304,8 @@
       <w:r>
         <w:rPr>
           <w:rFonts w:ascii="Verdana" w:eastAsiaTheme="minorEastAsia" w:hAnsi="Verdana"/>
+          <w:sz w:val="22"/>
+          <w:szCs w:val="22"/>
         </w:rPr>
         <w:t xml:space="preserve"> las toneladas de cada id de producto para un mismo año-mes, sin discriminar por cliente</w:t>
       </w:r>
@@ -3940,6 +3321,8 @@
         <w:jc w:val="both"/>
         <w:rPr>
           <w:rFonts w:ascii="Verdana" w:eastAsiaTheme="minorEastAsia" w:hAnsi="Verdana"/>
+          <w:sz w:val="22"/>
+          <w:szCs w:val="22"/>
         </w:rPr>
       </w:pPr>
       <w:r>
@@ -3947,6 +3330,8 @@
           <w:rFonts w:ascii="Verdana" w:eastAsiaTheme="minorEastAsia" w:hAnsi="Verdana"/>
           <w:b/>
           <w:bCs/>
+          <w:sz w:val="22"/>
+          <w:szCs w:val="22"/>
         </w:rPr>
         <w:t xml:space="preserve">Granularidad </w:t>
       </w:r>
@@ -3955,34 +3340,34 @@
           <w:rFonts w:ascii="Verdana" w:eastAsiaTheme="minorEastAsia" w:hAnsi="Verdana"/>
           <w:b/>
           <w:bCs/>
-        </w:rPr>
-        <w:t>período-producto</w:t>
+          <w:sz w:val="22"/>
+          <w:szCs w:val="22"/>
+        </w:rPr>
+        <w:t>período-producto-cliente</w:t>
       </w:r>
       <w:r>
         <w:rPr>
           <w:rFonts w:ascii="Verdana" w:eastAsiaTheme="minorEastAsia" w:hAnsi="Verdana"/>
           <w:b/>
           <w:bCs/>
-        </w:rPr>
-        <w:t>-cliente</w:t>
-      </w:r>
-      <w:r>
-        <w:rPr>
-          <w:rFonts w:ascii="Verdana" w:eastAsiaTheme="minorEastAsia" w:hAnsi="Verdana"/>
-          <w:b/>
-          <w:bCs/>
+          <w:sz w:val="22"/>
+          <w:szCs w:val="22"/>
         </w:rPr>
         <w:t>:</w:t>
       </w:r>
       <w:r>
         <w:rPr>
           <w:rFonts w:ascii="Verdana" w:eastAsiaTheme="minorEastAsia" w:hAnsi="Verdana"/>
+          <w:sz w:val="22"/>
+          <w:szCs w:val="22"/>
         </w:rPr>
         <w:t xml:space="preserve"> </w:t>
       </w:r>
       <w:r>
         <w:rPr>
           <w:rFonts w:ascii="Verdana" w:eastAsiaTheme="minorEastAsia" w:hAnsi="Verdana"/>
+          <w:sz w:val="22"/>
+          <w:szCs w:val="22"/>
         </w:rPr>
         <w:t xml:space="preserve">se desagrega el nivel anterior a nivel de cliente, completando con 0 (cero) en los casos de que un cliente no haya comprado en un mes determinado un producto que alguna vez compró. Se tuvo en cuenta el ciclo de vida del producto, es decir, no se completó con ceros en los meses anteriores al nacimiento </w:t>
       </w:r>
@@ -3990,6 +3375,8 @@
       <w:r>
         <w:rPr>
           <w:rFonts w:ascii="Verdana" w:eastAsiaTheme="minorEastAsia" w:hAnsi="Verdana"/>
+          <w:sz w:val="22"/>
+          <w:szCs w:val="22"/>
         </w:rPr>
         <w:t>del mismo</w:t>
       </w:r>
@@ -3997,6 +3384,8 @@
       <w:r>
         <w:rPr>
           <w:rFonts w:ascii="Verdana" w:eastAsiaTheme="minorEastAsia" w:hAnsi="Verdana"/>
+          <w:sz w:val="22"/>
+          <w:szCs w:val="22"/>
         </w:rPr>
         <w:t xml:space="preserve"> ni posteriores a su expiración.</w:t>
       </w:r>
@@ -4008,6 +3397,8 @@
         <w:jc w:val="both"/>
         <w:rPr>
           <w:rFonts w:ascii="Verdana" w:eastAsiaTheme="minorEastAsia" w:hAnsi="Verdana"/>
+          <w:sz w:val="22"/>
+          <w:szCs w:val="22"/>
         </w:rPr>
       </w:pPr>
     </w:p>
@@ -4018,11 +3409,15 @@
         <w:jc w:val="both"/>
         <w:rPr>
           <w:rFonts w:ascii="Verdana" w:eastAsiaTheme="minorEastAsia" w:hAnsi="Verdana"/>
-        </w:rPr>
-      </w:pPr>
-      <w:r>
-        <w:rPr>
-          <w:rFonts w:ascii="Verdana" w:eastAsiaTheme="minorEastAsia" w:hAnsi="Verdana"/>
+          <w:sz w:val="22"/>
+          <w:szCs w:val="22"/>
+        </w:rPr>
+      </w:pPr>
+      <w:r>
+        <w:rPr>
+          <w:rFonts w:ascii="Verdana" w:eastAsiaTheme="minorEastAsia" w:hAnsi="Verdana"/>
+          <w:sz w:val="22"/>
+          <w:szCs w:val="22"/>
         </w:rPr>
         <w:t>En todos los modelos ensayados anteriormente, se trabajó en la granularidad más simple (período-producto), quedando pendiente hacer pruebas con la granularidad que incluye apertura por cliente.</w:t>
       </w:r>
@@ -4038,7 +3433,7 @@
           <w:bCs/>
         </w:rPr>
       </w:pPr>
-      <w:bookmarkStart w:id="5" w:name="_Toc205851090"/>
+      <w:bookmarkStart w:id="5" w:name="_Toc206195597"/>
       <w:r>
         <w:rPr>
           <w:rFonts w:ascii="Verdana" w:eastAsiaTheme="minorEastAsia" w:hAnsi="Verdana" w:cstheme="minorBidi"/>
@@ -4061,23 +3456,7 @@
           <w:b/>
           <w:bCs/>
         </w:rPr>
-        <w:t>Criterios adoptados y t</w:t>
-      </w:r>
-      <w:r>
-        <w:rPr>
-          <w:rFonts w:ascii="Verdana" w:eastAsiaTheme="minorEastAsia" w:hAnsi="Verdana" w:cstheme="minorBidi"/>
-          <w:b/>
-          <w:bCs/>
-        </w:rPr>
-        <w:t>ransformaciones</w:t>
-      </w:r>
-      <w:r>
-        <w:rPr>
-          <w:rFonts w:ascii="Verdana" w:eastAsiaTheme="minorEastAsia" w:hAnsi="Verdana" w:cstheme="minorBidi"/>
-          <w:b/>
-          <w:bCs/>
-        </w:rPr>
-        <w:t xml:space="preserve"> hechas</w:t>
+        <w:t>Criterios adoptados y transformaciones hechas</w:t>
       </w:r>
       <w:bookmarkEnd w:id="5"/>
     </w:p>
@@ -4087,6 +3466,8 @@
         <w:jc w:val="both"/>
         <w:rPr>
           <w:rFonts w:ascii="Verdana" w:eastAsiaTheme="minorEastAsia" w:hAnsi="Verdana"/>
+          <w:sz w:val="22"/>
+          <w:szCs w:val="22"/>
         </w:rPr>
       </w:pPr>
       <w:r>
@@ -4094,6 +3475,8 @@
           <w:rFonts w:ascii="Verdana" w:eastAsiaTheme="minorEastAsia" w:hAnsi="Verdana"/>
           <w:b/>
           <w:bCs/>
+          <w:sz w:val="22"/>
+          <w:szCs w:val="22"/>
         </w:rPr>
         <w:t>Partición entrenamiento/validación</w:t>
       </w:r>
@@ -4102,12 +3485,16 @@
           <w:rFonts w:ascii="Verdana" w:eastAsiaTheme="minorEastAsia" w:hAnsi="Verdana"/>
           <w:b/>
           <w:bCs/>
+          <w:sz w:val="22"/>
+          <w:szCs w:val="22"/>
         </w:rPr>
         <w:t>:</w:t>
       </w:r>
       <w:r>
         <w:rPr>
           <w:rFonts w:ascii="Verdana" w:eastAsiaTheme="minorEastAsia" w:hAnsi="Verdana"/>
+          <w:sz w:val="22"/>
+          <w:szCs w:val="22"/>
         </w:rPr>
         <w:t xml:space="preserve"> para </w:t>
       </w:r>
@@ -4115,6 +3502,8 @@
       <w:r>
         <w:rPr>
           <w:rFonts w:ascii="Verdana" w:eastAsiaTheme="minorEastAsia" w:hAnsi="Verdana"/>
+          <w:sz w:val="22"/>
+          <w:szCs w:val="22"/>
         </w:rPr>
         <w:t>LightGBM</w:t>
       </w:r>
@@ -4122,6 +3511,8 @@
       <w:r>
         <w:rPr>
           <w:rFonts w:ascii="Verdana" w:eastAsiaTheme="minorEastAsia" w:hAnsi="Verdana"/>
+          <w:sz w:val="22"/>
+          <w:szCs w:val="22"/>
         </w:rPr>
         <w:t xml:space="preserve"> se dividieron los registros de la siguiente manera.</w:t>
       </w:r>
@@ -4137,6 +3528,8 @@
         <w:jc w:val="both"/>
         <w:rPr>
           <w:rFonts w:ascii="Verdana" w:eastAsiaTheme="minorEastAsia" w:hAnsi="Verdana"/>
+          <w:sz w:val="22"/>
+          <w:szCs w:val="22"/>
         </w:rPr>
       </w:pPr>
       <w:r>
@@ -4144,30 +3537,40 @@
           <w:rFonts w:ascii="Verdana" w:eastAsiaTheme="minorEastAsia" w:hAnsi="Verdana"/>
           <w:b/>
           <w:bCs/>
+          <w:sz w:val="22"/>
+          <w:szCs w:val="22"/>
         </w:rPr>
         <w:t>Entrenamiento:</w:t>
       </w:r>
       <w:r>
         <w:rPr>
           <w:rFonts w:ascii="Verdana" w:eastAsiaTheme="minorEastAsia" w:hAnsi="Verdana"/>
+          <w:sz w:val="22"/>
+          <w:szCs w:val="22"/>
         </w:rPr>
         <w:t xml:space="preserve"> </w:t>
       </w:r>
       <w:r>
         <w:rPr>
           <w:rFonts w:ascii="Verdana" w:eastAsiaTheme="minorEastAsia" w:hAnsi="Verdana"/>
+          <w:sz w:val="22"/>
+          <w:szCs w:val="22"/>
         </w:rPr>
         <w:t xml:space="preserve">desde 201701 </w:t>
       </w:r>
       <w:r>
         <w:rPr>
           <w:rFonts w:ascii="Verdana" w:eastAsiaTheme="minorEastAsia" w:hAnsi="Verdana"/>
+          <w:sz w:val="22"/>
+          <w:szCs w:val="22"/>
         </w:rPr>
         <w:t>hasta 2019</w:t>
       </w:r>
       <w:r>
         <w:rPr>
           <w:rFonts w:ascii="Verdana" w:eastAsiaTheme="minorEastAsia" w:hAnsi="Verdana"/>
+          <w:sz w:val="22"/>
+          <w:szCs w:val="22"/>
         </w:rPr>
         <w:t>10</w:t>
       </w:r>
@@ -4183,6 +3586,8 @@
         <w:jc w:val="both"/>
         <w:rPr>
           <w:rFonts w:ascii="Verdana" w:eastAsiaTheme="minorEastAsia" w:hAnsi="Verdana"/>
+          <w:sz w:val="22"/>
+          <w:szCs w:val="22"/>
         </w:rPr>
       </w:pPr>
       <w:r>
@@ -4190,18 +3595,24 @@
           <w:rFonts w:ascii="Verdana" w:eastAsiaTheme="minorEastAsia" w:hAnsi="Verdana"/>
           <w:b/>
           <w:bCs/>
+          <w:sz w:val="22"/>
+          <w:szCs w:val="22"/>
         </w:rPr>
         <w:t>Validación:</w:t>
       </w:r>
       <w:r>
         <w:rPr>
           <w:rFonts w:ascii="Verdana" w:eastAsiaTheme="minorEastAsia" w:hAnsi="Verdana"/>
+          <w:sz w:val="22"/>
+          <w:szCs w:val="22"/>
         </w:rPr>
         <w:t xml:space="preserve"> desde 2019</w:t>
       </w:r>
       <w:r>
         <w:rPr>
           <w:rFonts w:ascii="Verdana" w:eastAsiaTheme="minorEastAsia" w:hAnsi="Verdana"/>
+          <w:sz w:val="22"/>
+          <w:szCs w:val="22"/>
         </w:rPr>
         <w:t>11 hasta 201912</w:t>
       </w:r>
@@ -4212,6 +3623,8 @@
         <w:jc w:val="both"/>
         <w:rPr>
           <w:rFonts w:ascii="Verdana" w:eastAsiaTheme="minorEastAsia" w:hAnsi="Verdana"/>
+          <w:sz w:val="22"/>
+          <w:szCs w:val="22"/>
         </w:rPr>
       </w:pPr>
       <w:proofErr w:type="spellStart"/>
@@ -4220,6 +3633,8 @@
           <w:rFonts w:ascii="Verdana" w:eastAsiaTheme="minorEastAsia" w:hAnsi="Verdana"/>
           <w:b/>
           <w:bCs/>
+          <w:sz w:val="22"/>
+          <w:szCs w:val="22"/>
         </w:rPr>
         <w:t>Feature</w:t>
       </w:r>
@@ -4229,6 +3644,8 @@
           <w:rFonts w:ascii="Verdana" w:eastAsiaTheme="minorEastAsia" w:hAnsi="Verdana"/>
           <w:b/>
           <w:bCs/>
+          <w:sz w:val="22"/>
+          <w:szCs w:val="22"/>
         </w:rPr>
         <w:t xml:space="preserve"> </w:t>
       </w:r>
@@ -4238,6 +3655,8 @@
           <w:rFonts w:ascii="Verdana" w:eastAsiaTheme="minorEastAsia" w:hAnsi="Verdana"/>
           <w:b/>
           <w:bCs/>
+          <w:sz w:val="22"/>
+          <w:szCs w:val="22"/>
         </w:rPr>
         <w:t>Engineering</w:t>
       </w:r>
@@ -4247,12 +3666,16 @@
           <w:rFonts w:ascii="Verdana" w:eastAsiaTheme="minorEastAsia" w:hAnsi="Verdana"/>
           <w:b/>
           <w:bCs/>
+          <w:sz w:val="22"/>
+          <w:szCs w:val="22"/>
         </w:rPr>
         <w:t>:</w:t>
       </w:r>
       <w:r>
         <w:rPr>
           <w:rFonts w:ascii="Verdana" w:eastAsiaTheme="minorEastAsia" w:hAnsi="Verdana"/>
+          <w:sz w:val="22"/>
+          <w:szCs w:val="22"/>
         </w:rPr>
         <w:t xml:space="preserve"> aplicado a </w:t>
       </w:r>
@@ -4260,6 +3683,8 @@
       <w:r>
         <w:rPr>
           <w:rFonts w:ascii="Verdana" w:eastAsiaTheme="minorEastAsia" w:hAnsi="Verdana"/>
+          <w:sz w:val="22"/>
+          <w:szCs w:val="22"/>
         </w:rPr>
         <w:t>LightGBM</w:t>
       </w:r>
@@ -4267,6 +3692,8 @@
       <w:r>
         <w:rPr>
           <w:rFonts w:ascii="Verdana" w:eastAsiaTheme="minorEastAsia" w:hAnsi="Verdana"/>
+          <w:sz w:val="22"/>
+          <w:szCs w:val="22"/>
         </w:rPr>
         <w:t>, se crearon las siguientes variables</w:t>
       </w:r>
@@ -4282,23 +3709,31 @@
         <w:jc w:val="both"/>
         <w:rPr>
           <w:rFonts w:ascii="Verdana" w:eastAsiaTheme="minorEastAsia" w:hAnsi="Verdana"/>
-        </w:rPr>
-      </w:pPr>
-      <w:r>
-        <w:rPr>
-          <w:rFonts w:ascii="Verdana" w:eastAsiaTheme="minorEastAsia" w:hAnsi="Verdana"/>
+          <w:sz w:val="22"/>
+          <w:szCs w:val="22"/>
+        </w:rPr>
+      </w:pPr>
+      <w:r>
+        <w:rPr>
+          <w:rFonts w:ascii="Verdana" w:eastAsiaTheme="minorEastAsia" w:hAnsi="Verdana"/>
+          <w:sz w:val="22"/>
+          <w:szCs w:val="22"/>
         </w:rPr>
         <w:t>3</w:t>
       </w:r>
       <w:r>
         <w:rPr>
           <w:rFonts w:ascii="Verdana" w:eastAsiaTheme="minorEastAsia" w:hAnsi="Verdana"/>
+          <w:sz w:val="22"/>
+          <w:szCs w:val="22"/>
         </w:rPr>
         <w:t>5</w:t>
       </w:r>
       <w:r>
         <w:rPr>
           <w:rFonts w:ascii="Verdana" w:eastAsiaTheme="minorEastAsia" w:hAnsi="Verdana"/>
+          <w:sz w:val="22"/>
+          <w:szCs w:val="22"/>
         </w:rPr>
         <w:t xml:space="preserve"> </w:t>
       </w:r>
@@ -4306,6 +3741,8 @@
       <w:r>
         <w:rPr>
           <w:rFonts w:ascii="Verdana" w:eastAsiaTheme="minorEastAsia" w:hAnsi="Verdana"/>
+          <w:sz w:val="22"/>
+          <w:szCs w:val="22"/>
         </w:rPr>
         <w:t>lags</w:t>
       </w:r>
@@ -4313,12 +3750,16 @@
       <w:r>
         <w:rPr>
           <w:rFonts w:ascii="Verdana" w:eastAsiaTheme="minorEastAsia" w:hAnsi="Verdana"/>
+          <w:sz w:val="22"/>
+          <w:szCs w:val="22"/>
         </w:rPr>
         <w:t xml:space="preserve"> ventas</w:t>
       </w:r>
       <w:r>
         <w:rPr>
           <w:rFonts w:ascii="Verdana" w:eastAsiaTheme="minorEastAsia" w:hAnsi="Verdana"/>
+          <w:sz w:val="22"/>
+          <w:szCs w:val="22"/>
         </w:rPr>
         <w:t xml:space="preserve"> mensuales</w:t>
       </w:r>
@@ -4334,11 +3775,15 @@
         <w:jc w:val="both"/>
         <w:rPr>
           <w:rFonts w:ascii="Verdana" w:eastAsiaTheme="minorEastAsia" w:hAnsi="Verdana"/>
-        </w:rPr>
-      </w:pPr>
-      <w:r>
-        <w:rPr>
-          <w:rFonts w:ascii="Verdana" w:eastAsiaTheme="minorEastAsia" w:hAnsi="Verdana"/>
+          <w:sz w:val="22"/>
+          <w:szCs w:val="22"/>
+        </w:rPr>
+      </w:pPr>
+      <w:r>
+        <w:rPr>
+          <w:rFonts w:ascii="Verdana" w:eastAsiaTheme="minorEastAsia" w:hAnsi="Verdana"/>
+          <w:sz w:val="22"/>
+          <w:szCs w:val="22"/>
         </w:rPr>
         <w:t xml:space="preserve">34 </w:t>
       </w:r>
@@ -4346,12 +3791,16 @@
       <w:r>
         <w:rPr>
           <w:rFonts w:ascii="Verdana" w:eastAsiaTheme="minorEastAsia" w:hAnsi="Verdana"/>
+          <w:sz w:val="22"/>
+          <w:szCs w:val="22"/>
         </w:rPr>
         <w:t>l</w:t>
       </w:r>
       <w:r>
         <w:rPr>
           <w:rFonts w:ascii="Verdana" w:eastAsiaTheme="minorEastAsia" w:hAnsi="Verdana"/>
+          <w:sz w:val="22"/>
+          <w:szCs w:val="22"/>
         </w:rPr>
         <w:t>ags</w:t>
       </w:r>
@@ -4359,6 +3808,8 @@
       <w:r>
         <w:rPr>
           <w:rFonts w:ascii="Verdana" w:eastAsiaTheme="minorEastAsia" w:hAnsi="Verdana"/>
+          <w:sz w:val="22"/>
+          <w:szCs w:val="22"/>
         </w:rPr>
         <w:t xml:space="preserve"> de diferencias entre ventas de meses consecutivos</w:t>
       </w:r>
@@ -4374,12 +3825,16 @@
         <w:jc w:val="both"/>
         <w:rPr>
           <w:rFonts w:ascii="Verdana" w:eastAsiaTheme="minorEastAsia" w:hAnsi="Verdana"/>
+          <w:sz w:val="22"/>
+          <w:szCs w:val="22"/>
         </w:rPr>
       </w:pPr>
       <w:proofErr w:type="spellStart"/>
       <w:r>
         <w:rPr>
           <w:rFonts w:ascii="Verdana" w:eastAsiaTheme="minorEastAsia" w:hAnsi="Verdana"/>
+          <w:sz w:val="22"/>
+          <w:szCs w:val="22"/>
         </w:rPr>
         <w:t>Features</w:t>
       </w:r>
@@ -4387,12 +3842,32 @@
       <w:r>
         <w:rPr>
           <w:rFonts w:ascii="Verdana" w:eastAsiaTheme="minorEastAsia" w:hAnsi="Verdana"/>
-        </w:rPr>
-        <w:t xml:space="preserve"> temporales (mes, trimestre, año</w:t>
-      </w:r>
-      <w:r>
-        <w:rPr>
-          <w:rFonts w:ascii="Verdana" w:eastAsiaTheme="minorEastAsia" w:hAnsi="Verdana"/>
+          <w:sz w:val="22"/>
+          <w:szCs w:val="22"/>
+        </w:rPr>
+        <w:t xml:space="preserve"> temporales (mes, </w:t>
+      </w:r>
+      <w:r>
+        <w:rPr>
+          <w:rFonts w:ascii="Verdana" w:eastAsiaTheme="minorEastAsia" w:hAnsi="Verdana"/>
+          <w:sz w:val="22"/>
+          <w:szCs w:val="22"/>
+        </w:rPr>
+        <w:t>días del mes</w:t>
+      </w:r>
+      <w:r>
+        <w:rPr>
+          <w:rFonts w:ascii="Verdana" w:eastAsiaTheme="minorEastAsia" w:hAnsi="Verdana"/>
+          <w:sz w:val="22"/>
+          <w:szCs w:val="22"/>
+        </w:rPr>
+        <w:t>, año</w:t>
+      </w:r>
+      <w:r>
+        <w:rPr>
+          <w:rFonts w:ascii="Verdana" w:eastAsiaTheme="minorEastAsia" w:hAnsi="Verdana"/>
+          <w:sz w:val="22"/>
+          <w:szCs w:val="22"/>
         </w:rPr>
         <w:t xml:space="preserve">, </w:t>
       </w:r>
@@ -4400,6 +3875,8 @@
       <w:r>
         <w:rPr>
           <w:rFonts w:ascii="Verdana" w:eastAsiaTheme="minorEastAsia" w:hAnsi="Verdana"/>
+          <w:sz w:val="22"/>
+          <w:szCs w:val="22"/>
         </w:rPr>
         <w:t>quarter</w:t>
       </w:r>
@@ -4407,6 +3884,8 @@
       <w:r>
         <w:rPr>
           <w:rFonts w:ascii="Verdana" w:eastAsiaTheme="minorEastAsia" w:hAnsi="Verdana"/>
+          <w:sz w:val="22"/>
+          <w:szCs w:val="22"/>
         </w:rPr>
         <w:t>)</w:t>
       </w:r>
@@ -4422,11 +3901,15 @@
         <w:jc w:val="both"/>
         <w:rPr>
           <w:rFonts w:ascii="Verdana" w:eastAsiaTheme="minorEastAsia" w:hAnsi="Verdana"/>
-        </w:rPr>
-      </w:pPr>
-      <w:r>
-        <w:rPr>
-          <w:rFonts w:ascii="Verdana" w:eastAsiaTheme="minorEastAsia" w:hAnsi="Verdana"/>
+          <w:sz w:val="22"/>
+          <w:szCs w:val="22"/>
+        </w:rPr>
+      </w:pPr>
+      <w:r>
+        <w:rPr>
+          <w:rFonts w:ascii="Verdana" w:eastAsiaTheme="minorEastAsia" w:hAnsi="Verdana"/>
+          <w:sz w:val="22"/>
+          <w:szCs w:val="22"/>
         </w:rPr>
         <w:t xml:space="preserve">Predicción según </w:t>
       </w:r>
@@ -4434,6 +3917,8 @@
       <w:r>
         <w:rPr>
           <w:rFonts w:ascii="Verdana" w:eastAsiaTheme="minorEastAsia" w:hAnsi="Verdana"/>
+          <w:sz w:val="22"/>
+          <w:szCs w:val="22"/>
         </w:rPr>
         <w:t>AutoGluon</w:t>
       </w:r>
@@ -4450,6 +3935,8 @@
         <w:jc w:val="both"/>
         <w:rPr>
           <w:rFonts w:ascii="Verdana" w:eastAsiaTheme="minorEastAsia" w:hAnsi="Verdana"/>
+          <w:sz w:val="22"/>
+          <w:szCs w:val="22"/>
         </w:rPr>
       </w:pPr>
       <w:proofErr w:type="spellStart"/>
@@ -4457,8 +3944,9 @@
       <w:r>
         <w:rPr>
           <w:rFonts w:ascii="Verdana" w:eastAsiaTheme="minorEastAsia" w:hAnsi="Verdana"/>
-        </w:rPr>
-        <w:lastRenderedPageBreak/>
+          <w:sz w:val="22"/>
+          <w:szCs w:val="22"/>
+        </w:rPr>
         <w:t>Cluster</w:t>
       </w:r>
       <w:proofErr w:type="spellEnd"/>
@@ -4466,6 +3954,8 @@
       <w:r>
         <w:rPr>
           <w:rFonts w:ascii="Verdana" w:eastAsiaTheme="minorEastAsia" w:hAnsi="Verdana"/>
+          <w:sz w:val="22"/>
+          <w:szCs w:val="22"/>
         </w:rPr>
         <w:t xml:space="preserve"> determinado por algoritmo de DTW (seteado para agrupar en 50 </w:t>
       </w:r>
@@ -4474,6 +3964,8 @@
       <w:r>
         <w:rPr>
           <w:rFonts w:ascii="Verdana" w:eastAsiaTheme="minorEastAsia" w:hAnsi="Verdana"/>
+          <w:sz w:val="22"/>
+          <w:szCs w:val="22"/>
         </w:rPr>
         <w:t>clusters</w:t>
       </w:r>
@@ -4482,6 +3974,8 @@
       <w:r>
         <w:rPr>
           <w:rFonts w:ascii="Verdana" w:eastAsiaTheme="minorEastAsia" w:hAnsi="Verdana"/>
+          <w:sz w:val="22"/>
+          <w:szCs w:val="22"/>
         </w:rPr>
         <w:t>)</w:t>
       </w:r>
@@ -4493,6 +3987,8 @@
         <w:jc w:val="both"/>
         <w:rPr>
           <w:rFonts w:ascii="Verdana" w:eastAsiaTheme="minorEastAsia" w:hAnsi="Verdana"/>
+          <w:sz w:val="22"/>
+          <w:szCs w:val="22"/>
         </w:rPr>
       </w:pPr>
     </w:p>
@@ -4502,6 +3998,8 @@
         <w:jc w:val="both"/>
         <w:rPr>
           <w:rFonts w:ascii="Verdana" w:eastAsiaTheme="minorEastAsia" w:hAnsi="Verdana"/>
+          <w:sz w:val="22"/>
+          <w:szCs w:val="22"/>
         </w:rPr>
       </w:pPr>
       <w:r>
@@ -4509,12 +4007,16 @@
           <w:rFonts w:ascii="Verdana" w:eastAsiaTheme="minorEastAsia" w:hAnsi="Verdana"/>
           <w:b/>
           <w:bCs/>
+          <w:sz w:val="22"/>
+          <w:szCs w:val="22"/>
         </w:rPr>
         <w:t>Productos “mágicos”</w:t>
       </w:r>
       <w:r>
         <w:rPr>
           <w:rFonts w:ascii="Verdana" w:eastAsiaTheme="minorEastAsia" w:hAnsi="Verdana"/>
+          <w:sz w:val="22"/>
+          <w:szCs w:val="22"/>
         </w:rPr>
         <w:t xml:space="preserve">: por recomendación de la cátedra, se seleccionaron 33 productos con su serie completa desde 201801 hasta 201812, a los efectos de entrenar una regresión lineal con esos 12 meses para los 33 productos, estableciendo como variable </w:t>
       </w:r>
@@ -4522,6 +4024,8 @@
       <w:r>
         <w:rPr>
           <w:rFonts w:ascii="Verdana" w:eastAsiaTheme="minorEastAsia" w:hAnsi="Verdana"/>
+          <w:sz w:val="22"/>
+          <w:szCs w:val="22"/>
         </w:rPr>
         <w:t>target</w:t>
       </w:r>
@@ -4529,6 +4033,8 @@
       <w:r>
         <w:rPr>
           <w:rFonts w:ascii="Verdana" w:eastAsiaTheme="minorEastAsia" w:hAnsi="Verdana"/>
+          <w:sz w:val="22"/>
+          <w:szCs w:val="22"/>
         </w:rPr>
         <w:t xml:space="preserve"> las ventas del mes 201902. Estos productos son los siguientes códigos:</w:t>
       </w:r>
@@ -4539,12 +4045,16 @@
         <w:jc w:val="both"/>
         <w:rPr>
           <w:rFonts w:ascii="Verdana" w:eastAsiaTheme="minorEastAsia" w:hAnsi="Verdana"/>
+          <w:sz w:val="22"/>
+          <w:szCs w:val="22"/>
         </w:rPr>
       </w:pPr>
       <w:r>
         <w:rPr>
           <w:rFonts w:ascii="Verdana" w:eastAsiaTheme="minorEastAsia" w:hAnsi="Verdana"/>
           <w:color w:val="000000" w:themeColor="text1"/>
+          <w:sz w:val="22"/>
+          <w:szCs w:val="22"/>
         </w:rPr>
         <w:t>[</w:t>
       </w:r>
@@ -4552,6 +4062,8 @@
         <w:rPr>
           <w:rFonts w:ascii="Verdana" w:eastAsiaTheme="minorEastAsia" w:hAnsi="Verdana"/>
           <w:color w:val="666666"/>
+          <w:sz w:val="22"/>
+          <w:szCs w:val="22"/>
         </w:rPr>
         <w:t>20002</w:t>
       </w:r>
@@ -4559,6 +4071,8 @@
         <w:rPr>
           <w:rFonts w:ascii="Verdana" w:eastAsiaTheme="minorEastAsia" w:hAnsi="Verdana"/>
           <w:color w:val="000000" w:themeColor="text1"/>
+          <w:sz w:val="22"/>
+          <w:szCs w:val="22"/>
         </w:rPr>
         <w:t xml:space="preserve">, </w:t>
       </w:r>
@@ -4566,6 +4080,8 @@
         <w:rPr>
           <w:rFonts w:ascii="Verdana" w:eastAsiaTheme="minorEastAsia" w:hAnsi="Verdana"/>
           <w:color w:val="666666"/>
+          <w:sz w:val="22"/>
+          <w:szCs w:val="22"/>
         </w:rPr>
         <w:t>20003</w:t>
       </w:r>
@@ -4573,6 +4089,8 @@
         <w:rPr>
           <w:rFonts w:ascii="Verdana" w:eastAsiaTheme="minorEastAsia" w:hAnsi="Verdana"/>
           <w:color w:val="000000" w:themeColor="text1"/>
+          <w:sz w:val="22"/>
+          <w:szCs w:val="22"/>
         </w:rPr>
         <w:t xml:space="preserve">, </w:t>
       </w:r>
@@ -4580,6 +4098,8 @@
         <w:rPr>
           <w:rFonts w:ascii="Verdana" w:eastAsiaTheme="minorEastAsia" w:hAnsi="Verdana"/>
           <w:color w:val="666666"/>
+          <w:sz w:val="22"/>
+          <w:szCs w:val="22"/>
         </w:rPr>
         <w:t>20006</w:t>
       </w:r>
@@ -4587,6 +4107,8 @@
         <w:rPr>
           <w:rFonts w:ascii="Verdana" w:eastAsiaTheme="minorEastAsia" w:hAnsi="Verdana"/>
           <w:color w:val="000000" w:themeColor="text1"/>
+          <w:sz w:val="22"/>
+          <w:szCs w:val="22"/>
         </w:rPr>
         <w:t xml:space="preserve">, </w:t>
       </w:r>
@@ -4594,6 +4116,8 @@
         <w:rPr>
           <w:rFonts w:ascii="Verdana" w:eastAsiaTheme="minorEastAsia" w:hAnsi="Verdana"/>
           <w:color w:val="666666"/>
+          <w:sz w:val="22"/>
+          <w:szCs w:val="22"/>
         </w:rPr>
         <w:t>20010</w:t>
       </w:r>
@@ -4601,6 +4125,8 @@
         <w:rPr>
           <w:rFonts w:ascii="Verdana" w:eastAsiaTheme="minorEastAsia" w:hAnsi="Verdana"/>
           <w:color w:val="000000" w:themeColor="text1"/>
+          <w:sz w:val="22"/>
+          <w:szCs w:val="22"/>
         </w:rPr>
         <w:t xml:space="preserve">, </w:t>
       </w:r>
@@ -4608,6 +4134,8 @@
         <w:rPr>
           <w:rFonts w:ascii="Verdana" w:eastAsiaTheme="minorEastAsia" w:hAnsi="Verdana"/>
           <w:color w:val="666666"/>
+          <w:sz w:val="22"/>
+          <w:szCs w:val="22"/>
         </w:rPr>
         <w:t>20011</w:t>
       </w:r>
@@ -4615,6 +4143,8 @@
         <w:rPr>
           <w:rFonts w:ascii="Verdana" w:eastAsiaTheme="minorEastAsia" w:hAnsi="Verdana"/>
           <w:color w:val="000000" w:themeColor="text1"/>
+          <w:sz w:val="22"/>
+          <w:szCs w:val="22"/>
         </w:rPr>
         <w:t xml:space="preserve">, </w:t>
       </w:r>
@@ -4622,6 +4152,8 @@
         <w:rPr>
           <w:rFonts w:ascii="Verdana" w:eastAsiaTheme="minorEastAsia" w:hAnsi="Verdana"/>
           <w:color w:val="666666"/>
+          <w:sz w:val="22"/>
+          <w:szCs w:val="22"/>
         </w:rPr>
         <w:t>20018</w:t>
       </w:r>
@@ -4629,6 +4161,8 @@
         <w:rPr>
           <w:rFonts w:ascii="Verdana" w:eastAsiaTheme="minorEastAsia" w:hAnsi="Verdana"/>
           <w:color w:val="000000" w:themeColor="text1"/>
+          <w:sz w:val="22"/>
+          <w:szCs w:val="22"/>
         </w:rPr>
         <w:t xml:space="preserve">, </w:t>
       </w:r>
@@ -4636,6 +4170,8 @@
         <w:rPr>
           <w:rFonts w:ascii="Verdana" w:eastAsiaTheme="minorEastAsia" w:hAnsi="Verdana"/>
           <w:color w:val="666666"/>
+          <w:sz w:val="22"/>
+          <w:szCs w:val="22"/>
         </w:rPr>
         <w:t>20019</w:t>
       </w:r>
@@ -4643,6 +4179,8 @@
         <w:rPr>
           <w:rFonts w:ascii="Verdana" w:eastAsiaTheme="minorEastAsia" w:hAnsi="Verdana"/>
           <w:color w:val="000000" w:themeColor="text1"/>
+          <w:sz w:val="22"/>
+          <w:szCs w:val="22"/>
         </w:rPr>
         <w:t xml:space="preserve">, </w:t>
       </w:r>
@@ -4650,6 +4188,8 @@
         <w:rPr>
           <w:rFonts w:ascii="Verdana" w:eastAsiaTheme="minorEastAsia" w:hAnsi="Verdana"/>
           <w:color w:val="666666"/>
+          <w:sz w:val="22"/>
+          <w:szCs w:val="22"/>
         </w:rPr>
         <w:t>20021</w:t>
       </w:r>
@@ -4657,6 +4197,8 @@
         <w:rPr>
           <w:rFonts w:ascii="Verdana" w:eastAsiaTheme="minorEastAsia" w:hAnsi="Verdana"/>
           <w:color w:val="000000" w:themeColor="text1"/>
+          <w:sz w:val="22"/>
+          <w:szCs w:val="22"/>
         </w:rPr>
         <w:t xml:space="preserve">, </w:t>
       </w:r>
@@ -4664,6 +4206,8 @@
         <w:rPr>
           <w:rFonts w:ascii="Verdana" w:eastAsiaTheme="minorEastAsia" w:hAnsi="Verdana"/>
           <w:color w:val="666666"/>
+          <w:sz w:val="22"/>
+          <w:szCs w:val="22"/>
         </w:rPr>
         <w:t>20026</w:t>
       </w:r>
@@ -4671,6 +4215,8 @@
         <w:rPr>
           <w:rFonts w:ascii="Verdana" w:eastAsiaTheme="minorEastAsia" w:hAnsi="Verdana"/>
           <w:color w:val="000000" w:themeColor="text1"/>
+          <w:sz w:val="22"/>
+          <w:szCs w:val="22"/>
         </w:rPr>
         <w:t xml:space="preserve">, </w:t>
       </w:r>
@@ -4678,6 +4224,8 @@
         <w:rPr>
           <w:rFonts w:ascii="Verdana" w:eastAsiaTheme="minorEastAsia" w:hAnsi="Verdana"/>
           <w:color w:val="666666"/>
+          <w:sz w:val="22"/>
+          <w:szCs w:val="22"/>
         </w:rPr>
         <w:t>20028</w:t>
       </w:r>
@@ -4685,6 +4233,8 @@
         <w:rPr>
           <w:rFonts w:ascii="Verdana" w:eastAsiaTheme="minorEastAsia" w:hAnsi="Verdana"/>
           <w:color w:val="000000" w:themeColor="text1"/>
+          <w:sz w:val="22"/>
+          <w:szCs w:val="22"/>
         </w:rPr>
         <w:t xml:space="preserve">, </w:t>
       </w:r>
@@ -4692,6 +4242,8 @@
         <w:rPr>
           <w:rFonts w:ascii="Verdana" w:eastAsiaTheme="minorEastAsia" w:hAnsi="Verdana"/>
           <w:color w:val="666666"/>
+          <w:sz w:val="22"/>
+          <w:szCs w:val="22"/>
         </w:rPr>
         <w:t>20035</w:t>
       </w:r>
@@ -4699,6 +4251,8 @@
         <w:rPr>
           <w:rFonts w:ascii="Verdana" w:eastAsiaTheme="minorEastAsia" w:hAnsi="Verdana"/>
           <w:color w:val="000000" w:themeColor="text1"/>
+          <w:sz w:val="22"/>
+          <w:szCs w:val="22"/>
         </w:rPr>
         <w:t xml:space="preserve">, </w:t>
       </w:r>
@@ -4706,6 +4260,8 @@
         <w:rPr>
           <w:rFonts w:ascii="Verdana" w:eastAsiaTheme="minorEastAsia" w:hAnsi="Verdana"/>
           <w:color w:val="666666"/>
+          <w:sz w:val="22"/>
+          <w:szCs w:val="22"/>
         </w:rPr>
         <w:t>20039</w:t>
       </w:r>
@@ -4713,6 +4269,8 @@
         <w:rPr>
           <w:rFonts w:ascii="Verdana" w:eastAsiaTheme="minorEastAsia" w:hAnsi="Verdana"/>
           <w:color w:val="000000" w:themeColor="text1"/>
+          <w:sz w:val="22"/>
+          <w:szCs w:val="22"/>
         </w:rPr>
         <w:t xml:space="preserve">, </w:t>
       </w:r>
@@ -4720,6 +4278,8 @@
         <w:rPr>
           <w:rFonts w:ascii="Verdana" w:eastAsiaTheme="minorEastAsia" w:hAnsi="Verdana"/>
           <w:color w:val="666666"/>
+          <w:sz w:val="22"/>
+          <w:szCs w:val="22"/>
         </w:rPr>
         <w:t>20042</w:t>
       </w:r>
@@ -4727,6 +4287,8 @@
         <w:rPr>
           <w:rFonts w:ascii="Verdana" w:eastAsiaTheme="minorEastAsia" w:hAnsi="Verdana"/>
           <w:color w:val="000000" w:themeColor="text1"/>
+          <w:sz w:val="22"/>
+          <w:szCs w:val="22"/>
         </w:rPr>
         <w:t xml:space="preserve">, </w:t>
       </w:r>
@@ -4734,6 +4296,8 @@
         <w:rPr>
           <w:rFonts w:ascii="Verdana" w:eastAsiaTheme="minorEastAsia" w:hAnsi="Verdana"/>
           <w:color w:val="666666"/>
+          <w:sz w:val="22"/>
+          <w:szCs w:val="22"/>
         </w:rPr>
         <w:t>20044</w:t>
       </w:r>
@@ -4741,6 +4305,8 @@
         <w:rPr>
           <w:rFonts w:ascii="Verdana" w:eastAsiaTheme="minorEastAsia" w:hAnsi="Verdana"/>
           <w:color w:val="000000" w:themeColor="text1"/>
+          <w:sz w:val="22"/>
+          <w:szCs w:val="22"/>
         </w:rPr>
         <w:t xml:space="preserve">, </w:t>
       </w:r>
@@ -4748,6 +4314,8 @@
         <w:rPr>
           <w:rFonts w:ascii="Verdana" w:eastAsiaTheme="minorEastAsia" w:hAnsi="Verdana"/>
           <w:color w:val="666666"/>
+          <w:sz w:val="22"/>
+          <w:szCs w:val="22"/>
         </w:rPr>
         <w:t>20045</w:t>
       </w:r>
@@ -4755,6 +4323,8 @@
         <w:rPr>
           <w:rFonts w:ascii="Verdana" w:eastAsiaTheme="minorEastAsia" w:hAnsi="Verdana"/>
           <w:color w:val="000000" w:themeColor="text1"/>
+          <w:sz w:val="22"/>
+          <w:szCs w:val="22"/>
         </w:rPr>
         <w:t xml:space="preserve">, </w:t>
       </w:r>
@@ -4762,6 +4332,8 @@
         <w:rPr>
           <w:rFonts w:ascii="Verdana" w:eastAsiaTheme="minorEastAsia" w:hAnsi="Verdana"/>
           <w:color w:val="666666"/>
+          <w:sz w:val="22"/>
+          <w:szCs w:val="22"/>
         </w:rPr>
         <w:t>20046</w:t>
       </w:r>
@@ -4769,6 +4341,8 @@
         <w:rPr>
           <w:rFonts w:ascii="Verdana" w:eastAsiaTheme="minorEastAsia" w:hAnsi="Verdana"/>
           <w:color w:val="000000" w:themeColor="text1"/>
+          <w:sz w:val="22"/>
+          <w:szCs w:val="22"/>
         </w:rPr>
         <w:t xml:space="preserve">, </w:t>
       </w:r>
@@ -4776,6 +4350,8 @@
         <w:rPr>
           <w:rFonts w:ascii="Verdana" w:eastAsiaTheme="minorEastAsia" w:hAnsi="Verdana"/>
           <w:color w:val="666666"/>
+          <w:sz w:val="22"/>
+          <w:szCs w:val="22"/>
         </w:rPr>
         <w:t>20049</w:t>
       </w:r>
@@ -4783,6 +4359,8 @@
         <w:rPr>
           <w:rFonts w:ascii="Verdana" w:eastAsiaTheme="minorEastAsia" w:hAnsi="Verdana"/>
           <w:color w:val="000000" w:themeColor="text1"/>
+          <w:sz w:val="22"/>
+          <w:szCs w:val="22"/>
         </w:rPr>
         <w:t xml:space="preserve">, </w:t>
       </w:r>
@@ -4790,6 +4368,8 @@
         <w:rPr>
           <w:rFonts w:ascii="Verdana" w:eastAsiaTheme="minorEastAsia" w:hAnsi="Verdana"/>
           <w:color w:val="666666"/>
+          <w:sz w:val="22"/>
+          <w:szCs w:val="22"/>
         </w:rPr>
         <w:t>20051</w:t>
       </w:r>
@@ -4797,6 +4377,8 @@
         <w:rPr>
           <w:rFonts w:ascii="Verdana" w:eastAsiaTheme="minorEastAsia" w:hAnsi="Verdana"/>
           <w:color w:val="000000" w:themeColor="text1"/>
+          <w:sz w:val="22"/>
+          <w:szCs w:val="22"/>
         </w:rPr>
         <w:t xml:space="preserve">, </w:t>
       </w:r>
@@ -4804,6 +4386,8 @@
         <w:rPr>
           <w:rFonts w:ascii="Verdana" w:eastAsiaTheme="minorEastAsia" w:hAnsi="Verdana"/>
           <w:color w:val="666666"/>
+          <w:sz w:val="22"/>
+          <w:szCs w:val="22"/>
         </w:rPr>
         <w:t>20052</w:t>
       </w:r>
@@ -4811,6 +4395,8 @@
         <w:rPr>
           <w:rFonts w:ascii="Verdana" w:eastAsiaTheme="minorEastAsia" w:hAnsi="Verdana"/>
           <w:color w:val="000000" w:themeColor="text1"/>
+          <w:sz w:val="22"/>
+          <w:szCs w:val="22"/>
         </w:rPr>
         <w:t xml:space="preserve">, </w:t>
       </w:r>
@@ -4818,6 +4404,8 @@
         <w:rPr>
           <w:rFonts w:ascii="Verdana" w:eastAsiaTheme="minorEastAsia" w:hAnsi="Verdana"/>
           <w:color w:val="666666"/>
+          <w:sz w:val="22"/>
+          <w:szCs w:val="22"/>
         </w:rPr>
         <w:t>20053</w:t>
       </w:r>
@@ -4825,6 +4413,8 @@
         <w:rPr>
           <w:rFonts w:ascii="Verdana" w:eastAsiaTheme="minorEastAsia" w:hAnsi="Verdana"/>
           <w:color w:val="000000" w:themeColor="text1"/>
+          <w:sz w:val="22"/>
+          <w:szCs w:val="22"/>
         </w:rPr>
         <w:t xml:space="preserve">, </w:t>
       </w:r>
@@ -4832,13 +4422,18 @@
         <w:rPr>
           <w:rFonts w:ascii="Verdana" w:eastAsiaTheme="minorEastAsia" w:hAnsi="Verdana"/>
           <w:color w:val="666666"/>
-        </w:rPr>
+          <w:sz w:val="22"/>
+          <w:szCs w:val="22"/>
+        </w:rPr>
+        <w:lastRenderedPageBreak/>
         <w:t>20055</w:t>
       </w:r>
       <w:r>
         <w:rPr>
           <w:rFonts w:ascii="Verdana" w:eastAsiaTheme="minorEastAsia" w:hAnsi="Verdana"/>
           <w:color w:val="000000" w:themeColor="text1"/>
+          <w:sz w:val="22"/>
+          <w:szCs w:val="22"/>
         </w:rPr>
         <w:t xml:space="preserve">, </w:t>
       </w:r>
@@ -4846,6 +4441,8 @@
         <w:rPr>
           <w:rFonts w:ascii="Verdana" w:eastAsiaTheme="minorEastAsia" w:hAnsi="Verdana"/>
           <w:color w:val="666666"/>
+          <w:sz w:val="22"/>
+          <w:szCs w:val="22"/>
         </w:rPr>
         <w:t>20008</w:t>
       </w:r>
@@ -4853,6 +4450,8 @@
         <w:rPr>
           <w:rFonts w:ascii="Verdana" w:eastAsiaTheme="minorEastAsia" w:hAnsi="Verdana"/>
           <w:color w:val="000000" w:themeColor="text1"/>
+          <w:sz w:val="22"/>
+          <w:szCs w:val="22"/>
         </w:rPr>
         <w:t xml:space="preserve">, </w:t>
       </w:r>
@@ -4860,6 +4459,8 @@
         <w:rPr>
           <w:rFonts w:ascii="Verdana" w:eastAsiaTheme="minorEastAsia" w:hAnsi="Verdana"/>
           <w:color w:val="666666"/>
+          <w:sz w:val="22"/>
+          <w:szCs w:val="22"/>
         </w:rPr>
         <w:t>20001</w:t>
       </w:r>
@@ -4867,6 +4468,8 @@
         <w:rPr>
           <w:rFonts w:ascii="Verdana" w:eastAsiaTheme="minorEastAsia" w:hAnsi="Verdana"/>
           <w:color w:val="000000" w:themeColor="text1"/>
+          <w:sz w:val="22"/>
+          <w:szCs w:val="22"/>
         </w:rPr>
         <w:t xml:space="preserve">, </w:t>
       </w:r>
@@ -4874,6 +4477,8 @@
         <w:rPr>
           <w:rFonts w:ascii="Verdana" w:eastAsiaTheme="minorEastAsia" w:hAnsi="Verdana"/>
           <w:color w:val="666666"/>
+          <w:sz w:val="22"/>
+          <w:szCs w:val="22"/>
         </w:rPr>
         <w:t>20017</w:t>
       </w:r>
@@ -4881,6 +4486,8 @@
         <w:rPr>
           <w:rFonts w:ascii="Verdana" w:eastAsiaTheme="minorEastAsia" w:hAnsi="Verdana"/>
           <w:color w:val="000000" w:themeColor="text1"/>
+          <w:sz w:val="22"/>
+          <w:szCs w:val="22"/>
         </w:rPr>
         <w:t xml:space="preserve">, </w:t>
       </w:r>
@@ -4888,6 +4495,8 @@
         <w:rPr>
           <w:rFonts w:ascii="Verdana" w:eastAsiaTheme="minorEastAsia" w:hAnsi="Verdana"/>
           <w:color w:val="666666"/>
+          <w:sz w:val="22"/>
+          <w:szCs w:val="22"/>
         </w:rPr>
         <w:t>20086</w:t>
       </w:r>
@@ -4895,6 +4504,8 @@
         <w:rPr>
           <w:rFonts w:ascii="Verdana" w:eastAsiaTheme="minorEastAsia" w:hAnsi="Verdana"/>
           <w:color w:val="000000" w:themeColor="text1"/>
+          <w:sz w:val="22"/>
+          <w:szCs w:val="22"/>
         </w:rPr>
         <w:t xml:space="preserve">, </w:t>
       </w:r>
@@ -4902,6 +4513,8 @@
         <w:rPr>
           <w:rFonts w:ascii="Verdana" w:eastAsiaTheme="minorEastAsia" w:hAnsi="Verdana"/>
           <w:color w:val="666666"/>
+          <w:sz w:val="22"/>
+          <w:szCs w:val="22"/>
         </w:rPr>
         <w:t>20180</w:t>
       </w:r>
@@ -4909,6 +4522,8 @@
         <w:rPr>
           <w:rFonts w:ascii="Verdana" w:eastAsiaTheme="minorEastAsia" w:hAnsi="Verdana"/>
           <w:color w:val="000000" w:themeColor="text1"/>
+          <w:sz w:val="22"/>
+          <w:szCs w:val="22"/>
         </w:rPr>
         <w:t xml:space="preserve">, </w:t>
       </w:r>
@@ -4916,6 +4531,8 @@
         <w:rPr>
           <w:rFonts w:ascii="Verdana" w:eastAsiaTheme="minorEastAsia" w:hAnsi="Verdana"/>
           <w:color w:val="666666"/>
+          <w:sz w:val="22"/>
+          <w:szCs w:val="22"/>
         </w:rPr>
         <w:t>20193</w:t>
       </w:r>
@@ -4923,6 +4540,8 @@
         <w:rPr>
           <w:rFonts w:ascii="Verdana" w:eastAsiaTheme="minorEastAsia" w:hAnsi="Verdana"/>
           <w:color w:val="000000" w:themeColor="text1"/>
+          <w:sz w:val="22"/>
+          <w:szCs w:val="22"/>
         </w:rPr>
         <w:t xml:space="preserve">, </w:t>
       </w:r>
@@ -4930,6 +4549,8 @@
         <w:rPr>
           <w:rFonts w:ascii="Verdana" w:eastAsiaTheme="minorEastAsia" w:hAnsi="Verdana"/>
           <w:color w:val="666666"/>
+          <w:sz w:val="22"/>
+          <w:szCs w:val="22"/>
         </w:rPr>
         <w:t>20320</w:t>
       </w:r>
@@ -4937,6 +4558,8 @@
         <w:rPr>
           <w:rFonts w:ascii="Verdana" w:eastAsiaTheme="minorEastAsia" w:hAnsi="Verdana"/>
           <w:color w:val="000000" w:themeColor="text1"/>
+          <w:sz w:val="22"/>
+          <w:szCs w:val="22"/>
         </w:rPr>
         <w:t xml:space="preserve">, </w:t>
       </w:r>
@@ -4944,6 +4567,8 @@
         <w:rPr>
           <w:rFonts w:ascii="Verdana" w:eastAsiaTheme="minorEastAsia" w:hAnsi="Verdana"/>
           <w:color w:val="666666"/>
+          <w:sz w:val="22"/>
+          <w:szCs w:val="22"/>
         </w:rPr>
         <w:t>20532</w:t>
       </w:r>
@@ -4951,6 +4576,8 @@
         <w:rPr>
           <w:rFonts w:ascii="Verdana" w:eastAsiaTheme="minorEastAsia" w:hAnsi="Verdana"/>
           <w:color w:val="000000" w:themeColor="text1"/>
+          <w:sz w:val="22"/>
+          <w:szCs w:val="22"/>
         </w:rPr>
         <w:t xml:space="preserve">, </w:t>
       </w:r>
@@ -4958,6 +4585,8 @@
         <w:rPr>
           <w:rFonts w:ascii="Verdana" w:eastAsiaTheme="minorEastAsia" w:hAnsi="Verdana"/>
           <w:color w:val="666666"/>
+          <w:sz w:val="22"/>
+          <w:szCs w:val="22"/>
         </w:rPr>
         <w:t>20612</w:t>
       </w:r>
@@ -4965,6 +4594,8 @@
         <w:rPr>
           <w:rFonts w:ascii="Verdana" w:eastAsiaTheme="minorEastAsia" w:hAnsi="Verdana"/>
           <w:color w:val="000000" w:themeColor="text1"/>
+          <w:sz w:val="22"/>
+          <w:szCs w:val="22"/>
         </w:rPr>
         <w:t xml:space="preserve">, </w:t>
       </w:r>
@@ -4972,6 +4603,8 @@
         <w:rPr>
           <w:rFonts w:ascii="Verdana" w:eastAsiaTheme="minorEastAsia" w:hAnsi="Verdana"/>
           <w:color w:val="666666"/>
+          <w:sz w:val="22"/>
+          <w:szCs w:val="22"/>
         </w:rPr>
         <w:t>20637</w:t>
       </w:r>
@@ -4979,6 +4612,8 @@
         <w:rPr>
           <w:rFonts w:ascii="Verdana" w:eastAsiaTheme="minorEastAsia" w:hAnsi="Verdana"/>
           <w:color w:val="000000" w:themeColor="text1"/>
+          <w:sz w:val="22"/>
+          <w:szCs w:val="22"/>
         </w:rPr>
         <w:t xml:space="preserve">, </w:t>
       </w:r>
@@ -4986,6 +4621,8 @@
         <w:rPr>
           <w:rFonts w:ascii="Verdana" w:eastAsiaTheme="minorEastAsia" w:hAnsi="Verdana"/>
           <w:color w:val="666666"/>
+          <w:sz w:val="22"/>
+          <w:szCs w:val="22"/>
         </w:rPr>
         <w:t>20807</w:t>
       </w:r>
@@ -4993,6 +4630,8 @@
         <w:rPr>
           <w:rFonts w:ascii="Verdana" w:eastAsiaTheme="minorEastAsia" w:hAnsi="Verdana"/>
           <w:color w:val="000000" w:themeColor="text1"/>
+          <w:sz w:val="22"/>
+          <w:szCs w:val="22"/>
         </w:rPr>
         <w:t xml:space="preserve">, </w:t>
       </w:r>
@@ -5000,6 +4639,8 @@
         <w:rPr>
           <w:rFonts w:ascii="Verdana" w:eastAsiaTheme="minorEastAsia" w:hAnsi="Verdana"/>
           <w:color w:val="666666"/>
+          <w:sz w:val="22"/>
+          <w:szCs w:val="22"/>
         </w:rPr>
         <w:t>20838</w:t>
       </w:r>
@@ -5007,6 +4648,8 @@
         <w:rPr>
           <w:rFonts w:ascii="Verdana" w:eastAsiaTheme="minorEastAsia" w:hAnsi="Verdana"/>
           <w:color w:val="000000" w:themeColor="text1"/>
+          <w:sz w:val="22"/>
+          <w:szCs w:val="22"/>
         </w:rPr>
         <w:t>]</w:t>
       </w:r>
@@ -5024,7 +4667,7 @@
           <w:szCs w:val="36"/>
         </w:rPr>
       </w:pPr>
-      <w:bookmarkStart w:id="6" w:name="_Toc205851091"/>
+      <w:bookmarkStart w:id="6" w:name="_Toc206195598"/>
       <w:r>
         <w:rPr>
           <w:rFonts w:ascii="Verdana" w:eastAsiaTheme="minorEastAsia" w:hAnsi="Verdana" w:cstheme="minorBidi"/>
@@ -5098,7 +4741,7 @@
           <w:bCs/>
         </w:rPr>
       </w:pPr>
-      <w:bookmarkStart w:id="7" w:name="_Toc205851092"/>
+      <w:bookmarkStart w:id="7" w:name="_Toc206195599"/>
       <w:r>
         <w:rPr>
           <w:rFonts w:ascii="Verdana" w:eastAsiaTheme="minorEastAsia" w:hAnsi="Verdana" w:cstheme="minorBidi"/>
@@ -5131,11 +4774,15 @@
         <w:jc w:val="both"/>
         <w:rPr>
           <w:rFonts w:ascii="Verdana" w:eastAsiaTheme="minorEastAsia" w:hAnsi="Verdana"/>
-        </w:rPr>
-      </w:pPr>
-      <w:r>
-        <w:rPr>
-          <w:rFonts w:ascii="Verdana" w:eastAsiaTheme="minorEastAsia" w:hAnsi="Verdana"/>
+          <w:sz w:val="22"/>
+          <w:szCs w:val="22"/>
+        </w:rPr>
+      </w:pPr>
+      <w:r>
+        <w:rPr>
+          <w:rFonts w:ascii="Verdana" w:eastAsiaTheme="minorEastAsia" w:hAnsi="Verdana"/>
+          <w:sz w:val="22"/>
+          <w:szCs w:val="22"/>
         </w:rPr>
         <w:t>A modo de establecer un “</w:t>
       </w:r>
@@ -5143,6 +4790,8 @@
       <w:r>
         <w:rPr>
           <w:rFonts w:ascii="Verdana" w:eastAsiaTheme="minorEastAsia" w:hAnsi="Verdana"/>
+          <w:sz w:val="22"/>
+          <w:szCs w:val="22"/>
         </w:rPr>
         <w:t>baseline</w:t>
       </w:r>
@@ -5150,6 +4799,8 @@
       <w:r>
         <w:rPr>
           <w:rFonts w:ascii="Verdana" w:eastAsiaTheme="minorEastAsia" w:hAnsi="Verdana"/>
+          <w:sz w:val="22"/>
+          <w:szCs w:val="22"/>
         </w:rPr>
         <w:t>” para intentar superar con las predicciones posteriores, se intentó predecir 202002 promediando sucesivamente:</w:t>
       </w:r>
@@ -5165,11 +4816,15 @@
         <w:jc w:val="both"/>
         <w:rPr>
           <w:rFonts w:ascii="Verdana" w:eastAsiaTheme="minorEastAsia" w:hAnsi="Verdana"/>
-        </w:rPr>
-      </w:pPr>
-      <w:r>
-        <w:rPr>
-          <w:rFonts w:ascii="Verdana" w:eastAsiaTheme="minorEastAsia" w:hAnsi="Verdana"/>
+          <w:sz w:val="22"/>
+          <w:szCs w:val="22"/>
+        </w:rPr>
+      </w:pPr>
+      <w:r>
+        <w:rPr>
+          <w:rFonts w:ascii="Verdana" w:eastAsiaTheme="minorEastAsia" w:hAnsi="Verdana"/>
+          <w:sz w:val="22"/>
+          <w:szCs w:val="22"/>
         </w:rPr>
         <w:t>Últimos 3 (tres) meses de los cuales se tiene información (201910 a 201912)</w:t>
       </w:r>
@@ -5185,49 +4840,17 @@
         <w:jc w:val="both"/>
         <w:rPr>
           <w:rFonts w:ascii="Verdana" w:eastAsiaTheme="minorEastAsia" w:hAnsi="Verdana"/>
-        </w:rPr>
-      </w:pPr>
-      <w:r>
-        <w:rPr>
-          <w:rFonts w:ascii="Verdana" w:eastAsiaTheme="minorEastAsia" w:hAnsi="Verdana"/>
-        </w:rPr>
-        <w:t xml:space="preserve">Últimos </w:t>
-      </w:r>
-      <w:r>
-        <w:rPr>
-          <w:rFonts w:ascii="Verdana" w:eastAsiaTheme="minorEastAsia" w:hAnsi="Verdana"/>
-        </w:rPr>
-        <w:t>6</w:t>
-      </w:r>
-      <w:r>
-        <w:rPr>
-          <w:rFonts w:ascii="Verdana" w:eastAsiaTheme="minorEastAsia" w:hAnsi="Verdana"/>
-        </w:rPr>
-        <w:t xml:space="preserve"> (</w:t>
-      </w:r>
-      <w:r>
-        <w:rPr>
-          <w:rFonts w:ascii="Verdana" w:eastAsiaTheme="minorEastAsia" w:hAnsi="Verdana"/>
-        </w:rPr>
-        <w:t>sei</w:t>
-      </w:r>
-      <w:r>
-        <w:rPr>
-          <w:rFonts w:ascii="Verdana" w:eastAsiaTheme="minorEastAsia" w:hAnsi="Verdana"/>
-        </w:rPr>
-        <w:t>s) meses de los cuales se tiene información (2019</w:t>
-      </w:r>
-      <w:r>
-        <w:rPr>
-          <w:rFonts w:ascii="Verdana" w:eastAsiaTheme="minorEastAsia" w:hAnsi="Verdana"/>
-        </w:rPr>
-        <w:t>07</w:t>
-      </w:r>
-      <w:r>
-        <w:rPr>
-          <w:rFonts w:ascii="Verdana" w:eastAsiaTheme="minorEastAsia" w:hAnsi="Verdana"/>
-        </w:rPr>
-        <w:t xml:space="preserve"> a 201912)</w:t>
+          <w:sz w:val="22"/>
+          <w:szCs w:val="22"/>
+        </w:rPr>
+      </w:pPr>
+      <w:r>
+        <w:rPr>
+          <w:rFonts w:ascii="Verdana" w:eastAsiaTheme="minorEastAsia" w:hAnsi="Verdana"/>
+          <w:sz w:val="22"/>
+          <w:szCs w:val="22"/>
+        </w:rPr>
+        <w:t>Últimos 6 (seis) meses de los cuales se tiene información (201907 a 201912)</w:t>
       </w:r>
     </w:p>
     <w:p>
@@ -5241,55 +4864,17 @@
         <w:jc w:val="both"/>
         <w:rPr>
           <w:rFonts w:ascii="Verdana" w:eastAsiaTheme="minorEastAsia" w:hAnsi="Verdana"/>
-        </w:rPr>
-      </w:pPr>
-      <w:r>
-        <w:rPr>
-          <w:rFonts w:ascii="Verdana" w:eastAsiaTheme="minorEastAsia" w:hAnsi="Verdana"/>
-        </w:rPr>
-        <w:t xml:space="preserve">Últimos </w:t>
-      </w:r>
-      <w:r>
-        <w:rPr>
-          <w:rFonts w:ascii="Verdana" w:eastAsiaTheme="minorEastAsia" w:hAnsi="Verdana"/>
-        </w:rPr>
-        <w:t>12</w:t>
-      </w:r>
-      <w:r>
-        <w:rPr>
-          <w:rFonts w:ascii="Verdana" w:eastAsiaTheme="minorEastAsia" w:hAnsi="Verdana"/>
-        </w:rPr>
-        <w:t xml:space="preserve"> (</w:t>
-      </w:r>
-      <w:r>
-        <w:rPr>
-          <w:rFonts w:ascii="Verdana" w:eastAsiaTheme="minorEastAsia" w:hAnsi="Verdana"/>
-        </w:rPr>
-        <w:t>doce</w:t>
-      </w:r>
-      <w:r>
-        <w:rPr>
-          <w:rFonts w:ascii="Verdana" w:eastAsiaTheme="minorEastAsia" w:hAnsi="Verdana"/>
-        </w:rPr>
-        <w:t>) meses de los cuales se tiene información (2019</w:t>
-      </w:r>
-      <w:r>
-        <w:rPr>
-          <w:rFonts w:ascii="Verdana" w:eastAsiaTheme="minorEastAsia" w:hAnsi="Verdana"/>
-        </w:rPr>
-        <w:t>01</w:t>
-      </w:r>
-      <w:r>
-        <w:rPr>
-          <w:rFonts w:ascii="Verdana" w:eastAsiaTheme="minorEastAsia" w:hAnsi="Verdana"/>
-        </w:rPr>
-        <w:t xml:space="preserve"> a 201912)</w:t>
-      </w:r>
-      <w:r>
-        <w:rPr>
-          <w:rFonts w:ascii="Verdana" w:eastAsiaTheme="minorEastAsia" w:hAnsi="Verdana"/>
-        </w:rPr>
-        <w:t>. Esta última fue la predicción que mejor score público registró, y por ende fue adoptada como referencia para experimentos posteriores</w:t>
+          <w:sz w:val="22"/>
+          <w:szCs w:val="22"/>
+        </w:rPr>
+      </w:pPr>
+      <w:r>
+        <w:rPr>
+          <w:rFonts w:ascii="Verdana" w:eastAsiaTheme="minorEastAsia" w:hAnsi="Verdana"/>
+          <w:sz w:val="22"/>
+          <w:szCs w:val="22"/>
+        </w:rPr>
+        <w:t>Últimos 12 (doce) meses de los cuales se tiene información (201901 a 201912). Esta última fue la predicción que mejor score público registró, y por ende fue adoptada como referencia para experimentos posteriores</w:t>
       </w:r>
     </w:p>
     <w:p>
@@ -5303,7 +4888,7 @@
           <w:bCs/>
         </w:rPr>
       </w:pPr>
-      <w:bookmarkStart w:id="8" w:name="_Toc205851093"/>
+      <w:bookmarkStart w:id="8" w:name="_Toc206195600"/>
       <w:r>
         <w:rPr>
           <w:rFonts w:ascii="Verdana" w:eastAsiaTheme="minorEastAsia" w:hAnsi="Verdana" w:cstheme="minorBidi"/>
@@ -5352,11 +4937,15 @@
         <w:jc w:val="both"/>
         <w:rPr>
           <w:rFonts w:ascii="Verdana" w:eastAsiaTheme="minorEastAsia" w:hAnsi="Verdana"/>
-        </w:rPr>
-      </w:pPr>
-      <w:r>
-        <w:rPr>
-          <w:rFonts w:ascii="Verdana" w:eastAsiaTheme="minorEastAsia" w:hAnsi="Verdana"/>
+          <w:sz w:val="22"/>
+          <w:szCs w:val="22"/>
+        </w:rPr>
+      </w:pPr>
+      <w:r>
+        <w:rPr>
+          <w:rFonts w:ascii="Verdana" w:eastAsiaTheme="minorEastAsia" w:hAnsi="Verdana"/>
+          <w:sz w:val="22"/>
+          <w:szCs w:val="22"/>
         </w:rPr>
         <w:t xml:space="preserve">Tomando los llamados 33 productos “mágicos”, se ajustó un modelo con los datos desde 201801 a 201812 y como </w:t>
       </w:r>
@@ -5364,6 +4953,8 @@
       <w:r>
         <w:rPr>
           <w:rFonts w:ascii="Verdana" w:eastAsiaTheme="minorEastAsia" w:hAnsi="Verdana"/>
+          <w:sz w:val="22"/>
+          <w:szCs w:val="22"/>
         </w:rPr>
         <w:t>target</w:t>
       </w:r>
@@ -5371,6 +4962,8 @@
       <w:r>
         <w:rPr>
           <w:rFonts w:ascii="Verdana" w:eastAsiaTheme="minorEastAsia" w:hAnsi="Verdana"/>
+          <w:sz w:val="22"/>
+          <w:szCs w:val="22"/>
         </w:rPr>
         <w:t xml:space="preserve"> se utilizaron las ventas de 201902. Una vez obtenido dicho modelo, se aplicó a los datos desde 201901 a 201912 para predecir 202002, de la siguiente manera:</w:t>
       </w:r>
@@ -5386,11 +4979,15 @@
         <w:jc w:val="both"/>
         <w:rPr>
           <w:rFonts w:ascii="Verdana" w:eastAsiaTheme="minorEastAsia" w:hAnsi="Verdana"/>
-        </w:rPr>
-      </w:pPr>
-      <w:r>
-        <w:rPr>
-          <w:rFonts w:ascii="Verdana" w:eastAsiaTheme="minorEastAsia" w:hAnsi="Verdana"/>
+          <w:sz w:val="22"/>
+          <w:szCs w:val="22"/>
+        </w:rPr>
+      </w:pPr>
+      <w:r>
+        <w:rPr>
+          <w:rFonts w:ascii="Verdana" w:eastAsiaTheme="minorEastAsia" w:hAnsi="Verdana"/>
+          <w:sz w:val="22"/>
+          <w:szCs w:val="22"/>
         </w:rPr>
         <w:t>Si no hay datos faltantes durante 2019, se aplica el modelo de regresión lineal obtenido</w:t>
       </w:r>
@@ -5406,11 +5003,15 @@
         <w:jc w:val="both"/>
         <w:rPr>
           <w:rFonts w:ascii="Verdana" w:eastAsiaTheme="minorEastAsia" w:hAnsi="Verdana"/>
-        </w:rPr>
-      </w:pPr>
-      <w:r>
-        <w:rPr>
-          <w:rFonts w:ascii="Verdana" w:eastAsiaTheme="minorEastAsia" w:hAnsi="Verdana"/>
+          <w:sz w:val="22"/>
+          <w:szCs w:val="22"/>
+        </w:rPr>
+      </w:pPr>
+      <w:r>
+        <w:rPr>
+          <w:rFonts w:ascii="Verdana" w:eastAsiaTheme="minorEastAsia" w:hAnsi="Verdana"/>
+          <w:sz w:val="22"/>
+          <w:szCs w:val="22"/>
         </w:rPr>
         <w:t>Si por el contrario hay datos faltantes, entonces se predice 202002 como el promedio de todos los meses de 2019</w:t>
       </w:r>
@@ -5421,13 +5022,16 @@
         <w:jc w:val="both"/>
         <w:rPr>
           <w:rFonts w:ascii="Verdana" w:eastAsiaTheme="minorEastAsia" w:hAnsi="Verdana"/>
-        </w:rPr>
-      </w:pPr>
-      <w:r>
-        <w:rPr>
-          <w:rFonts w:ascii="Verdana" w:eastAsiaTheme="minorEastAsia" w:hAnsi="Verdana"/>
-        </w:rPr>
-        <w:lastRenderedPageBreak/>
+          <w:sz w:val="22"/>
+          <w:szCs w:val="22"/>
+        </w:rPr>
+      </w:pPr>
+      <w:r>
+        <w:rPr>
+          <w:rFonts w:ascii="Verdana" w:eastAsiaTheme="minorEastAsia" w:hAnsi="Verdana"/>
+          <w:sz w:val="22"/>
+          <w:szCs w:val="22"/>
+        </w:rPr>
         <w:t>Con este experimento, se mejoró el score público de la media móvil de los últimos 12 meses.</w:t>
       </w:r>
     </w:p>
@@ -5437,11 +5041,15 @@
         <w:jc w:val="both"/>
         <w:rPr>
           <w:rFonts w:ascii="Verdana" w:eastAsiaTheme="minorEastAsia" w:hAnsi="Verdana"/>
-        </w:rPr>
-      </w:pPr>
-      <w:r>
-        <w:rPr>
-          <w:rFonts w:ascii="Verdana" w:eastAsiaTheme="minorEastAsia" w:hAnsi="Verdana"/>
+          <w:sz w:val="22"/>
+          <w:szCs w:val="22"/>
+        </w:rPr>
+      </w:pPr>
+      <w:r>
+        <w:rPr>
+          <w:rFonts w:ascii="Verdana" w:eastAsiaTheme="minorEastAsia" w:hAnsi="Verdana"/>
+          <w:sz w:val="22"/>
+          <w:szCs w:val="22"/>
         </w:rPr>
         <w:t xml:space="preserve">Luego se hicieron sucesivos experimentos dividiendo dichos productos “mágicos” según la </w:t>
       </w:r>
@@ -5449,6 +5057,8 @@
       <w:r>
         <w:rPr>
           <w:rFonts w:ascii="Verdana" w:eastAsiaTheme="minorEastAsia" w:hAnsi="Verdana"/>
+          <w:sz w:val="22"/>
+          <w:szCs w:val="22"/>
         </w:rPr>
         <w:t>clusterización</w:t>
       </w:r>
@@ -5456,6 +5066,8 @@
       <w:r>
         <w:rPr>
           <w:rFonts w:ascii="Verdana" w:eastAsiaTheme="minorEastAsia" w:hAnsi="Verdana"/>
+          <w:sz w:val="22"/>
+          <w:szCs w:val="22"/>
         </w:rPr>
         <w:t xml:space="preserve"> resultante de aplicar DTW y ajustando un modelo de regresión lineal por cada </w:t>
       </w:r>
@@ -5464,6 +5076,8 @@
       <w:r>
         <w:rPr>
           <w:rFonts w:ascii="Verdana" w:eastAsiaTheme="minorEastAsia" w:hAnsi="Verdana"/>
+          <w:sz w:val="22"/>
+          <w:szCs w:val="22"/>
         </w:rPr>
         <w:t>cluster</w:t>
       </w:r>
@@ -5472,6 +5086,8 @@
       <w:r>
         <w:rPr>
           <w:rFonts w:ascii="Verdana" w:eastAsiaTheme="minorEastAsia" w:hAnsi="Verdana"/>
+          <w:sz w:val="22"/>
+          <w:szCs w:val="22"/>
         </w:rPr>
         <w:t xml:space="preserve">, pero los resultados no fueron satisfactorios (todos con score peor que el </w:t>
       </w:r>
@@ -5479,6 +5095,8 @@
       <w:r>
         <w:rPr>
           <w:rFonts w:ascii="Verdana" w:eastAsiaTheme="minorEastAsia" w:hAnsi="Verdana"/>
+          <w:sz w:val="22"/>
+          <w:szCs w:val="22"/>
         </w:rPr>
         <w:t>baseline</w:t>
       </w:r>
@@ -5486,12 +5104,16 @@
       <w:r>
         <w:rPr>
           <w:rFonts w:ascii="Verdana" w:eastAsiaTheme="minorEastAsia" w:hAnsi="Verdana"/>
+          <w:sz w:val="22"/>
+          <w:szCs w:val="22"/>
         </w:rPr>
         <w:t>).</w:t>
       </w:r>
       <w:r>
         <w:rPr>
           <w:rFonts w:ascii="Verdana" w:eastAsiaTheme="minorEastAsia" w:hAnsi="Verdana"/>
+          <w:sz w:val="22"/>
+          <w:szCs w:val="22"/>
         </w:rPr>
         <w:t xml:space="preserve"> También se probó con incluir los productos de cada </w:t>
       </w:r>
@@ -5500,6 +5122,8 @@
       <w:r>
         <w:rPr>
           <w:rFonts w:ascii="Verdana" w:eastAsiaTheme="minorEastAsia" w:hAnsi="Verdana"/>
+          <w:sz w:val="22"/>
+          <w:szCs w:val="22"/>
         </w:rPr>
         <w:t>cluster</w:t>
       </w:r>
@@ -5508,6 +5132,8 @@
       <w:r>
         <w:rPr>
           <w:rFonts w:ascii="Verdana" w:eastAsiaTheme="minorEastAsia" w:hAnsi="Verdana"/>
+          <w:sz w:val="22"/>
+          <w:szCs w:val="22"/>
         </w:rPr>
         <w:t xml:space="preserve"> que representaban el 80%-90% de las toneladas totales vendidas de ese </w:t>
       </w:r>
@@ -5516,6 +5142,8 @@
       <w:r>
         <w:rPr>
           <w:rFonts w:ascii="Verdana" w:eastAsiaTheme="minorEastAsia" w:hAnsi="Verdana"/>
+          <w:sz w:val="22"/>
+          <w:szCs w:val="22"/>
         </w:rPr>
         <w:t>cluster</w:t>
       </w:r>
@@ -5524,6 +5152,8 @@
       <w:r>
         <w:rPr>
           <w:rFonts w:ascii="Verdana" w:eastAsiaTheme="minorEastAsia" w:hAnsi="Verdana"/>
+          <w:sz w:val="22"/>
+          <w:szCs w:val="22"/>
         </w:rPr>
         <w:t xml:space="preserve"> y ajustando una regresión lineal por cada </w:t>
       </w:r>
@@ -5532,6 +5162,8 @@
       <w:r>
         <w:rPr>
           <w:rFonts w:ascii="Verdana" w:eastAsiaTheme="minorEastAsia" w:hAnsi="Verdana"/>
+          <w:sz w:val="22"/>
+          <w:szCs w:val="22"/>
         </w:rPr>
         <w:t>cluster</w:t>
       </w:r>
@@ -5540,6 +5172,8 @@
       <w:r>
         <w:rPr>
           <w:rFonts w:ascii="Verdana" w:eastAsiaTheme="minorEastAsia" w:hAnsi="Verdana"/>
+          <w:sz w:val="22"/>
+          <w:szCs w:val="22"/>
         </w:rPr>
         <w:t>, pero no se llegó a superar la mencionada referencia.</w:t>
       </w:r>
@@ -5555,13 +5189,14 @@
           <w:bCs/>
         </w:rPr>
       </w:pPr>
-      <w:bookmarkStart w:id="9" w:name="_Toc205851094"/>
+      <w:bookmarkStart w:id="9" w:name="_Toc206195601"/>
       <w:r>
         <w:rPr>
           <w:rFonts w:ascii="Verdana" w:eastAsiaTheme="minorEastAsia" w:hAnsi="Verdana" w:cstheme="minorBidi"/>
           <w:b/>
           <w:bCs/>
         </w:rPr>
+        <w:lastRenderedPageBreak/>
         <w:t>5</w:t>
       </w:r>
       <w:r>
@@ -5614,11 +5249,15 @@
         <w:jc w:val="both"/>
         <w:rPr>
           <w:rFonts w:ascii="Verdana" w:eastAsiaTheme="minorEastAsia" w:hAnsi="Verdana"/>
-        </w:rPr>
-      </w:pPr>
-      <w:r>
-        <w:rPr>
-          <w:rFonts w:ascii="Verdana" w:eastAsiaTheme="minorEastAsia" w:hAnsi="Verdana"/>
+          <w:sz w:val="22"/>
+          <w:szCs w:val="22"/>
+        </w:rPr>
+      </w:pPr>
+      <w:r>
+        <w:rPr>
+          <w:rFonts w:ascii="Verdana" w:eastAsiaTheme="minorEastAsia" w:hAnsi="Verdana"/>
+          <w:sz w:val="22"/>
+          <w:szCs w:val="22"/>
         </w:rPr>
         <w:t xml:space="preserve">Se aplicó este algoritmo para todos los meses desde 201701 hasta 201912, variando la ventana de validación (se hicieron pruebas </w:t>
       </w:r>
@@ -5626,6 +5265,8 @@
       <w:r>
         <w:rPr>
           <w:rFonts w:ascii="Verdana" w:eastAsiaTheme="minorEastAsia" w:hAnsi="Verdana"/>
+          <w:sz w:val="22"/>
+          <w:szCs w:val="22"/>
         </w:rPr>
         <w:t>seteando</w:t>
       </w:r>
@@ -5633,6 +5274,8 @@
       <w:r>
         <w:rPr>
           <w:rFonts w:ascii="Verdana" w:eastAsiaTheme="minorEastAsia" w:hAnsi="Verdana"/>
+          <w:sz w:val="22"/>
+          <w:szCs w:val="22"/>
         </w:rPr>
         <w:t xml:space="preserve"> esta última sucesivamente en 1, 2, 3 y 4 períodos).</w:t>
       </w:r>
@@ -5643,11 +5286,15 @@
         <w:jc w:val="both"/>
         <w:rPr>
           <w:rFonts w:ascii="Verdana" w:eastAsiaTheme="minorEastAsia" w:hAnsi="Verdana"/>
-        </w:rPr>
-      </w:pPr>
-      <w:r>
-        <w:rPr>
-          <w:rFonts w:ascii="Verdana" w:eastAsiaTheme="minorEastAsia" w:hAnsi="Verdana"/>
+          <w:sz w:val="22"/>
+          <w:szCs w:val="22"/>
+        </w:rPr>
+      </w:pPr>
+      <w:r>
+        <w:rPr>
+          <w:rFonts w:ascii="Verdana" w:eastAsiaTheme="minorEastAsia" w:hAnsi="Verdana"/>
+          <w:sz w:val="22"/>
+          <w:szCs w:val="22"/>
         </w:rPr>
         <w:t xml:space="preserve">El mejor resultado se correspondió con una ventana de validación de 2 (dos) períodos, los cuales serían 201911 y 201912. A su vez, se usó esta predicción de 202012 como una </w:t>
       </w:r>
@@ -5655,6 +5302,8 @@
       <w:r>
         <w:rPr>
           <w:rFonts w:ascii="Verdana" w:eastAsiaTheme="minorEastAsia" w:hAnsi="Verdana"/>
+          <w:sz w:val="22"/>
+          <w:szCs w:val="22"/>
         </w:rPr>
         <w:t>feature</w:t>
       </w:r>
@@ -5662,6 +5311,8 @@
       <w:r>
         <w:rPr>
           <w:rFonts w:ascii="Verdana" w:eastAsiaTheme="minorEastAsia" w:hAnsi="Verdana"/>
+          <w:sz w:val="22"/>
+          <w:szCs w:val="22"/>
         </w:rPr>
         <w:t xml:space="preserve"> adicional para implementar </w:t>
       </w:r>
@@ -5669,6 +5320,8 @@
       <w:r>
         <w:rPr>
           <w:rFonts w:ascii="Verdana" w:eastAsiaTheme="minorEastAsia" w:hAnsi="Verdana"/>
+          <w:sz w:val="22"/>
+          <w:szCs w:val="22"/>
         </w:rPr>
         <w:t>LightGBM</w:t>
       </w:r>
@@ -5676,6 +5329,8 @@
       <w:r>
         <w:rPr>
           <w:rFonts w:ascii="Verdana" w:eastAsiaTheme="minorEastAsia" w:hAnsi="Verdana"/>
+          <w:sz w:val="22"/>
+          <w:szCs w:val="22"/>
         </w:rPr>
         <w:t>.</w:t>
       </w:r>
@@ -5691,7 +5346,7 @@
           <w:bCs/>
         </w:rPr>
       </w:pPr>
-      <w:bookmarkStart w:id="10" w:name="_Toc205851095"/>
+      <w:bookmarkStart w:id="10" w:name="_Toc206195602"/>
       <w:r>
         <w:rPr>
           <w:rFonts w:ascii="Verdana" w:eastAsiaTheme="minorEastAsia" w:hAnsi="Verdana" w:cstheme="minorBidi"/>
@@ -5742,33 +5397,61 @@
         <w:jc w:val="both"/>
         <w:rPr>
           <w:rFonts w:ascii="Verdana" w:eastAsiaTheme="minorEastAsia" w:hAnsi="Verdana"/>
-          <w:b/>
-          <w:bCs/>
-        </w:rPr>
-      </w:pPr>
-      <w:r>
-        <w:rPr>
-          <w:rFonts w:ascii="Verdana" w:eastAsiaTheme="minorEastAsia" w:hAnsi="Verdana"/>
-          <w:b/>
-          <w:bCs/>
-        </w:rPr>
-        <w:t xml:space="preserve">Parámetros Iniciales </w:t>
-      </w:r>
-      <w:r>
-        <w:rPr>
-          <w:rFonts w:ascii="Verdana" w:eastAsiaTheme="minorEastAsia" w:hAnsi="Verdana"/>
-          <w:b/>
-          <w:bCs/>
-        </w:rPr>
-        <w:t>incluidos</w:t>
-      </w:r>
-      <w:r>
-        <w:rPr>
-          <w:rFonts w:ascii="Verdana" w:eastAsiaTheme="minorEastAsia" w:hAnsi="Verdana"/>
-          <w:b/>
-          <w:bCs/>
-        </w:rPr>
-        <w:t>:</w:t>
+          <w:sz w:val="22"/>
+          <w:szCs w:val="22"/>
+        </w:rPr>
+      </w:pPr>
+      <w:r>
+        <w:rPr>
+          <w:rFonts w:ascii="Verdana" w:eastAsiaTheme="minorEastAsia" w:hAnsi="Verdana"/>
+          <w:sz w:val="22"/>
+          <w:szCs w:val="22"/>
+        </w:rPr>
+        <w:t xml:space="preserve">Luego de crear las nuevas </w:t>
+      </w:r>
+      <w:proofErr w:type="spellStart"/>
+      <w:r>
+        <w:rPr>
+          <w:rFonts w:ascii="Verdana" w:eastAsiaTheme="minorEastAsia" w:hAnsi="Verdana"/>
+          <w:sz w:val="22"/>
+          <w:szCs w:val="22"/>
+        </w:rPr>
+        <w:t>features</w:t>
+      </w:r>
+      <w:proofErr w:type="spellEnd"/>
+      <w:r>
+        <w:rPr>
+          <w:rFonts w:ascii="Verdana" w:eastAsiaTheme="minorEastAsia" w:hAnsi="Verdana"/>
+          <w:sz w:val="22"/>
+          <w:szCs w:val="22"/>
+        </w:rPr>
+        <w:t xml:space="preserve"> descriptas anteriormente en el </w:t>
+      </w:r>
+      <w:proofErr w:type="spellStart"/>
+      <w:r>
+        <w:rPr>
+          <w:rFonts w:ascii="Verdana" w:eastAsiaTheme="minorEastAsia" w:hAnsi="Verdana"/>
+          <w:sz w:val="22"/>
+          <w:szCs w:val="22"/>
+        </w:rPr>
+        <w:t>dataset</w:t>
+      </w:r>
+      <w:proofErr w:type="spellEnd"/>
+      <w:r>
+        <w:rPr>
+          <w:rFonts w:ascii="Verdana" w:eastAsiaTheme="minorEastAsia" w:hAnsi="Verdana"/>
+          <w:sz w:val="22"/>
+          <w:szCs w:val="22"/>
+        </w:rPr>
+        <w:t xml:space="preserve"> de ventas, se hace el corte en entrenamiento y validación</w:t>
+      </w:r>
+      <w:r>
+        <w:rPr>
+          <w:rFonts w:ascii="Verdana" w:eastAsiaTheme="minorEastAsia" w:hAnsi="Verdana"/>
+          <w:sz w:val="22"/>
+          <w:szCs w:val="22"/>
+        </w:rPr>
+        <w:t>, y se procede siguiendo los pasos que se detallan:</w:t>
       </w:r>
     </w:p>
     <w:p>
@@ -5776,21 +5459,77 @@
         <w:pStyle w:val="Prrafodelista"/>
         <w:numPr>
           <w:ilvl w:val="0"/>
-          <w:numId w:val="12"/>
+          <w:numId w:val="47"/>
         </w:numPr>
-        <w:spacing w:after="0"/>
+        <w:spacing w:before="240" w:after="240"/>
         <w:jc w:val="both"/>
         <w:rPr>
           <w:rFonts w:ascii="Verdana" w:eastAsiaTheme="minorEastAsia" w:hAnsi="Verdana"/>
-          <w:color w:val="EE0000"/>
-        </w:rPr>
-      </w:pPr>
-      <w:r>
-        <w:rPr>
-          <w:rFonts w:ascii="Verdana" w:eastAsiaTheme="minorEastAsia" w:hAnsi="Verdana"/>
-          <w:color w:val="EE0000"/>
-        </w:rPr>
-        <w:t>lambda_l1: 0.8638900372842315</w:t>
+          <w:sz w:val="22"/>
+          <w:szCs w:val="22"/>
+        </w:rPr>
+      </w:pPr>
+      <w:r>
+        <w:rPr>
+          <w:rFonts w:ascii="Verdana" w:eastAsiaTheme="minorEastAsia" w:hAnsi="Verdana"/>
+          <w:sz w:val="22"/>
+          <w:szCs w:val="22"/>
+        </w:rPr>
+        <w:t xml:space="preserve">Entrenar </w:t>
+      </w:r>
+      <w:proofErr w:type="spellStart"/>
+      <w:r>
+        <w:rPr>
+          <w:rFonts w:ascii="Verdana" w:eastAsiaTheme="minorEastAsia" w:hAnsi="Verdana"/>
+          <w:sz w:val="22"/>
+          <w:szCs w:val="22"/>
+        </w:rPr>
+        <w:t>LightGBM</w:t>
+      </w:r>
+      <w:proofErr w:type="spellEnd"/>
+      <w:r>
+        <w:rPr>
+          <w:rFonts w:ascii="Verdana" w:eastAsiaTheme="minorEastAsia" w:hAnsi="Verdana"/>
+          <w:sz w:val="22"/>
+          <w:szCs w:val="22"/>
+        </w:rPr>
+        <w:t xml:space="preserve"> con </w:t>
+      </w:r>
+      <w:proofErr w:type="spellStart"/>
+      <w:r>
+        <w:rPr>
+          <w:rFonts w:ascii="Verdana" w:eastAsiaTheme="minorEastAsia" w:hAnsi="Verdana"/>
+          <w:sz w:val="22"/>
+          <w:szCs w:val="22"/>
+        </w:rPr>
+        <w:t>X_train</w:t>
+      </w:r>
+      <w:proofErr w:type="spellEnd"/>
+      <w:r>
+        <w:rPr>
+          <w:rFonts w:ascii="Verdana" w:eastAsiaTheme="minorEastAsia" w:hAnsi="Verdana"/>
+          <w:sz w:val="22"/>
+          <w:szCs w:val="22"/>
+        </w:rPr>
+        <w:t xml:space="preserve">, </w:t>
+      </w:r>
+      <w:proofErr w:type="spellStart"/>
+      <w:r>
+        <w:rPr>
+          <w:rFonts w:ascii="Verdana" w:eastAsiaTheme="minorEastAsia" w:hAnsi="Verdana"/>
+          <w:sz w:val="22"/>
+          <w:szCs w:val="22"/>
+        </w:rPr>
+        <w:t>y_train</w:t>
+      </w:r>
+      <w:proofErr w:type="spellEnd"/>
+      <w:r>
+        <w:rPr>
+          <w:rFonts w:ascii="Verdana" w:eastAsiaTheme="minorEastAsia" w:hAnsi="Verdana"/>
+          <w:sz w:val="22"/>
+          <w:szCs w:val="22"/>
+        </w:rPr>
+        <w:t xml:space="preserve"> (hasta 201910)</w:t>
       </w:r>
     </w:p>
     <w:p>
@@ -5798,21 +5537,59 @@
         <w:pStyle w:val="Prrafodelista"/>
         <w:numPr>
           <w:ilvl w:val="0"/>
-          <w:numId w:val="12"/>
+          <w:numId w:val="47"/>
         </w:numPr>
-        <w:spacing w:after="0"/>
+        <w:spacing w:before="240" w:after="240"/>
         <w:jc w:val="both"/>
         <w:rPr>
           <w:rFonts w:ascii="Verdana" w:eastAsiaTheme="minorEastAsia" w:hAnsi="Verdana"/>
-          <w:color w:val="EE0000"/>
-        </w:rPr>
-      </w:pPr>
-      <w:r>
-        <w:rPr>
-          <w:rFonts w:ascii="Verdana" w:eastAsiaTheme="minorEastAsia" w:hAnsi="Verdana"/>
-          <w:color w:val="EE0000"/>
-        </w:rPr>
-        <w:t>lambda_l2: 0.5824582803960838</w:t>
+          <w:sz w:val="22"/>
+          <w:szCs w:val="22"/>
+        </w:rPr>
+      </w:pPr>
+      <w:r>
+        <w:rPr>
+          <w:rFonts w:ascii="Verdana" w:eastAsiaTheme="minorEastAsia" w:hAnsi="Verdana"/>
+          <w:sz w:val="22"/>
+          <w:szCs w:val="22"/>
+        </w:rPr>
+        <w:t xml:space="preserve">Validar con </w:t>
+      </w:r>
+      <w:proofErr w:type="spellStart"/>
+      <w:r>
+        <w:rPr>
+          <w:rFonts w:ascii="Verdana" w:eastAsiaTheme="minorEastAsia" w:hAnsi="Verdana"/>
+          <w:sz w:val="22"/>
+          <w:szCs w:val="22"/>
+        </w:rPr>
+        <w:t>X_val</w:t>
+      </w:r>
+      <w:proofErr w:type="spellEnd"/>
+      <w:r>
+        <w:rPr>
+          <w:rFonts w:ascii="Verdana" w:eastAsiaTheme="minorEastAsia" w:hAnsi="Verdana"/>
+          <w:sz w:val="22"/>
+          <w:szCs w:val="22"/>
+        </w:rPr>
+        <w:t xml:space="preserve">, </w:t>
+      </w:r>
+      <w:proofErr w:type="spellStart"/>
+      <w:r>
+        <w:rPr>
+          <w:rFonts w:ascii="Verdana" w:eastAsiaTheme="minorEastAsia" w:hAnsi="Verdana"/>
+          <w:sz w:val="22"/>
+          <w:szCs w:val="22"/>
+        </w:rPr>
+        <w:t>y_val</w:t>
+      </w:r>
+      <w:proofErr w:type="spellEnd"/>
+      <w:r>
+        <w:rPr>
+          <w:rFonts w:ascii="Verdana" w:eastAsiaTheme="minorEastAsia" w:hAnsi="Verdana"/>
+          <w:sz w:val="22"/>
+          <w:szCs w:val="22"/>
+        </w:rPr>
+        <w:t xml:space="preserve"> (201911 + 201912 - simula predicción 3-4 meses adelante)</w:t>
       </w:r>
     </w:p>
     <w:p>
@@ -5820,30 +5597,57 @@
         <w:pStyle w:val="Prrafodelista"/>
         <w:numPr>
           <w:ilvl w:val="0"/>
-          <w:numId w:val="12"/>
+          <w:numId w:val="47"/>
         </w:numPr>
-        <w:spacing w:after="0"/>
+        <w:spacing w:before="240" w:after="240"/>
         <w:jc w:val="both"/>
         <w:rPr>
           <w:rFonts w:ascii="Verdana" w:eastAsiaTheme="minorEastAsia" w:hAnsi="Verdana"/>
-          <w:color w:val="EE0000"/>
-        </w:rPr>
-      </w:pPr>
+          <w:sz w:val="22"/>
+          <w:szCs w:val="22"/>
+        </w:rPr>
+      </w:pPr>
+      <w:r>
+        <w:rPr>
+          <w:rFonts w:ascii="Verdana" w:eastAsiaTheme="minorEastAsia" w:hAnsi="Verdana"/>
+          <w:sz w:val="22"/>
+          <w:szCs w:val="22"/>
+        </w:rPr>
+        <w:t>O</w:t>
+      </w:r>
+      <w:r>
+        <w:rPr>
+          <w:rFonts w:ascii="Verdana" w:eastAsiaTheme="minorEastAsia" w:hAnsi="Verdana"/>
+          <w:sz w:val="22"/>
+          <w:szCs w:val="22"/>
+        </w:rPr>
+        <w:t xml:space="preserve">ptimizar </w:t>
+      </w:r>
       <w:proofErr w:type="spellStart"/>
       <w:r>
         <w:rPr>
           <w:rFonts w:ascii="Verdana" w:eastAsiaTheme="minorEastAsia" w:hAnsi="Verdana"/>
-          <w:color w:val="EE0000"/>
-        </w:rPr>
-        <w:t>num_leaves</w:t>
+          <w:sz w:val="22"/>
+          <w:szCs w:val="22"/>
+        </w:rPr>
+        <w:t>hiperparámetros</w:t>
       </w:r>
       <w:proofErr w:type="spellEnd"/>
       <w:r>
         <w:rPr>
           <w:rFonts w:ascii="Verdana" w:eastAsiaTheme="minorEastAsia" w:hAnsi="Verdana"/>
-          <w:color w:val="EE0000"/>
-        </w:rPr>
-        <w:t>: 81</w:t>
+          <w:sz w:val="22"/>
+          <w:szCs w:val="22"/>
+        </w:rPr>
+        <w:t xml:space="preserve"> usando esta división temporal</w:t>
+      </w:r>
+      <w:r>
+        <w:rPr>
+          <w:rFonts w:ascii="Verdana" w:eastAsiaTheme="minorEastAsia" w:hAnsi="Verdana"/>
+          <w:sz w:val="22"/>
+          <w:szCs w:val="22"/>
+        </w:rPr>
+        <w:t xml:space="preserve"> (Optuna)</w:t>
       </w:r>
     </w:p>
     <w:p>
@@ -5851,30 +5655,23 @@
         <w:pStyle w:val="Prrafodelista"/>
         <w:numPr>
           <w:ilvl w:val="0"/>
-          <w:numId w:val="12"/>
+          <w:numId w:val="47"/>
         </w:numPr>
-        <w:spacing w:after="0"/>
+        <w:spacing w:before="240" w:after="240"/>
         <w:jc w:val="both"/>
         <w:rPr>
           <w:rFonts w:ascii="Verdana" w:eastAsiaTheme="minorEastAsia" w:hAnsi="Verdana"/>
-          <w:color w:val="EE0000"/>
-        </w:rPr>
-      </w:pPr>
-      <w:proofErr w:type="spellStart"/>
-      <w:r>
-        <w:rPr>
-          <w:rFonts w:ascii="Verdana" w:eastAsiaTheme="minorEastAsia" w:hAnsi="Verdana"/>
-          <w:color w:val="EE0000"/>
-        </w:rPr>
-        <w:t>feature_fraction</w:t>
-      </w:r>
-      <w:proofErr w:type="spellEnd"/>
-      <w:r>
-        <w:rPr>
-          <w:rFonts w:ascii="Verdana" w:eastAsiaTheme="minorEastAsia" w:hAnsi="Verdana"/>
-          <w:color w:val="EE0000"/>
-        </w:rPr>
-        <w:t>: 0.6557975442608167</w:t>
+          <w:sz w:val="22"/>
+          <w:szCs w:val="22"/>
+        </w:rPr>
+      </w:pPr>
+      <w:r>
+        <w:rPr>
+          <w:rFonts w:ascii="Verdana" w:eastAsiaTheme="minorEastAsia" w:hAnsi="Verdana"/>
+          <w:sz w:val="22"/>
+          <w:szCs w:val="22"/>
+        </w:rPr>
+        <w:t>Aplicar modelo final para predecir 202002</w:t>
       </w:r>
     </w:p>
     <w:p>
@@ -5882,30 +5679,116 @@
         <w:pStyle w:val="Prrafodelista"/>
         <w:numPr>
           <w:ilvl w:val="0"/>
-          <w:numId w:val="12"/>
+          <w:numId w:val="47"/>
         </w:numPr>
-        <w:spacing w:after="0"/>
+        <w:spacing w:before="240" w:after="240"/>
         <w:jc w:val="both"/>
         <w:rPr>
           <w:rFonts w:ascii="Verdana" w:eastAsiaTheme="minorEastAsia" w:hAnsi="Verdana"/>
-          <w:color w:val="EE0000"/>
-        </w:rPr>
-      </w:pPr>
+          <w:sz w:val="22"/>
+          <w:szCs w:val="22"/>
+        </w:rPr>
+      </w:pPr>
+      <w:r>
+        <w:rPr>
+          <w:rFonts w:ascii="Verdana" w:eastAsiaTheme="minorEastAsia" w:hAnsi="Verdana"/>
+          <w:sz w:val="22"/>
+          <w:szCs w:val="22"/>
+        </w:rPr>
+        <w:t>Reentrenar incluyendo datos usados anteriormente para validación, para una</w:t>
+      </w:r>
+      <w:r>
+        <w:rPr>
+          <w:rFonts w:ascii="Verdana" w:eastAsiaTheme="minorEastAsia" w:hAnsi="Verdana"/>
+          <w:sz w:val="22"/>
+          <w:szCs w:val="22"/>
+        </w:rPr>
+        <w:t xml:space="preserve"> mejor estimación del performance real</w:t>
+      </w:r>
+    </w:p>
+    <w:p>
+      <w:pPr>
+        <w:spacing w:before="240" w:after="240"/>
+        <w:jc w:val="both"/>
+        <w:rPr>
+          <w:rFonts w:ascii="Verdana" w:eastAsiaTheme="minorEastAsia" w:hAnsi="Verdana"/>
+          <w:b/>
+          <w:bCs/>
+          <w:sz w:val="22"/>
+          <w:szCs w:val="22"/>
+        </w:rPr>
+      </w:pPr>
+      <w:r>
+        <w:rPr>
+          <w:rFonts w:ascii="Verdana" w:eastAsiaTheme="minorEastAsia" w:hAnsi="Verdana"/>
+          <w:b/>
+          <w:bCs/>
+          <w:sz w:val="22"/>
+          <w:szCs w:val="22"/>
+        </w:rPr>
+        <w:t xml:space="preserve">Rango </w:t>
+      </w:r>
       <w:proofErr w:type="spellStart"/>
       <w:r>
         <w:rPr>
           <w:rFonts w:ascii="Verdana" w:eastAsiaTheme="minorEastAsia" w:hAnsi="Verdana"/>
-          <w:color w:val="EE0000"/>
-        </w:rPr>
-        <w:t>learning_rate</w:t>
+          <w:b/>
+          <w:bCs/>
+          <w:sz w:val="22"/>
+          <w:szCs w:val="22"/>
+        </w:rPr>
+        <w:t>Hiperp</w:t>
+      </w:r>
+      <w:r>
+        <w:rPr>
+          <w:rFonts w:ascii="Verdana" w:eastAsiaTheme="minorEastAsia" w:hAnsi="Verdana"/>
+          <w:b/>
+          <w:bCs/>
+          <w:sz w:val="22"/>
+          <w:szCs w:val="22"/>
+        </w:rPr>
+        <w:t>arámetros</w:t>
       </w:r>
       <w:proofErr w:type="spellEnd"/>
       <w:r>
         <w:rPr>
           <w:rFonts w:ascii="Verdana" w:eastAsiaTheme="minorEastAsia" w:hAnsi="Verdana"/>
-          <w:color w:val="EE0000"/>
-        </w:rPr>
-        <w:t>: 0.022059149678071027</w:t>
+          <w:b/>
+          <w:bCs/>
+          <w:sz w:val="22"/>
+          <w:szCs w:val="22"/>
+        </w:rPr>
+        <w:t xml:space="preserve"> </w:t>
+      </w:r>
+      <w:r>
+        <w:rPr>
+          <w:rFonts w:ascii="Verdana" w:eastAsiaTheme="minorEastAsia" w:hAnsi="Verdana"/>
+          <w:b/>
+          <w:bCs/>
+          <w:sz w:val="22"/>
+          <w:szCs w:val="22"/>
+        </w:rPr>
+        <w:t xml:space="preserve">para </w:t>
+      </w:r>
+      <w:r>
+        <w:rPr>
+          <w:rFonts w:ascii="Verdana" w:eastAsiaTheme="minorEastAsia" w:hAnsi="Verdana"/>
+          <w:b/>
+          <w:bCs/>
+          <w:sz w:val="22"/>
+          <w:szCs w:val="22"/>
+        </w:rPr>
+        <w:t>Optuna</w:t>
+      </w:r>
+      <w:r>
+        <w:rPr>
+          <w:rFonts w:ascii="Verdana" w:eastAsiaTheme="minorEastAsia" w:hAnsi="Verdana"/>
+          <w:b/>
+          <w:bCs/>
+          <w:sz w:val="22"/>
+          <w:szCs w:val="22"/>
+        </w:rPr>
+        <w:t>:</w:t>
       </w:r>
     </w:p>
     <w:p>
@@ -5913,30 +5796,33 @@
         <w:pStyle w:val="Prrafodelista"/>
         <w:numPr>
           <w:ilvl w:val="0"/>
-          <w:numId w:val="12"/>
+          <w:numId w:val="47"/>
         </w:numPr>
-        <w:spacing w:after="0"/>
+        <w:spacing w:before="240" w:after="240"/>
         <w:jc w:val="both"/>
         <w:rPr>
           <w:rFonts w:ascii="Verdana" w:eastAsiaTheme="minorEastAsia" w:hAnsi="Verdana"/>
-          <w:color w:val="EE0000"/>
+          <w:sz w:val="22"/>
+          <w:szCs w:val="22"/>
         </w:rPr>
       </w:pPr>
       <w:proofErr w:type="spellStart"/>
       <w:r>
         <w:rPr>
           <w:rFonts w:ascii="Verdana" w:eastAsiaTheme="minorEastAsia" w:hAnsi="Verdana"/>
-          <w:color w:val="EE0000"/>
-        </w:rPr>
-        <w:t>bagging_fraction</w:t>
+          <w:sz w:val="22"/>
+          <w:szCs w:val="22"/>
+        </w:rPr>
+        <w:t>num_leaves</w:t>
       </w:r>
       <w:proofErr w:type="spellEnd"/>
       <w:r>
         <w:rPr>
           <w:rFonts w:ascii="Verdana" w:eastAsiaTheme="minorEastAsia" w:hAnsi="Verdana"/>
-          <w:color w:val="EE0000"/>
-        </w:rPr>
-        <w:t>: 0.7465447373174767</w:t>
+          <w:sz w:val="22"/>
+          <w:szCs w:val="22"/>
+        </w:rPr>
+        <w:t xml:space="preserve"> [10, 100]</w:t>
       </w:r>
     </w:p>
     <w:p>
@@ -5944,30 +5830,33 @@
         <w:pStyle w:val="Prrafodelista"/>
         <w:numPr>
           <w:ilvl w:val="0"/>
-          <w:numId w:val="12"/>
+          <w:numId w:val="47"/>
         </w:numPr>
-        <w:spacing w:after="0"/>
+        <w:spacing w:before="240" w:after="240"/>
         <w:jc w:val="both"/>
         <w:rPr>
           <w:rFonts w:ascii="Verdana" w:eastAsiaTheme="minorEastAsia" w:hAnsi="Verdana"/>
-          <w:color w:val="EE0000"/>
+          <w:sz w:val="22"/>
+          <w:szCs w:val="22"/>
         </w:rPr>
       </w:pPr>
       <w:proofErr w:type="spellStart"/>
       <w:r>
         <w:rPr>
           <w:rFonts w:ascii="Verdana" w:eastAsiaTheme="minorEastAsia" w:hAnsi="Verdana"/>
-          <w:color w:val="EE0000"/>
-        </w:rPr>
-        <w:t>bagging_freq</w:t>
+          <w:sz w:val="22"/>
+          <w:szCs w:val="22"/>
+        </w:rPr>
+        <w:t>learning_rate</w:t>
       </w:r>
       <w:proofErr w:type="spellEnd"/>
       <w:r>
         <w:rPr>
           <w:rFonts w:ascii="Verdana" w:eastAsiaTheme="minorEastAsia" w:hAnsi="Verdana"/>
-          <w:color w:val="EE0000"/>
-        </w:rPr>
-        <w:t>: 5</w:t>
+          <w:sz w:val="22"/>
+          <w:szCs w:val="22"/>
+        </w:rPr>
+        <w:t xml:space="preserve"> [0.01, 0.3]</w:t>
       </w:r>
     </w:p>
     <w:p>
@@ -5975,30 +5864,33 @@
         <w:pStyle w:val="Prrafodelista"/>
         <w:numPr>
           <w:ilvl w:val="0"/>
-          <w:numId w:val="12"/>
+          <w:numId w:val="47"/>
         </w:numPr>
-        <w:spacing w:after="0"/>
+        <w:spacing w:before="240" w:after="240"/>
         <w:jc w:val="both"/>
         <w:rPr>
           <w:rFonts w:ascii="Verdana" w:eastAsiaTheme="minorEastAsia" w:hAnsi="Verdana"/>
-          <w:color w:val="EE0000"/>
+          <w:sz w:val="22"/>
+          <w:szCs w:val="22"/>
         </w:rPr>
       </w:pPr>
       <w:proofErr w:type="spellStart"/>
       <w:r>
         <w:rPr>
           <w:rFonts w:ascii="Verdana" w:eastAsiaTheme="minorEastAsia" w:hAnsi="Verdana"/>
-          <w:color w:val="EE0000"/>
-        </w:rPr>
-        <w:t>min_child_samples</w:t>
+          <w:sz w:val="22"/>
+          <w:szCs w:val="22"/>
+        </w:rPr>
+        <w:t>feature_fraction</w:t>
       </w:r>
       <w:proofErr w:type="spellEnd"/>
       <w:r>
         <w:rPr>
           <w:rFonts w:ascii="Verdana" w:eastAsiaTheme="minorEastAsia" w:hAnsi="Verdana"/>
-          <w:color w:val="EE0000"/>
-        </w:rPr>
-        <w:t>: 33</w:t>
+          <w:sz w:val="22"/>
+          <w:szCs w:val="22"/>
+        </w:rPr>
+        <w:t xml:space="preserve"> [0.6, 1.0]</w:t>
       </w:r>
     </w:p>
     <w:p>
@@ -6006,49 +5898,33 @@
         <w:pStyle w:val="Prrafodelista"/>
         <w:numPr>
           <w:ilvl w:val="0"/>
-          <w:numId w:val="12"/>
+          <w:numId w:val="47"/>
         </w:numPr>
-        <w:spacing w:after="0"/>
-        <w:jc w:val="both"/>
-        <w:rPr>
-          <w:rFonts w:ascii="Verdana" w:eastAsiaTheme="minorEastAsia" w:hAnsi="Verdana"/>
-          <w:color w:val="EE0000"/>
-        </w:rPr>
-      </w:pPr>
-      <w:proofErr w:type="spellStart"/>
-      <w:r>
-        <w:rPr>
-          <w:rFonts w:ascii="Verdana" w:eastAsiaTheme="minorEastAsia" w:hAnsi="Verdana"/>
-          <w:color w:val="EE0000"/>
-        </w:rPr>
-        <w:t>max_bin</w:t>
-      </w:r>
-      <w:proofErr w:type="spellEnd"/>
-      <w:r>
-        <w:rPr>
-          <w:rFonts w:ascii="Verdana" w:eastAsiaTheme="minorEastAsia" w:hAnsi="Verdana"/>
-          <w:color w:val="EE0000"/>
-        </w:rPr>
-        <w:t>: 160</w:t>
-      </w:r>
-    </w:p>
-    <w:p>
-      <w:pPr>
         <w:spacing w:before="240" w:after="240"/>
         <w:jc w:val="both"/>
         <w:rPr>
           <w:rFonts w:ascii="Verdana" w:eastAsiaTheme="minorEastAsia" w:hAnsi="Verdana"/>
-          <w:b/>
-          <w:bCs/>
-        </w:rPr>
-      </w:pPr>
-      <w:r>
-        <w:rPr>
-          <w:rFonts w:ascii="Verdana" w:eastAsiaTheme="minorEastAsia" w:hAnsi="Verdana"/>
-          <w:b/>
-          <w:bCs/>
-        </w:rPr>
-        <w:t>Procedimiento de Ensemble:</w:t>
+          <w:sz w:val="22"/>
+          <w:szCs w:val="22"/>
+        </w:rPr>
+      </w:pPr>
+      <w:proofErr w:type="spellStart"/>
+      <w:r>
+        <w:rPr>
+          <w:rFonts w:ascii="Verdana" w:eastAsiaTheme="minorEastAsia" w:hAnsi="Verdana"/>
+          <w:sz w:val="22"/>
+          <w:szCs w:val="22"/>
+        </w:rPr>
+        <w:t>bagging_fraction</w:t>
+      </w:r>
+      <w:proofErr w:type="spellEnd"/>
+      <w:r>
+        <w:rPr>
+          <w:rFonts w:ascii="Verdana" w:eastAsiaTheme="minorEastAsia" w:hAnsi="Verdana"/>
+          <w:sz w:val="22"/>
+          <w:szCs w:val="22"/>
+        </w:rPr>
+        <w:t xml:space="preserve"> [0.6, 1.0]</w:t>
       </w:r>
     </w:p>
     <w:p>
@@ -6056,19 +5932,33 @@
         <w:pStyle w:val="Prrafodelista"/>
         <w:numPr>
           <w:ilvl w:val="0"/>
-          <w:numId w:val="11"/>
+          <w:numId w:val="47"/>
         </w:numPr>
-        <w:spacing w:after="0"/>
+        <w:spacing w:before="240" w:after="240"/>
         <w:jc w:val="both"/>
         <w:rPr>
           <w:rFonts w:ascii="Verdana" w:eastAsiaTheme="minorEastAsia" w:hAnsi="Verdana"/>
-        </w:rPr>
-      </w:pPr>
-      <w:r>
-        <w:rPr>
-          <w:rFonts w:ascii="Verdana" w:eastAsiaTheme="minorEastAsia" w:hAnsi="Verdana"/>
-        </w:rPr>
-        <w:t>Carga de predicciones individuales de los tres modelos</w:t>
+          <w:sz w:val="22"/>
+          <w:szCs w:val="22"/>
+        </w:rPr>
+      </w:pPr>
+      <w:proofErr w:type="spellStart"/>
+      <w:r>
+        <w:rPr>
+          <w:rFonts w:ascii="Verdana" w:eastAsiaTheme="minorEastAsia" w:hAnsi="Verdana"/>
+          <w:sz w:val="22"/>
+          <w:szCs w:val="22"/>
+        </w:rPr>
+        <w:t>bagging_freq</w:t>
+      </w:r>
+      <w:proofErr w:type="spellEnd"/>
+      <w:r>
+        <w:rPr>
+          <w:rFonts w:ascii="Verdana" w:eastAsiaTheme="minorEastAsia" w:hAnsi="Verdana"/>
+          <w:sz w:val="22"/>
+          <w:szCs w:val="22"/>
+        </w:rPr>
+        <w:t xml:space="preserve"> [1, 7]</w:t>
       </w:r>
     </w:p>
     <w:p>
@@ -6076,33 +5966,33 @@
         <w:pStyle w:val="Prrafodelista"/>
         <w:numPr>
           <w:ilvl w:val="0"/>
-          <w:numId w:val="11"/>
+          <w:numId w:val="47"/>
         </w:numPr>
-        <w:spacing w:after="0"/>
+        <w:spacing w:before="240" w:after="240"/>
         <w:jc w:val="both"/>
         <w:rPr>
           <w:rFonts w:ascii="Verdana" w:eastAsiaTheme="minorEastAsia" w:hAnsi="Verdana"/>
-        </w:rPr>
-      </w:pPr>
-      <w:r>
-        <w:rPr>
-          <w:rFonts w:ascii="Verdana" w:eastAsiaTheme="minorEastAsia" w:hAnsi="Verdana"/>
-        </w:rPr>
-        <w:t xml:space="preserve">Verificación de consistencia en </w:t>
-      </w:r>
+          <w:sz w:val="22"/>
+          <w:szCs w:val="22"/>
+        </w:rPr>
+      </w:pPr>
       <w:proofErr w:type="spellStart"/>
       <w:r>
         <w:rPr>
           <w:rFonts w:ascii="Verdana" w:eastAsiaTheme="minorEastAsia" w:hAnsi="Verdana"/>
-        </w:rPr>
-        <w:t>product_id</w:t>
+          <w:sz w:val="22"/>
+          <w:szCs w:val="22"/>
+        </w:rPr>
+        <w:t>min_child_samples</w:t>
       </w:r>
       <w:proofErr w:type="spellEnd"/>
       <w:r>
         <w:rPr>
           <w:rFonts w:ascii="Verdana" w:eastAsiaTheme="minorEastAsia" w:hAnsi="Verdana"/>
-        </w:rPr>
-        <w:t xml:space="preserve"> entre modelos</w:t>
+          <w:sz w:val="22"/>
+          <w:szCs w:val="22"/>
+        </w:rPr>
+        <w:t xml:space="preserve"> [5, 100]</w:t>
       </w:r>
     </w:p>
     <w:p>
@@ -6110,206 +6000,67 @@
         <w:pStyle w:val="Prrafodelista"/>
         <w:numPr>
           <w:ilvl w:val="0"/>
-          <w:numId w:val="11"/>
+          <w:numId w:val="47"/>
         </w:numPr>
-        <w:spacing w:after="0"/>
+        <w:spacing w:before="240" w:after="240"/>
         <w:jc w:val="both"/>
         <w:rPr>
           <w:rFonts w:ascii="Verdana" w:eastAsiaTheme="minorEastAsia" w:hAnsi="Verdana"/>
-        </w:rPr>
-      </w:pPr>
-      <w:r>
-        <w:rPr>
-          <w:rFonts w:ascii="Verdana" w:eastAsiaTheme="minorEastAsia" w:hAnsi="Verdana"/>
-        </w:rPr>
-        <w:t xml:space="preserve">Merge de salidas generando columnas: </w:t>
-      </w:r>
+          <w:sz w:val="22"/>
+          <w:szCs w:val="22"/>
+        </w:rPr>
+      </w:pPr>
       <w:proofErr w:type="spellStart"/>
       <w:r>
         <w:rPr>
           <w:rFonts w:ascii="Verdana" w:eastAsiaTheme="minorEastAsia" w:hAnsi="Verdana"/>
-        </w:rPr>
-        <w:t>tn_lgbm</w:t>
+          <w:sz w:val="22"/>
+          <w:szCs w:val="22"/>
+        </w:rPr>
+        <w:t>reg_alpha</w:t>
       </w:r>
       <w:proofErr w:type="spellEnd"/>
       <w:r>
         <w:rPr>
           <w:rFonts w:ascii="Verdana" w:eastAsiaTheme="minorEastAsia" w:hAnsi="Verdana"/>
-        </w:rPr>
-        <w:t xml:space="preserve">, </w:t>
-      </w:r>
-      <w:proofErr w:type="spellStart"/>
-      <w:r>
-        <w:rPr>
-          <w:rFonts w:ascii="Verdana" w:eastAsiaTheme="minorEastAsia" w:hAnsi="Verdana"/>
-        </w:rPr>
-        <w:t>tn_regresion</w:t>
-      </w:r>
-      <w:proofErr w:type="spellEnd"/>
-      <w:r>
-        <w:rPr>
-          <w:rFonts w:ascii="Verdana" w:eastAsiaTheme="minorEastAsia" w:hAnsi="Verdana"/>
-        </w:rPr>
-        <w:t xml:space="preserve">, </w:t>
-      </w:r>
-      <w:proofErr w:type="spellStart"/>
-      <w:r>
-        <w:rPr>
-          <w:rFonts w:ascii="Verdana" w:eastAsiaTheme="minorEastAsia" w:hAnsi="Verdana"/>
-        </w:rPr>
-        <w:t>tn_media</w:t>
-      </w:r>
-      <w:proofErr w:type="spellEnd"/>
+          <w:sz w:val="22"/>
+          <w:szCs w:val="22"/>
+        </w:rPr>
+        <w:t xml:space="preserve"> [0.0, 1.0]</w:t>
+      </w:r>
     </w:p>
     <w:p>
       <w:pPr>
         <w:pStyle w:val="Prrafodelista"/>
         <w:numPr>
           <w:ilvl w:val="0"/>
-          <w:numId w:val="11"/>
+          <w:numId w:val="47"/>
         </w:numPr>
-        <w:spacing w:after="0"/>
-        <w:jc w:val="both"/>
-        <w:rPr>
-          <w:rFonts w:ascii="Verdana" w:eastAsiaTheme="minorEastAsia" w:hAnsi="Verdana"/>
-        </w:rPr>
-      </w:pPr>
-      <w:r>
-        <w:rPr>
-          <w:rFonts w:ascii="Verdana" w:eastAsiaTheme="minorEastAsia" w:hAnsi="Verdana"/>
-        </w:rPr>
-        <w:lastRenderedPageBreak/>
-        <w:t xml:space="preserve">Cálculo de predicción final mediante promedio simple: </w:t>
-      </w:r>
-      <w:proofErr w:type="spellStart"/>
-      <w:r>
-        <w:rPr>
-          <w:rFonts w:ascii="Verdana" w:eastAsiaTheme="minorEastAsia" w:hAnsi="Verdana"/>
-        </w:rPr>
-        <w:t>tn</w:t>
-      </w:r>
-      <w:proofErr w:type="spellEnd"/>
-      <w:r>
-        <w:rPr>
-          <w:rFonts w:ascii="Verdana" w:eastAsiaTheme="minorEastAsia" w:hAnsi="Verdana"/>
-        </w:rPr>
-        <w:t xml:space="preserve"> = (</w:t>
-      </w:r>
-      <w:proofErr w:type="spellStart"/>
-      <w:r>
-        <w:rPr>
-          <w:rFonts w:ascii="Verdana" w:eastAsiaTheme="minorEastAsia" w:hAnsi="Verdana"/>
-        </w:rPr>
-        <w:t>tn_lgbm</w:t>
-      </w:r>
-      <w:proofErr w:type="spellEnd"/>
-      <w:r>
-        <w:rPr>
-          <w:rFonts w:ascii="Verdana" w:eastAsiaTheme="minorEastAsia" w:hAnsi="Verdana"/>
-        </w:rPr>
-        <w:t xml:space="preserve"> + </w:t>
-      </w:r>
-      <w:proofErr w:type="spellStart"/>
-      <w:r>
-        <w:rPr>
-          <w:rFonts w:ascii="Verdana" w:eastAsiaTheme="minorEastAsia" w:hAnsi="Verdana"/>
-        </w:rPr>
-        <w:t>tn_regresion</w:t>
-      </w:r>
-      <w:proofErr w:type="spellEnd"/>
-      <w:r>
-        <w:rPr>
-          <w:rFonts w:ascii="Verdana" w:eastAsiaTheme="minorEastAsia" w:hAnsi="Verdana"/>
-        </w:rPr>
-        <w:t xml:space="preserve"> + </w:t>
-      </w:r>
-      <w:proofErr w:type="spellStart"/>
-      <w:r>
-        <w:rPr>
-          <w:rFonts w:ascii="Verdana" w:eastAsiaTheme="minorEastAsia" w:hAnsi="Verdana"/>
-        </w:rPr>
-        <w:t>tn_media</w:t>
-      </w:r>
-      <w:proofErr w:type="spellEnd"/>
-      <w:r>
-        <w:rPr>
-          <w:rFonts w:ascii="Verdana" w:eastAsiaTheme="minorEastAsia" w:hAnsi="Verdana"/>
-        </w:rPr>
-        <w:t>) / 3</w:t>
-      </w:r>
-    </w:p>
-    <w:p>
-      <w:pPr>
-        <w:pStyle w:val="Ttulo3"/>
-        <w:spacing w:before="281" w:after="281"/>
-        <w:jc w:val="both"/>
-        <w:rPr>
-          <w:rFonts w:ascii="Verdana" w:eastAsiaTheme="minorEastAsia" w:hAnsi="Verdana" w:cstheme="minorBidi"/>
-          <w:b/>
-          <w:bCs/>
-        </w:rPr>
-      </w:pPr>
-      <w:bookmarkStart w:id="11" w:name="_Toc205851096"/>
-      <w:r>
-        <w:rPr>
-          <w:rFonts w:ascii="Verdana" w:eastAsiaTheme="minorEastAsia" w:hAnsi="Verdana" w:cstheme="minorBidi"/>
-          <w:b/>
-          <w:bCs/>
-        </w:rPr>
-        <w:t>4.2 Resultados Capturados</w:t>
-      </w:r>
-      <w:bookmarkEnd w:id="11"/>
-    </w:p>
-    <w:p>
-      <w:pPr>
         <w:spacing w:before="240" w:after="240"/>
         <w:jc w:val="both"/>
         <w:rPr>
           <w:rFonts w:ascii="Verdana" w:eastAsiaTheme="minorEastAsia" w:hAnsi="Verdana"/>
+          <w:sz w:val="22"/>
+          <w:szCs w:val="22"/>
         </w:rPr>
       </w:pPr>
       <w:proofErr w:type="spellStart"/>
       <w:r>
         <w:rPr>
           <w:rFonts w:ascii="Verdana" w:eastAsiaTheme="minorEastAsia" w:hAnsi="Verdana"/>
-          <w:b/>
-          <w:bCs/>
-        </w:rPr>
-        <w:t>Public</w:t>
+          <w:sz w:val="22"/>
+          <w:szCs w:val="22"/>
+        </w:rPr>
+        <w:t>reg_lambda</w:t>
       </w:r>
       <w:proofErr w:type="spellEnd"/>
       <w:r>
         <w:rPr>
           <w:rFonts w:ascii="Verdana" w:eastAsiaTheme="minorEastAsia" w:hAnsi="Verdana"/>
-          <w:b/>
-          <w:bCs/>
-        </w:rPr>
-        <w:t xml:space="preserve"> Score del Modelo Ensemble:</w:t>
-      </w:r>
-      <w:r>
-        <w:rPr>
-          <w:rFonts w:ascii="Verdana" w:eastAsiaTheme="minorEastAsia" w:hAnsi="Verdana"/>
-        </w:rPr>
-        <w:t xml:space="preserve"> 0.249</w:t>
-      </w:r>
-    </w:p>
-    <w:p>
-      <w:pPr>
-        <w:spacing w:before="240" w:after="240"/>
-        <w:jc w:val="both"/>
-        <w:rPr>
-          <w:rFonts w:ascii="Verdana" w:eastAsiaTheme="minorEastAsia" w:hAnsi="Verdana"/>
-          <w:b/>
-          <w:bCs/>
-        </w:rPr>
-      </w:pPr>
-      <w:r>
-        <w:rPr>
-          <w:rFonts w:ascii="Verdana" w:eastAsiaTheme="minorEastAsia" w:hAnsi="Verdana"/>
-          <w:b/>
-          <w:bCs/>
-        </w:rPr>
-        <w:t>Métricas de Entrenamiento:</w:t>
+          <w:sz w:val="22"/>
+          <w:szCs w:val="22"/>
+        </w:rPr>
+        <w:t xml:space="preserve"> [0.0, 1.0]</w:t>
       </w:r>
     </w:p>
     <w:p>
@@ -6317,19 +6068,33 @@
         <w:pStyle w:val="Prrafodelista"/>
         <w:numPr>
           <w:ilvl w:val="0"/>
-          <w:numId w:val="10"/>
+          <w:numId w:val="47"/>
         </w:numPr>
-        <w:spacing w:after="0"/>
+        <w:spacing w:before="240" w:after="240"/>
         <w:jc w:val="both"/>
         <w:rPr>
           <w:rFonts w:ascii="Verdana" w:eastAsiaTheme="minorEastAsia" w:hAnsi="Verdana"/>
-        </w:rPr>
-      </w:pPr>
-      <w:r>
-        <w:rPr>
-          <w:rFonts w:ascii="Verdana" w:eastAsiaTheme="minorEastAsia" w:hAnsi="Verdana"/>
-        </w:rPr>
-        <w:t>Métrica de optimización: MAE (Mean Absolute Error)</w:t>
+          <w:sz w:val="22"/>
+          <w:szCs w:val="22"/>
+        </w:rPr>
+      </w:pPr>
+      <w:proofErr w:type="spellStart"/>
+      <w:r>
+        <w:rPr>
+          <w:rFonts w:ascii="Verdana" w:eastAsiaTheme="minorEastAsia" w:hAnsi="Verdana"/>
+          <w:sz w:val="22"/>
+          <w:szCs w:val="22"/>
+        </w:rPr>
+        <w:t>max_depth</w:t>
+      </w:r>
+      <w:proofErr w:type="spellEnd"/>
+      <w:r>
+        <w:rPr>
+          <w:rFonts w:ascii="Verdana" w:eastAsiaTheme="minorEastAsia" w:hAnsi="Verdana"/>
+          <w:sz w:val="22"/>
+          <w:szCs w:val="22"/>
+        </w:rPr>
+        <w:t xml:space="preserve"> [3, 12]</w:t>
       </w:r>
     </w:p>
     <w:p>
@@ -6337,39 +6102,106 @@
         <w:pStyle w:val="Prrafodelista"/>
         <w:numPr>
           <w:ilvl w:val="0"/>
-          <w:numId w:val="10"/>
+          <w:numId w:val="47"/>
         </w:numPr>
+        <w:spacing w:before="240" w:after="240"/>
+        <w:jc w:val="both"/>
+        <w:rPr>
+          <w:rFonts w:ascii="Verdana" w:eastAsiaTheme="minorEastAsia" w:hAnsi="Verdana"/>
+          <w:sz w:val="22"/>
+          <w:szCs w:val="22"/>
+        </w:rPr>
+      </w:pPr>
+      <w:proofErr w:type="spellStart"/>
+      <w:r>
+        <w:rPr>
+          <w:rFonts w:ascii="Verdana" w:eastAsiaTheme="minorEastAsia" w:hAnsi="Verdana"/>
+          <w:sz w:val="22"/>
+          <w:szCs w:val="22"/>
+        </w:rPr>
+        <w:t>min_data_in_leaf</w:t>
+      </w:r>
+      <w:proofErr w:type="spellEnd"/>
+      <w:r>
+        <w:rPr>
+          <w:rFonts w:ascii="Verdana" w:eastAsiaTheme="minorEastAsia" w:hAnsi="Verdana"/>
+          <w:sz w:val="22"/>
+          <w:szCs w:val="22"/>
+        </w:rPr>
+        <w:t>' [5, 50]</w:t>
+      </w:r>
+    </w:p>
+    <w:p>
+      <w:pPr>
+        <w:pStyle w:val="Prrafodelista"/>
         <w:spacing w:after="0"/>
         <w:jc w:val="both"/>
         <w:rPr>
           <w:rFonts w:ascii="Verdana" w:eastAsiaTheme="minorEastAsia" w:hAnsi="Verdana"/>
         </w:rPr>
       </w:pPr>
-      <w:r>
-        <w:rPr>
-          <w:rFonts w:ascii="Verdana" w:eastAsiaTheme="minorEastAsia" w:hAnsi="Verdana"/>
-        </w:rPr>
-        <w:t>Estrategia de múltiples semillas para reducir varianza</w:t>
-      </w:r>
     </w:p>
     <w:p>
       <w:pPr>
-        <w:pStyle w:val="Prrafodelista"/>
-        <w:numPr>
-          <w:ilvl w:val="0"/>
-          <w:numId w:val="10"/>
-        </w:numPr>
         <w:spacing w:after="0"/>
         <w:jc w:val="both"/>
         <w:rPr>
           <w:rFonts w:ascii="Verdana" w:eastAsiaTheme="minorEastAsia" w:hAnsi="Verdana"/>
-        </w:rPr>
-      </w:pPr>
-      <w:r>
-        <w:rPr>
-          <w:rFonts w:ascii="Verdana" w:eastAsiaTheme="minorEastAsia" w:hAnsi="Verdana"/>
-        </w:rPr>
-        <w:t>20 entrenamientos independientes con promediado final</w:t>
+          <w:sz w:val="22"/>
+          <w:szCs w:val="22"/>
+        </w:rPr>
+      </w:pPr>
+      <w:r>
+        <w:rPr>
+          <w:rFonts w:ascii="Verdana" w:eastAsiaTheme="minorEastAsia" w:hAnsi="Verdana"/>
+          <w:sz w:val="22"/>
+          <w:szCs w:val="22"/>
+        </w:rPr>
+        <w:t xml:space="preserve">Se utilizó una sola semilla para el entrenamiento. Esto es </w:t>
+      </w:r>
+      <w:proofErr w:type="gramStart"/>
+      <w:r>
+        <w:rPr>
+          <w:rFonts w:ascii="Verdana" w:eastAsiaTheme="minorEastAsia" w:hAnsi="Verdana"/>
+          <w:sz w:val="22"/>
+          <w:szCs w:val="22"/>
+        </w:rPr>
+        <w:t>un punto a mejorar</w:t>
+      </w:r>
+      <w:proofErr w:type="gramEnd"/>
+      <w:r>
+        <w:rPr>
+          <w:rFonts w:ascii="Verdana" w:eastAsiaTheme="minorEastAsia" w:hAnsi="Verdana"/>
+          <w:sz w:val="22"/>
+          <w:szCs w:val="22"/>
+        </w:rPr>
+        <w:t xml:space="preserve">, </w:t>
+      </w:r>
+      <w:r>
+        <w:rPr>
+          <w:rFonts w:ascii="Verdana" w:eastAsiaTheme="minorEastAsia" w:hAnsi="Verdana"/>
+          <w:sz w:val="22"/>
+          <w:szCs w:val="22"/>
+        </w:rPr>
+        <w:t xml:space="preserve">en cuanto a la robustez del modelo. El resultado en el score público no fue satisfactorio, es decir, no logró perforar el </w:t>
+      </w:r>
+      <w:proofErr w:type="spellStart"/>
+      <w:r>
+        <w:rPr>
+          <w:rFonts w:ascii="Verdana" w:eastAsiaTheme="minorEastAsia" w:hAnsi="Verdana"/>
+          <w:sz w:val="22"/>
+          <w:szCs w:val="22"/>
+        </w:rPr>
+        <w:t>baseline</w:t>
+      </w:r>
+      <w:proofErr w:type="spellEnd"/>
+      <w:r>
+        <w:rPr>
+          <w:rFonts w:ascii="Verdana" w:eastAsiaTheme="minorEastAsia" w:hAnsi="Verdana"/>
+          <w:sz w:val="22"/>
+          <w:szCs w:val="22"/>
+        </w:rPr>
+        <w:t>.</w:t>
       </w:r>
     </w:p>
     <w:p>
@@ -6385,7 +6217,7 @@
           <w:szCs w:val="36"/>
         </w:rPr>
       </w:pPr>
-      <w:bookmarkStart w:id="12" w:name="_Toc205851097"/>
+      <w:bookmarkStart w:id="11" w:name="_Toc206195603"/>
       <w:r>
         <w:rPr>
           <w:rFonts w:ascii="Verdana" w:eastAsiaTheme="minorEastAsia" w:hAnsi="Verdana" w:cstheme="minorBidi"/>
@@ -6394,512 +6226,10 @@
           <w:sz w:val="36"/>
           <w:szCs w:val="36"/>
         </w:rPr>
-        <w:t>5. Análisis de los Resultados</w:t>
-      </w:r>
-      <w:bookmarkEnd w:id="12"/>
-    </w:p>
-    <w:p>
-      <w:pPr>
-        <w:pStyle w:val="Ttulo3"/>
-        <w:spacing w:before="281" w:after="281"/>
-        <w:jc w:val="both"/>
-        <w:rPr>
-          <w:rFonts w:ascii="Verdana" w:eastAsiaTheme="minorEastAsia" w:hAnsi="Verdana" w:cstheme="minorBidi"/>
-          <w:b/>
-          <w:bCs/>
-        </w:rPr>
-      </w:pPr>
-      <w:bookmarkStart w:id="13" w:name="_Toc205851098"/>
-      <w:r>
-        <w:rPr>
-          <w:rFonts w:ascii="Verdana" w:eastAsiaTheme="minorEastAsia" w:hAnsi="Verdana" w:cstheme="minorBidi"/>
-          <w:b/>
-          <w:bCs/>
-        </w:rPr>
-        <w:t>5.1 Interpretación del Rendimiento</w:t>
-      </w:r>
-      <w:bookmarkEnd w:id="13"/>
-    </w:p>
-    <w:p>
-      <w:pPr>
-        <w:spacing w:before="240" w:after="240"/>
-        <w:jc w:val="both"/>
-        <w:rPr>
-          <w:rFonts w:ascii="Verdana" w:eastAsiaTheme="minorEastAsia" w:hAnsi="Verdana"/>
-        </w:rPr>
-      </w:pPr>
-      <w:r>
-        <w:rPr>
-          <w:rFonts w:ascii="Verdana" w:eastAsiaTheme="minorEastAsia" w:hAnsi="Verdana"/>
-        </w:rPr>
-        <w:t xml:space="preserve">El score público de 0.249 representa una mejora significativa respecto a métodos </w:t>
-      </w:r>
-      <w:proofErr w:type="spellStart"/>
-      <w:r>
-        <w:rPr>
-          <w:rFonts w:ascii="Verdana" w:eastAsiaTheme="minorEastAsia" w:hAnsi="Verdana"/>
-        </w:rPr>
-        <w:t>baseline</w:t>
-      </w:r>
-      <w:proofErr w:type="spellEnd"/>
-      <w:r>
-        <w:rPr>
-          <w:rFonts w:ascii="Verdana" w:eastAsiaTheme="minorEastAsia" w:hAnsi="Verdana"/>
-        </w:rPr>
-        <w:t xml:space="preserve"> tradicionales</w:t>
-      </w:r>
-      <w:r>
-        <w:rPr>
-          <w:rFonts w:ascii="Verdana" w:eastAsiaTheme="minorEastAsia" w:hAnsi="Verdana"/>
-        </w:rPr>
-        <w:t xml:space="preserve"> (en el orden de los 0.27-0.</w:t>
-      </w:r>
-      <w:r>
-        <w:rPr>
-          <w:rFonts w:ascii="Verdana" w:eastAsiaTheme="minorEastAsia" w:hAnsi="Verdana"/>
-        </w:rPr>
-        <w:t>34</w:t>
-      </w:r>
-      <w:r>
-        <w:rPr>
-          <w:rFonts w:ascii="Verdana" w:eastAsiaTheme="minorEastAsia" w:hAnsi="Verdana"/>
-        </w:rPr>
-        <w:t>)</w:t>
-      </w:r>
-      <w:r>
-        <w:rPr>
-          <w:rFonts w:ascii="Verdana" w:eastAsiaTheme="minorEastAsia" w:hAnsi="Verdana"/>
-        </w:rPr>
-        <w:t>. Este resultado confirma la efectividad del enfoque ensemble propuesto.</w:t>
-      </w:r>
-    </w:p>
-    <w:p>
-      <w:pPr>
-        <w:spacing w:before="240" w:after="240"/>
-        <w:jc w:val="both"/>
-        <w:rPr>
-          <w:rFonts w:ascii="Verdana" w:eastAsiaTheme="minorEastAsia" w:hAnsi="Verdana"/>
-          <w:b/>
-          <w:bCs/>
-        </w:rPr>
-      </w:pPr>
-      <w:r>
-        <w:rPr>
-          <w:rFonts w:ascii="Verdana" w:eastAsiaTheme="minorEastAsia" w:hAnsi="Verdana"/>
-          <w:b/>
-          <w:bCs/>
-        </w:rPr>
-        <w:t>Fortalezas del Modelo:</w:t>
-      </w:r>
-    </w:p>
-    <w:p>
-      <w:pPr>
-        <w:pStyle w:val="Prrafodelista"/>
-        <w:numPr>
-          <w:ilvl w:val="0"/>
-          <w:numId w:val="9"/>
-        </w:numPr>
-        <w:spacing w:after="0"/>
-        <w:jc w:val="both"/>
-        <w:rPr>
-          <w:rFonts w:ascii="Verdana" w:eastAsiaTheme="minorEastAsia" w:hAnsi="Verdana"/>
-        </w:rPr>
-      </w:pPr>
-      <w:r>
-        <w:rPr>
-          <w:rFonts w:ascii="Verdana" w:eastAsiaTheme="minorEastAsia" w:hAnsi="Verdana"/>
-          <w:b/>
-          <w:bCs/>
-        </w:rPr>
-        <w:t>Robustez:</w:t>
-      </w:r>
-      <w:r>
-        <w:rPr>
-          <w:rFonts w:ascii="Verdana" w:eastAsiaTheme="minorEastAsia" w:hAnsi="Verdana"/>
-        </w:rPr>
-        <w:t xml:space="preserve"> El uso de 20 semillas diferentes en </w:t>
-      </w:r>
-      <w:proofErr w:type="spellStart"/>
-      <w:r>
-        <w:rPr>
-          <w:rFonts w:ascii="Verdana" w:eastAsiaTheme="minorEastAsia" w:hAnsi="Verdana"/>
-        </w:rPr>
-        <w:t>LightGBM</w:t>
-      </w:r>
-      <w:proofErr w:type="spellEnd"/>
-      <w:r>
-        <w:rPr>
-          <w:rFonts w:ascii="Verdana" w:eastAsiaTheme="minorEastAsia" w:hAnsi="Verdana"/>
-        </w:rPr>
-        <w:t xml:space="preserve"> reduce la varianza y mejora la estabilidad</w:t>
-      </w:r>
-    </w:p>
-    <w:p>
-      <w:pPr>
-        <w:pStyle w:val="Prrafodelista"/>
-        <w:numPr>
-          <w:ilvl w:val="0"/>
-          <w:numId w:val="9"/>
-        </w:numPr>
-        <w:spacing w:after="0"/>
-        <w:jc w:val="both"/>
-        <w:rPr>
-          <w:rFonts w:ascii="Verdana" w:eastAsiaTheme="minorEastAsia" w:hAnsi="Verdana"/>
-        </w:rPr>
-      </w:pPr>
-      <w:r>
-        <w:rPr>
-          <w:rFonts w:ascii="Verdana" w:eastAsiaTheme="minorEastAsia" w:hAnsi="Verdana"/>
-          <w:b/>
-          <w:bCs/>
-        </w:rPr>
-        <w:t>Complementariedad:</w:t>
-      </w:r>
-      <w:r>
-        <w:rPr>
-          <w:rFonts w:ascii="Verdana" w:eastAsiaTheme="minorEastAsia" w:hAnsi="Verdana"/>
-        </w:rPr>
-        <w:t xml:space="preserve"> La combinación de </w:t>
-      </w:r>
-      <w:proofErr w:type="spellStart"/>
-      <w:r>
-        <w:rPr>
-          <w:rFonts w:ascii="Verdana" w:eastAsiaTheme="minorEastAsia" w:hAnsi="Verdana"/>
-        </w:rPr>
-        <w:t>gradient</w:t>
-      </w:r>
-      <w:proofErr w:type="spellEnd"/>
-      <w:r>
-        <w:rPr>
-          <w:rFonts w:ascii="Verdana" w:eastAsiaTheme="minorEastAsia" w:hAnsi="Verdana"/>
-        </w:rPr>
-        <w:t xml:space="preserve"> </w:t>
-      </w:r>
-      <w:proofErr w:type="spellStart"/>
-      <w:r>
-        <w:rPr>
-          <w:rFonts w:ascii="Verdana" w:eastAsiaTheme="minorEastAsia" w:hAnsi="Verdana"/>
-        </w:rPr>
-        <w:t>boosting</w:t>
-      </w:r>
-      <w:proofErr w:type="spellEnd"/>
-      <w:r>
-        <w:rPr>
-          <w:rFonts w:ascii="Verdana" w:eastAsiaTheme="minorEastAsia" w:hAnsi="Verdana"/>
-        </w:rPr>
-        <w:t>, regresión lineal y media móvil captura diferentes aspectos de los patrones temporales</w:t>
-      </w:r>
-    </w:p>
-    <w:p>
-      <w:pPr>
-        <w:pStyle w:val="Prrafodelista"/>
-        <w:numPr>
-          <w:ilvl w:val="0"/>
-          <w:numId w:val="9"/>
-        </w:numPr>
-        <w:spacing w:after="0"/>
-        <w:jc w:val="both"/>
-        <w:rPr>
-          <w:rFonts w:ascii="Verdana" w:eastAsiaTheme="minorEastAsia" w:hAnsi="Verdana"/>
-        </w:rPr>
-      </w:pPr>
-      <w:proofErr w:type="spellStart"/>
-      <w:r>
-        <w:rPr>
-          <w:rFonts w:ascii="Verdana" w:eastAsiaTheme="minorEastAsia" w:hAnsi="Verdana"/>
-          <w:b/>
-          <w:bCs/>
-        </w:rPr>
-        <w:t>Feature</w:t>
-      </w:r>
-      <w:proofErr w:type="spellEnd"/>
-      <w:r>
-        <w:rPr>
-          <w:rFonts w:ascii="Verdana" w:eastAsiaTheme="minorEastAsia" w:hAnsi="Verdana"/>
-          <w:b/>
-          <w:bCs/>
-        </w:rPr>
-        <w:t xml:space="preserve"> </w:t>
-      </w:r>
-      <w:proofErr w:type="spellStart"/>
-      <w:r>
-        <w:rPr>
-          <w:rFonts w:ascii="Verdana" w:eastAsiaTheme="minorEastAsia" w:hAnsi="Verdana"/>
-          <w:b/>
-          <w:bCs/>
-        </w:rPr>
-        <w:t>Engineering</w:t>
-      </w:r>
-      <w:proofErr w:type="spellEnd"/>
-      <w:r>
-        <w:rPr>
-          <w:rFonts w:ascii="Verdana" w:eastAsiaTheme="minorEastAsia" w:hAnsi="Verdana"/>
-          <w:b/>
-          <w:bCs/>
-        </w:rPr>
-        <w:t xml:space="preserve"> Exhaustivo:</w:t>
-      </w:r>
-      <w:r>
-        <w:rPr>
-          <w:rFonts w:ascii="Verdana" w:eastAsiaTheme="minorEastAsia" w:hAnsi="Verdana"/>
-        </w:rPr>
-        <w:t xml:space="preserve"> Los 62 </w:t>
-      </w:r>
-      <w:proofErr w:type="spellStart"/>
-      <w:r>
-        <w:rPr>
-          <w:rFonts w:ascii="Verdana" w:eastAsiaTheme="minorEastAsia" w:hAnsi="Verdana"/>
-        </w:rPr>
-        <w:t>features</w:t>
-      </w:r>
-      <w:proofErr w:type="spellEnd"/>
-      <w:r>
-        <w:rPr>
-          <w:rFonts w:ascii="Verdana" w:eastAsiaTheme="minorEastAsia" w:hAnsi="Verdana"/>
-        </w:rPr>
-        <w:t xml:space="preserve"> derivados capturan patrones estacionales, tendencias y contexto del producto</w:t>
-      </w:r>
-    </w:p>
-    <w:p>
-      <w:pPr>
-        <w:spacing w:before="240" w:after="240"/>
-        <w:jc w:val="both"/>
-        <w:rPr>
-          <w:rFonts w:ascii="Verdana" w:eastAsiaTheme="minorEastAsia" w:hAnsi="Verdana"/>
-          <w:b/>
-          <w:bCs/>
-        </w:rPr>
-      </w:pPr>
-      <w:r>
-        <w:rPr>
-          <w:rFonts w:ascii="Verdana" w:eastAsiaTheme="minorEastAsia" w:hAnsi="Verdana"/>
-          <w:b/>
-          <w:bCs/>
-        </w:rPr>
-        <w:t>Análisis por Componente:</w:t>
-      </w:r>
-    </w:p>
-    <w:p>
-      <w:pPr>
-        <w:pStyle w:val="Prrafodelista"/>
-        <w:numPr>
-          <w:ilvl w:val="0"/>
-          <w:numId w:val="8"/>
-        </w:numPr>
-        <w:spacing w:after="0"/>
-        <w:jc w:val="both"/>
-        <w:rPr>
-          <w:rFonts w:ascii="Verdana" w:eastAsiaTheme="minorEastAsia" w:hAnsi="Verdana"/>
-        </w:rPr>
-      </w:pPr>
-      <w:proofErr w:type="spellStart"/>
-      <w:r>
-        <w:rPr>
-          <w:rFonts w:ascii="Verdana" w:eastAsiaTheme="minorEastAsia" w:hAnsi="Verdana"/>
-          <w:b/>
-          <w:bCs/>
-        </w:rPr>
-        <w:t>LightGBM</w:t>
-      </w:r>
-      <w:proofErr w:type="spellEnd"/>
-      <w:r>
-        <w:rPr>
-          <w:rFonts w:ascii="Verdana" w:eastAsiaTheme="minorEastAsia" w:hAnsi="Verdana"/>
-          <w:b/>
-          <w:bCs/>
-        </w:rPr>
-        <w:t>:</w:t>
-      </w:r>
-      <w:r>
-        <w:rPr>
-          <w:rFonts w:ascii="Verdana" w:eastAsiaTheme="minorEastAsia" w:hAnsi="Verdana"/>
-        </w:rPr>
-        <w:t xml:space="preserve"> Captura patrones no lineales complejos </w:t>
-      </w:r>
-      <w:proofErr w:type="spellStart"/>
-      <w:r>
-        <w:rPr>
-          <w:rFonts w:ascii="Verdana" w:eastAsiaTheme="minorEastAsia" w:hAnsi="Verdana"/>
-        </w:rPr>
-        <w:t>y</w:t>
-      </w:r>
-      <w:proofErr w:type="spellEnd"/>
-      <w:r>
-        <w:rPr>
-          <w:rFonts w:ascii="Verdana" w:eastAsiaTheme="minorEastAsia" w:hAnsi="Verdana"/>
-        </w:rPr>
-        <w:t xml:space="preserve"> interacciones entre variables</w:t>
-      </w:r>
-    </w:p>
-    <w:p>
-      <w:pPr>
-        <w:pStyle w:val="Prrafodelista"/>
-        <w:numPr>
-          <w:ilvl w:val="0"/>
-          <w:numId w:val="8"/>
-        </w:numPr>
-        <w:spacing w:after="0"/>
-        <w:jc w:val="both"/>
-        <w:rPr>
-          <w:rFonts w:ascii="Verdana" w:eastAsiaTheme="minorEastAsia" w:hAnsi="Verdana"/>
-        </w:rPr>
-      </w:pPr>
-      <w:r>
-        <w:rPr>
-          <w:rFonts w:ascii="Verdana" w:eastAsiaTheme="minorEastAsia" w:hAnsi="Verdana"/>
-          <w:b/>
-          <w:bCs/>
-        </w:rPr>
-        <w:t>Regresión Lineal:</w:t>
-      </w:r>
-      <w:r>
-        <w:rPr>
-          <w:rFonts w:ascii="Verdana" w:eastAsiaTheme="minorEastAsia" w:hAnsi="Verdana"/>
-        </w:rPr>
-        <w:t xml:space="preserve"> Proporciona estabilidad </w:t>
-      </w:r>
-      <w:proofErr w:type="spellStart"/>
-      <w:r>
-        <w:rPr>
-          <w:rFonts w:ascii="Verdana" w:eastAsiaTheme="minorEastAsia" w:hAnsi="Verdana"/>
-        </w:rPr>
-        <w:t>y</w:t>
-      </w:r>
-      <w:proofErr w:type="spellEnd"/>
-      <w:r>
-        <w:rPr>
-          <w:rFonts w:ascii="Verdana" w:eastAsiaTheme="minorEastAsia" w:hAnsi="Verdana"/>
-        </w:rPr>
-        <w:t xml:space="preserve"> interpretabilidad, especialmente efectiva en productos con patrones lineales</w:t>
-      </w:r>
-    </w:p>
-    <w:p>
-      <w:pPr>
-        <w:pStyle w:val="Prrafodelista"/>
-        <w:numPr>
-          <w:ilvl w:val="0"/>
-          <w:numId w:val="8"/>
-        </w:numPr>
-        <w:spacing w:after="0"/>
-        <w:jc w:val="both"/>
-        <w:rPr>
-          <w:rFonts w:ascii="Verdana" w:eastAsiaTheme="minorEastAsia" w:hAnsi="Verdana"/>
-        </w:rPr>
-      </w:pPr>
-      <w:r>
-        <w:rPr>
-          <w:rFonts w:ascii="Verdana" w:eastAsiaTheme="minorEastAsia" w:hAnsi="Verdana"/>
-          <w:b/>
-          <w:bCs/>
-        </w:rPr>
-        <w:t>Media Móvil Ajustada:</w:t>
-      </w:r>
-      <w:r>
-        <w:rPr>
-          <w:rFonts w:ascii="Verdana" w:eastAsiaTheme="minorEastAsia" w:hAnsi="Verdana"/>
-        </w:rPr>
-        <w:t xml:space="preserve"> Aporta robustez como </w:t>
-      </w:r>
-      <w:proofErr w:type="spellStart"/>
-      <w:r>
-        <w:rPr>
-          <w:rFonts w:ascii="Verdana" w:eastAsiaTheme="minorEastAsia" w:hAnsi="Verdana"/>
-        </w:rPr>
-        <w:t>baseline</w:t>
-      </w:r>
-      <w:proofErr w:type="spellEnd"/>
-      <w:r>
-        <w:rPr>
-          <w:rFonts w:ascii="Verdana" w:eastAsiaTheme="minorEastAsia" w:hAnsi="Verdana"/>
-        </w:rPr>
-        <w:t xml:space="preserve"> y suaviza predicciones extremas</w:t>
-      </w:r>
-    </w:p>
-    <w:p>
-      <w:pPr>
-        <w:pStyle w:val="Ttulo3"/>
-        <w:spacing w:before="281" w:after="281"/>
-        <w:jc w:val="both"/>
-        <w:rPr>
-          <w:rFonts w:ascii="Verdana" w:eastAsiaTheme="minorEastAsia" w:hAnsi="Verdana" w:cstheme="minorBidi"/>
-          <w:b/>
-          <w:bCs/>
-        </w:rPr>
-      </w:pPr>
-      <w:bookmarkStart w:id="14" w:name="_Toc205851099"/>
-      <w:r>
-        <w:rPr>
-          <w:rFonts w:ascii="Verdana" w:eastAsiaTheme="minorEastAsia" w:hAnsi="Verdana" w:cstheme="minorBidi"/>
-          <w:b/>
-          <w:bCs/>
-        </w:rPr>
         <w:lastRenderedPageBreak/>
-        <w:t>5.2 Validación de la Hipótesis</w:t>
-      </w:r>
-      <w:bookmarkEnd w:id="14"/>
-    </w:p>
-    <w:p>
-      <w:pPr>
-        <w:spacing w:before="240" w:after="240"/>
-        <w:jc w:val="both"/>
-        <w:rPr>
-          <w:rFonts w:ascii="Verdana" w:eastAsiaTheme="minorEastAsia" w:hAnsi="Verdana"/>
-        </w:rPr>
-      </w:pPr>
-      <w:r>
-        <w:rPr>
-          <w:rFonts w:ascii="Verdana" w:eastAsiaTheme="minorEastAsia" w:hAnsi="Verdana"/>
-        </w:rPr>
-        <w:t xml:space="preserve">Los resultados experimentales validan parcialmente la hipótesis original. El ensemble efectivamente supera métodos </w:t>
-      </w:r>
-      <w:proofErr w:type="spellStart"/>
-      <w:r>
-        <w:rPr>
-          <w:rFonts w:ascii="Verdana" w:eastAsiaTheme="minorEastAsia" w:hAnsi="Verdana"/>
-        </w:rPr>
-        <w:t>baseline</w:t>
-      </w:r>
-      <w:proofErr w:type="spellEnd"/>
-      <w:r>
-        <w:rPr>
-          <w:rFonts w:ascii="Verdana" w:eastAsiaTheme="minorEastAsia" w:hAnsi="Verdana"/>
-        </w:rPr>
-        <w:t xml:space="preserve"> simples, demostrando que la combinación de </w:t>
-      </w:r>
-      <w:proofErr w:type="spellStart"/>
-      <w:r>
-        <w:rPr>
-          <w:rFonts w:ascii="Verdana" w:eastAsiaTheme="minorEastAsia" w:hAnsi="Verdana"/>
-        </w:rPr>
-        <w:t>gradient</w:t>
-      </w:r>
-      <w:proofErr w:type="spellEnd"/>
-      <w:r>
-        <w:rPr>
-          <w:rFonts w:ascii="Verdana" w:eastAsiaTheme="minorEastAsia" w:hAnsi="Verdana"/>
-        </w:rPr>
-        <w:t xml:space="preserve"> </w:t>
-      </w:r>
-      <w:proofErr w:type="spellStart"/>
-      <w:r>
-        <w:rPr>
-          <w:rFonts w:ascii="Verdana" w:eastAsiaTheme="minorEastAsia" w:hAnsi="Verdana"/>
-        </w:rPr>
-        <w:t>boosting</w:t>
-      </w:r>
-      <w:proofErr w:type="spellEnd"/>
-      <w:r>
-        <w:rPr>
-          <w:rFonts w:ascii="Verdana" w:eastAsiaTheme="minorEastAsia" w:hAnsi="Verdana"/>
-        </w:rPr>
-        <w:t xml:space="preserve"> optimizado con otros predictores mejora la precisión predictiva.</w:t>
-      </w:r>
-    </w:p>
-    <w:p>
-      <w:pPr>
-        <w:pStyle w:val="Ttulo2"/>
-        <w:spacing w:before="299" w:after="299"/>
-        <w:jc w:val="both"/>
+        <w:t>6</w:t>
+      </w:r>
+      <w:r>
         <w:rPr>
           <w:rFonts w:ascii="Verdana" w:eastAsiaTheme="minorEastAsia" w:hAnsi="Verdana" w:cstheme="minorBidi"/>
           <w:b/>
@@ -6907,112 +6237,53 @@
           <w:sz w:val="36"/>
           <w:szCs w:val="36"/>
         </w:rPr>
-      </w:pPr>
-      <w:bookmarkStart w:id="15" w:name="_Toc205851100"/>
-      <w:r>
+        <w:t>. Análisis de los Resultados</w:t>
+      </w:r>
+      <w:bookmarkEnd w:id="11"/>
+    </w:p>
+    <w:p>
+      <w:pPr>
+        <w:pStyle w:val="Ttulo3"/>
+        <w:spacing w:before="281" w:after="281"/>
+        <w:jc w:val="both"/>
         <w:rPr>
           <w:rFonts w:ascii="Verdana" w:eastAsiaTheme="minorEastAsia" w:hAnsi="Verdana" w:cstheme="minorBidi"/>
           <w:b/>
           <w:bCs/>
-          <w:sz w:val="36"/>
-          <w:szCs w:val="36"/>
-        </w:rPr>
-        <w:t>6. Resultados, Conclusiones y Discusión</w:t>
-      </w:r>
-      <w:bookmarkEnd w:id="15"/>
-    </w:p>
-    <w:p>
-      <w:pPr>
-        <w:pStyle w:val="Ttulo3"/>
-        <w:spacing w:before="281" w:after="281"/>
-        <w:jc w:val="both"/>
+        </w:rPr>
+      </w:pPr>
+      <w:bookmarkStart w:id="12" w:name="_Toc206195604"/>
+      <w:r>
         <w:rPr>
           <w:rFonts w:ascii="Verdana" w:eastAsiaTheme="minorEastAsia" w:hAnsi="Verdana" w:cstheme="minorBidi"/>
           <w:b/>
           <w:bCs/>
         </w:rPr>
-      </w:pPr>
-      <w:bookmarkStart w:id="16" w:name="_Toc205851101"/>
+        <w:t>6</w:t>
+      </w:r>
       <w:r>
         <w:rPr>
           <w:rFonts w:ascii="Verdana" w:eastAsiaTheme="minorEastAsia" w:hAnsi="Verdana" w:cstheme="minorBidi"/>
           <w:b/>
           <w:bCs/>
         </w:rPr>
-        <w:t>6.1 Conclusión Principal</w:t>
-      </w:r>
-      <w:bookmarkEnd w:id="16"/>
-    </w:p>
-    <w:p>
-      <w:pPr>
-        <w:spacing w:before="240" w:after="240"/>
-        <w:jc w:val="both"/>
-        <w:rPr>
-          <w:rFonts w:ascii="Verdana" w:eastAsiaTheme="minorEastAsia" w:hAnsi="Verdana"/>
-        </w:rPr>
-      </w:pPr>
-      <w:r>
-        <w:rPr>
-          <w:rFonts w:ascii="Verdana" w:eastAsiaTheme="minorEastAsia" w:hAnsi="Verdana"/>
-          <w:b/>
-          <w:bCs/>
-        </w:rPr>
-        <w:t>La hipótesis experimental se cumple:</w:t>
-      </w:r>
-      <w:r>
-        <w:rPr>
-          <w:rFonts w:ascii="Verdana" w:eastAsiaTheme="minorEastAsia" w:hAnsi="Verdana"/>
-        </w:rPr>
-        <w:t xml:space="preserve"> El enfoque ensemble basado en </w:t>
-      </w:r>
-      <w:proofErr w:type="spellStart"/>
-      <w:r>
-        <w:rPr>
-          <w:rFonts w:ascii="Verdana" w:eastAsiaTheme="minorEastAsia" w:hAnsi="Verdana"/>
-        </w:rPr>
-        <w:t>gradient</w:t>
-      </w:r>
-      <w:proofErr w:type="spellEnd"/>
-      <w:r>
-        <w:rPr>
-          <w:rFonts w:ascii="Verdana" w:eastAsiaTheme="minorEastAsia" w:hAnsi="Verdana"/>
-        </w:rPr>
-        <w:t xml:space="preserve"> </w:t>
-      </w:r>
-      <w:proofErr w:type="spellStart"/>
-      <w:r>
-        <w:rPr>
-          <w:rFonts w:ascii="Verdana" w:eastAsiaTheme="minorEastAsia" w:hAnsi="Verdana"/>
-        </w:rPr>
-        <w:t>boosting</w:t>
-      </w:r>
-      <w:proofErr w:type="spellEnd"/>
-      <w:r>
-        <w:rPr>
-          <w:rFonts w:ascii="Verdana" w:eastAsiaTheme="minorEastAsia" w:hAnsi="Verdana"/>
-        </w:rPr>
-        <w:t xml:space="preserve"> con ingeniería de variables optimizada logra mejorar significativamente la precisión predictiva comparado con métodos de referencia basados únicamente en promedios históricos.</w:t>
-      </w:r>
-    </w:p>
-    <w:p>
-      <w:pPr>
-        <w:pStyle w:val="Ttulo3"/>
-        <w:spacing w:before="281" w:after="281"/>
-        <w:jc w:val="both"/>
+        <w:t>.</w:t>
+      </w:r>
+      <w:r>
         <w:rPr>
           <w:rFonts w:ascii="Verdana" w:eastAsiaTheme="minorEastAsia" w:hAnsi="Verdana" w:cstheme="minorBidi"/>
           <w:b/>
           <w:bCs/>
         </w:rPr>
-      </w:pPr>
-      <w:bookmarkStart w:id="17" w:name="_Toc205851102"/>
+        <w:t>1</w:t>
+      </w:r>
       <w:r>
         <w:rPr>
           <w:rFonts w:ascii="Verdana" w:eastAsiaTheme="minorEastAsia" w:hAnsi="Verdana" w:cstheme="minorBidi"/>
           <w:b/>
           <w:bCs/>
         </w:rPr>
-        <w:t>6.</w:t>
+        <w:t xml:space="preserve"> </w:t>
       </w:r>
       <w:r>
         <w:rPr>
@@ -7020,17 +6291,9 @@
           <w:b/>
           <w:bCs/>
         </w:rPr>
-        <w:t>2</w:t>
-      </w:r>
-      <w:r>
-        <w:rPr>
-          <w:rFonts w:ascii="Verdana" w:eastAsiaTheme="minorEastAsia" w:hAnsi="Verdana" w:cstheme="minorBidi"/>
-          <w:b/>
-          <w:bCs/>
-        </w:rPr>
-        <w:t xml:space="preserve"> Limitaciones y Consideraciones</w:t>
-      </w:r>
-      <w:bookmarkEnd w:id="17"/>
+        <w:t>Selección de la predicción final</w:t>
+      </w:r>
+      <w:bookmarkEnd w:id="12"/>
     </w:p>
     <w:p>
       <w:pPr>
@@ -7038,796 +6301,142 @@
         <w:jc w:val="both"/>
         <w:rPr>
           <w:rFonts w:ascii="Verdana" w:eastAsiaTheme="minorEastAsia" w:hAnsi="Verdana"/>
-          <w:b/>
-          <w:bCs/>
-        </w:rPr>
-      </w:pPr>
-      <w:r>
-        <w:rPr>
-          <w:rFonts w:ascii="Verdana" w:eastAsiaTheme="minorEastAsia" w:hAnsi="Verdana"/>
-          <w:b/>
-          <w:bCs/>
-        </w:rPr>
-        <w:t>Limitaciones Identificadas:</w:t>
-      </w:r>
-    </w:p>
-    <w:p>
-      <w:pPr>
-        <w:pStyle w:val="Prrafodelista"/>
-        <w:numPr>
-          <w:ilvl w:val="0"/>
-          <w:numId w:val="5"/>
-        </w:numPr>
-        <w:spacing w:after="0"/>
-        <w:jc w:val="both"/>
-        <w:rPr>
-          <w:rFonts w:ascii="Verdana" w:eastAsiaTheme="minorEastAsia" w:hAnsi="Verdana"/>
-        </w:rPr>
-      </w:pPr>
-      <w:r>
-        <w:rPr>
-          <w:rFonts w:ascii="Verdana" w:eastAsiaTheme="minorEastAsia" w:hAnsi="Verdana"/>
-        </w:rPr>
-        <w:t>Dependencia de datos históricos de 36 meses que pueden no capturar cambios estructurales futuros</w:t>
-      </w:r>
-    </w:p>
-    <w:p>
-      <w:pPr>
-        <w:pStyle w:val="Prrafodelista"/>
-        <w:numPr>
-          <w:ilvl w:val="0"/>
-          <w:numId w:val="5"/>
-        </w:numPr>
-        <w:spacing w:after="0"/>
-        <w:jc w:val="both"/>
-        <w:rPr>
-          <w:rFonts w:ascii="Verdana" w:eastAsiaTheme="minorEastAsia" w:hAnsi="Verdana"/>
-        </w:rPr>
-      </w:pPr>
-      <w:r>
-        <w:rPr>
-          <w:rFonts w:ascii="Verdana" w:eastAsiaTheme="minorEastAsia" w:hAnsi="Verdana"/>
-        </w:rPr>
-        <w:t>Sensibilidad a crisis económicas (como la de 2018) que pueden requerir ajustes adicionales</w:t>
-      </w:r>
-    </w:p>
-    <w:p>
-      <w:pPr>
-        <w:pStyle w:val="Prrafodelista"/>
-        <w:numPr>
-          <w:ilvl w:val="0"/>
-          <w:numId w:val="5"/>
-        </w:numPr>
-        <w:spacing w:after="0"/>
-        <w:jc w:val="both"/>
-        <w:rPr>
-          <w:rFonts w:ascii="Verdana" w:eastAsiaTheme="minorEastAsia" w:hAnsi="Verdana"/>
-        </w:rPr>
-      </w:pPr>
-      <w:r>
-        <w:rPr>
-          <w:rFonts w:ascii="Verdana" w:eastAsiaTheme="minorEastAsia" w:hAnsi="Verdana"/>
-        </w:rPr>
-        <w:t>Concentración en top 13 clientes que podría requerir modelos específicos por segmento</w:t>
-      </w:r>
-    </w:p>
-    <w:p>
-      <w:pPr>
-        <w:spacing w:before="240" w:after="240"/>
-        <w:jc w:val="both"/>
-        <w:rPr>
-          <w:rFonts w:ascii="Verdana" w:eastAsiaTheme="minorEastAsia" w:hAnsi="Verdana"/>
-          <w:b/>
-          <w:bCs/>
-        </w:rPr>
-      </w:pPr>
-      <w:r>
-        <w:rPr>
-          <w:rFonts w:ascii="Verdana" w:eastAsiaTheme="minorEastAsia" w:hAnsi="Verdana"/>
-          <w:b/>
-          <w:bCs/>
-        </w:rPr>
-        <w:t>Robustez del Diseño:</w:t>
-      </w:r>
-    </w:p>
-    <w:p>
-      <w:pPr>
-        <w:pStyle w:val="Prrafodelista"/>
-        <w:numPr>
-          <w:ilvl w:val="0"/>
-          <w:numId w:val="4"/>
-        </w:numPr>
-        <w:spacing w:after="0"/>
-        <w:jc w:val="both"/>
-        <w:rPr>
-          <w:rFonts w:ascii="Verdana" w:eastAsiaTheme="minorEastAsia" w:hAnsi="Verdana"/>
-        </w:rPr>
-      </w:pPr>
-      <w:r>
-        <w:rPr>
-          <w:rFonts w:ascii="Verdana" w:eastAsiaTheme="minorEastAsia" w:hAnsi="Verdana"/>
-        </w:rPr>
-        <w:t>La estrategia de múltiples semillas mitiga la variabilidad del modelo</w:t>
-      </w:r>
-    </w:p>
-    <w:p>
-      <w:pPr>
-        <w:pStyle w:val="Prrafodelista"/>
-        <w:numPr>
-          <w:ilvl w:val="0"/>
-          <w:numId w:val="4"/>
-        </w:numPr>
-        <w:spacing w:after="0"/>
-        <w:jc w:val="both"/>
-        <w:rPr>
-          <w:rFonts w:ascii="Verdana" w:eastAsiaTheme="minorEastAsia" w:hAnsi="Verdana"/>
-        </w:rPr>
-      </w:pPr>
-      <w:r>
-        <w:rPr>
-          <w:rFonts w:ascii="Verdana" w:eastAsiaTheme="minorEastAsia" w:hAnsi="Verdana"/>
-        </w:rPr>
-        <w:t>El ensemble reduce el riesgo de sobreajuste de modelos individuales</w:t>
-      </w:r>
-    </w:p>
-    <w:p>
-      <w:pPr>
-        <w:pStyle w:val="Ttulo3"/>
-        <w:spacing w:before="281" w:after="281"/>
-        <w:jc w:val="both"/>
-        <w:rPr>
-          <w:rFonts w:ascii="Verdana" w:eastAsiaTheme="minorEastAsia" w:hAnsi="Verdana" w:cstheme="minorBidi"/>
-          <w:b/>
-          <w:bCs/>
-        </w:rPr>
-      </w:pPr>
-      <w:bookmarkStart w:id="18" w:name="_Toc205851103"/>
-      <w:r>
-        <w:rPr>
-          <w:rFonts w:ascii="Verdana" w:eastAsiaTheme="minorEastAsia" w:hAnsi="Verdana" w:cstheme="minorBidi"/>
-          <w:b/>
-          <w:bCs/>
-        </w:rPr>
-        <w:t>6.</w:t>
-      </w:r>
-      <w:r>
-        <w:rPr>
-          <w:rFonts w:ascii="Verdana" w:eastAsiaTheme="minorEastAsia" w:hAnsi="Verdana" w:cstheme="minorBidi"/>
-          <w:b/>
-          <w:bCs/>
-        </w:rPr>
-        <w:t>3</w:t>
-      </w:r>
-      <w:r>
-        <w:rPr>
-          <w:rFonts w:ascii="Verdana" w:eastAsiaTheme="minorEastAsia" w:hAnsi="Verdana" w:cstheme="minorBidi"/>
-          <w:b/>
-          <w:bCs/>
-        </w:rPr>
-        <w:t xml:space="preserve"> Propuestas de Experimentos Futuros</w:t>
-      </w:r>
-      <w:bookmarkEnd w:id="18"/>
-    </w:p>
-    <w:p>
-      <w:pPr>
-        <w:spacing w:before="240" w:after="240"/>
-        <w:jc w:val="both"/>
-        <w:rPr>
-          <w:rFonts w:ascii="Verdana" w:eastAsiaTheme="minorEastAsia" w:hAnsi="Verdana"/>
-          <w:b/>
-          <w:bCs/>
-        </w:rPr>
-      </w:pPr>
-      <w:r>
-        <w:rPr>
-          <w:rFonts w:ascii="Verdana" w:eastAsiaTheme="minorEastAsia" w:hAnsi="Verdana"/>
-          <w:b/>
-          <w:bCs/>
-        </w:rPr>
-        <w:t>Extensiones Metodológicas:</w:t>
-      </w:r>
-    </w:p>
-    <w:p>
-      <w:pPr>
-        <w:pStyle w:val="Prrafodelista"/>
-        <w:numPr>
-          <w:ilvl w:val="0"/>
-          <w:numId w:val="3"/>
-        </w:numPr>
-        <w:spacing w:after="0"/>
-        <w:jc w:val="both"/>
-        <w:rPr>
-          <w:rFonts w:ascii="Verdana" w:eastAsiaTheme="minorEastAsia" w:hAnsi="Verdana"/>
-        </w:rPr>
-      </w:pPr>
-      <w:r>
-        <w:rPr>
-          <w:rFonts w:ascii="Verdana" w:eastAsiaTheme="minorEastAsia" w:hAnsi="Verdana"/>
-          <w:b/>
-          <w:bCs/>
-        </w:rPr>
-        <w:t>Ensemble Dinámico:</w:t>
-      </w:r>
-      <w:r>
-        <w:rPr>
-          <w:rFonts w:ascii="Verdana" w:eastAsiaTheme="minorEastAsia" w:hAnsi="Verdana"/>
-        </w:rPr>
-        <w:t xml:space="preserve"> Implementar pesos adaptativos por producto según rendimiento histórico de cada componente</w:t>
-      </w:r>
-    </w:p>
-    <w:p>
-      <w:pPr>
-        <w:pStyle w:val="Prrafodelista"/>
-        <w:numPr>
-          <w:ilvl w:val="0"/>
-          <w:numId w:val="3"/>
-        </w:numPr>
-        <w:spacing w:after="0"/>
-        <w:jc w:val="both"/>
-        <w:rPr>
-          <w:rFonts w:ascii="Verdana" w:eastAsiaTheme="minorEastAsia" w:hAnsi="Verdana"/>
-        </w:rPr>
-      </w:pPr>
-      <w:r>
-        <w:rPr>
-          <w:rFonts w:ascii="Verdana" w:eastAsiaTheme="minorEastAsia" w:hAnsi="Verdana"/>
-          <w:b/>
-          <w:bCs/>
-        </w:rPr>
-        <w:t>Segmentación Avanzada:</w:t>
-      </w:r>
-      <w:r>
-        <w:rPr>
-          <w:rFonts w:ascii="Verdana" w:eastAsiaTheme="minorEastAsia" w:hAnsi="Verdana"/>
-        </w:rPr>
-        <w:t xml:space="preserve"> Desarrollar modelos específicos para los 13 clientes principales vs. clientes menores</w:t>
-      </w:r>
-    </w:p>
-    <w:p>
-      <w:pPr>
-        <w:pStyle w:val="Prrafodelista"/>
-        <w:numPr>
-          <w:ilvl w:val="0"/>
-          <w:numId w:val="3"/>
-        </w:numPr>
-        <w:spacing w:after="0"/>
-        <w:jc w:val="both"/>
-        <w:rPr>
-          <w:rFonts w:ascii="Verdana" w:eastAsiaTheme="minorEastAsia" w:hAnsi="Verdana"/>
-        </w:rPr>
-      </w:pPr>
+          <w:sz w:val="22"/>
+          <w:szCs w:val="22"/>
+        </w:rPr>
+      </w:pPr>
+      <w:r>
+        <w:rPr>
+          <w:rFonts w:ascii="Verdana" w:eastAsiaTheme="minorEastAsia" w:hAnsi="Verdana"/>
+          <w:sz w:val="22"/>
+          <w:szCs w:val="22"/>
+        </w:rPr>
+        <w:t xml:space="preserve">Para la predicción final fue seleccionado el modelo correspondiente a </w:t>
+      </w:r>
       <w:proofErr w:type="spellStart"/>
       <w:r>
         <w:rPr>
           <w:rFonts w:ascii="Verdana" w:eastAsiaTheme="minorEastAsia" w:hAnsi="Verdana"/>
-          <w:b/>
-          <w:bCs/>
-        </w:rPr>
-        <w:lastRenderedPageBreak/>
-        <w:t>Features</w:t>
+          <w:sz w:val="22"/>
+          <w:szCs w:val="22"/>
+        </w:rPr>
+        <w:t>AutoGluon</w:t>
       </w:r>
       <w:proofErr w:type="spellEnd"/>
       <w:r>
         <w:rPr>
           <w:rFonts w:ascii="Verdana" w:eastAsiaTheme="minorEastAsia" w:hAnsi="Verdana"/>
-          <w:b/>
-          <w:bCs/>
-        </w:rPr>
-        <w:t xml:space="preserve"> Macroeconómicas:</w:t>
-      </w:r>
-      <w:r>
-        <w:rPr>
-          <w:rFonts w:ascii="Verdana" w:eastAsiaTheme="minorEastAsia" w:hAnsi="Verdana"/>
-        </w:rPr>
-        <w:t xml:space="preserve"> Incorporar indicadores externos (inflación, tipo de cambio) para mejorar robustez ante crisis</w:t>
-      </w:r>
-    </w:p>
-    <w:p>
-      <w:pPr>
-        <w:spacing w:before="240" w:after="240"/>
-        <w:jc w:val="both"/>
-        <w:rPr>
-          <w:rFonts w:ascii="Verdana" w:eastAsiaTheme="minorEastAsia" w:hAnsi="Verdana"/>
-          <w:b/>
-          <w:bCs/>
-        </w:rPr>
-      </w:pPr>
-      <w:r>
-        <w:rPr>
-          <w:rFonts w:ascii="Verdana" w:eastAsiaTheme="minorEastAsia" w:hAnsi="Verdana"/>
-          <w:b/>
-          <w:bCs/>
-        </w:rPr>
-        <w:t>Validación Adicional:</w:t>
-      </w:r>
-    </w:p>
-    <w:p>
-      <w:pPr>
-        <w:pStyle w:val="Prrafodelista"/>
-        <w:numPr>
-          <w:ilvl w:val="0"/>
-          <w:numId w:val="2"/>
-        </w:numPr>
-        <w:spacing w:after="0"/>
-        <w:jc w:val="both"/>
-        <w:rPr>
-          <w:rFonts w:ascii="Verdana" w:eastAsiaTheme="minorEastAsia" w:hAnsi="Verdana"/>
-        </w:rPr>
-      </w:pPr>
+          <w:sz w:val="22"/>
+          <w:szCs w:val="22"/>
+        </w:rPr>
+        <w:t>, con 2 (dos) períodos de validación (</w:t>
+      </w:r>
       <w:proofErr w:type="spellStart"/>
       <w:r>
         <w:rPr>
           <w:rFonts w:ascii="Verdana" w:eastAsiaTheme="minorEastAsia" w:hAnsi="Verdana"/>
-          <w:b/>
-          <w:bCs/>
-        </w:rPr>
-        <w:t>Backtesting</w:t>
+          <w:sz w:val="22"/>
+          <w:szCs w:val="22"/>
+        </w:rPr>
+        <w:t>public</w:t>
       </w:r>
       <w:proofErr w:type="spellEnd"/>
       <w:r>
         <w:rPr>
           <w:rFonts w:ascii="Verdana" w:eastAsiaTheme="minorEastAsia" w:hAnsi="Verdana"/>
-          <w:b/>
-          <w:bCs/>
-        </w:rPr>
-        <w:t xml:space="preserve"> Extendido:</w:t>
-      </w:r>
-      <w:r>
-        <w:rPr>
-          <w:rFonts w:ascii="Verdana" w:eastAsiaTheme="minorEastAsia" w:hAnsi="Verdana"/>
-        </w:rPr>
-        <w:t xml:space="preserve"> Evaluar performance en múltiples períodos de validación</w:t>
-      </w:r>
-    </w:p>
-    <w:p>
-      <w:pPr>
-        <w:pStyle w:val="Prrafodelista"/>
-        <w:numPr>
-          <w:ilvl w:val="0"/>
-          <w:numId w:val="2"/>
-        </w:numPr>
-        <w:spacing w:after="0"/>
-        <w:jc w:val="both"/>
-        <w:rPr>
-          <w:rFonts w:ascii="Verdana" w:eastAsiaTheme="minorEastAsia" w:hAnsi="Verdana"/>
-        </w:rPr>
-      </w:pPr>
-      <w:r>
-        <w:rPr>
-          <w:rFonts w:ascii="Verdana" w:eastAsiaTheme="minorEastAsia" w:hAnsi="Verdana"/>
-          <w:b/>
-          <w:bCs/>
-        </w:rPr>
-        <w:t>Análisis de Estacionalidad:</w:t>
-      </w:r>
-      <w:r>
-        <w:rPr>
-          <w:rFonts w:ascii="Verdana" w:eastAsiaTheme="minorEastAsia" w:hAnsi="Verdana"/>
-        </w:rPr>
-        <w:t xml:space="preserve"> Estudiar rendimiento diferencial por temporadas y productos</w:t>
-      </w:r>
-    </w:p>
-    <w:p>
-      <w:pPr>
-        <w:pStyle w:val="Prrafodelista"/>
-        <w:numPr>
-          <w:ilvl w:val="0"/>
-          <w:numId w:val="2"/>
-        </w:numPr>
-        <w:spacing w:after="0"/>
-        <w:jc w:val="both"/>
-        <w:rPr>
-          <w:rFonts w:ascii="Verdana" w:eastAsiaTheme="minorEastAsia" w:hAnsi="Verdana"/>
-        </w:rPr>
-      </w:pPr>
-      <w:r>
-        <w:rPr>
-          <w:rFonts w:ascii="Verdana" w:eastAsiaTheme="minorEastAsia" w:hAnsi="Verdana"/>
-          <w:b/>
-          <w:bCs/>
-        </w:rPr>
-        <w:t>Análisis de Sensibilidad:</w:t>
-      </w:r>
-      <w:r>
-        <w:rPr>
-          <w:rFonts w:ascii="Verdana" w:eastAsiaTheme="minorEastAsia" w:hAnsi="Verdana"/>
-        </w:rPr>
-        <w:t xml:space="preserve"> Evaluar impacto de cada componente del ensemble</w:t>
-      </w:r>
-    </w:p>
-    <w:p>
-      <w:pPr>
-        <w:pStyle w:val="Ttulo3"/>
-        <w:spacing w:before="281" w:after="281"/>
-        <w:jc w:val="both"/>
-        <w:rPr>
-          <w:rFonts w:ascii="Verdana" w:eastAsiaTheme="minorEastAsia" w:hAnsi="Verdana" w:cstheme="minorBidi"/>
-          <w:b/>
-          <w:bCs/>
-        </w:rPr>
-      </w:pPr>
-      <w:bookmarkStart w:id="19" w:name="_Toc205851104"/>
-      <w:r>
-        <w:rPr>
-          <w:rFonts w:ascii="Verdana" w:eastAsiaTheme="minorEastAsia" w:hAnsi="Verdana" w:cstheme="minorBidi"/>
-          <w:b/>
-          <w:bCs/>
-        </w:rPr>
-        <w:t>6.</w:t>
-      </w:r>
-      <w:r>
-        <w:rPr>
-          <w:rFonts w:ascii="Verdana" w:eastAsiaTheme="minorEastAsia" w:hAnsi="Verdana" w:cstheme="minorBidi"/>
-          <w:b/>
-          <w:bCs/>
-        </w:rPr>
-        <w:t>4</w:t>
-      </w:r>
-      <w:r>
-        <w:rPr>
-          <w:rFonts w:ascii="Verdana" w:eastAsiaTheme="minorEastAsia" w:hAnsi="Verdana" w:cstheme="minorBidi"/>
-          <w:b/>
-          <w:bCs/>
-        </w:rPr>
-        <w:t xml:space="preserve"> Respuestas a Cuestionamientos Potenciales</w:t>
-      </w:r>
-      <w:bookmarkEnd w:id="19"/>
-    </w:p>
-    <w:p>
-      <w:pPr>
-        <w:spacing w:before="240" w:after="240"/>
-        <w:jc w:val="both"/>
-        <w:rPr>
-          <w:rFonts w:ascii="Verdana" w:eastAsiaTheme="minorEastAsia" w:hAnsi="Verdana"/>
-        </w:rPr>
-      </w:pPr>
-      <w:r>
-        <w:rPr>
-          <w:rFonts w:ascii="Verdana" w:eastAsiaTheme="minorEastAsia" w:hAnsi="Verdana"/>
-          <w:b/>
-          <w:bCs/>
-        </w:rPr>
-        <w:t>"¿Por qué usar ensemble en lugar del mejor modelo individual?"</w:t>
-      </w:r>
-      <w:r>
-        <w:rPr>
-          <w:rFonts w:ascii="Verdana" w:eastAsiaTheme="minorEastAsia" w:hAnsi="Verdana"/>
+          <w:sz w:val="22"/>
+          <w:szCs w:val="22"/>
+        </w:rPr>
+        <w:t xml:space="preserve"> score = 0,246).</w:t>
+      </w:r>
+      <w:r>
+        <w:rPr>
+          <w:rFonts w:ascii="Verdana" w:eastAsiaTheme="minorEastAsia" w:hAnsi="Verdana"/>
+          <w:sz w:val="22"/>
+          <w:szCs w:val="22"/>
         </w:rPr>
         <w:t xml:space="preserve"> </w:t>
       </w:r>
-      <w:r>
-        <w:rPr>
-          <w:rFonts w:ascii="Verdana" w:eastAsiaTheme="minorEastAsia" w:hAnsi="Verdana"/>
-        </w:rPr>
-        <w:t>N</w:t>
-      </w:r>
-      <w:r>
-        <w:rPr>
-          <w:rFonts w:ascii="Verdana" w:eastAsiaTheme="minorEastAsia" w:hAnsi="Verdana"/>
-        </w:rPr>
-        <w:t xml:space="preserve">uestros resultados confirman que los ensemble reducen varianza y mejoran robustez. Aunque </w:t>
-      </w:r>
-      <w:proofErr w:type="spellStart"/>
-      <w:r>
-        <w:rPr>
-          <w:rFonts w:ascii="Verdana" w:eastAsiaTheme="minorEastAsia" w:hAnsi="Verdana"/>
-        </w:rPr>
-        <w:t>LightGBM</w:t>
-      </w:r>
-      <w:proofErr w:type="spellEnd"/>
-      <w:r>
-        <w:rPr>
-          <w:rFonts w:ascii="Verdana" w:eastAsiaTheme="minorEastAsia" w:hAnsi="Verdana"/>
-        </w:rPr>
-        <w:t xml:space="preserve"> podría ser el mejor modelo individual, el ensemble proporciona mayor estabilidad predictiva, especialmente importante en contextos comerciales donde la consistencia es crucial.</w:t>
-      </w:r>
-    </w:p>
-    <w:p>
-      <w:pPr>
-        <w:spacing w:before="240" w:after="240"/>
-        <w:jc w:val="both"/>
-        <w:rPr>
-          <w:rFonts w:ascii="Verdana" w:eastAsiaTheme="minorEastAsia" w:hAnsi="Verdana"/>
-        </w:rPr>
-      </w:pPr>
-      <w:r>
-        <w:rPr>
-          <w:rFonts w:ascii="Verdana" w:eastAsiaTheme="minorEastAsia" w:hAnsi="Verdana"/>
-          <w:b/>
-          <w:bCs/>
-        </w:rPr>
-        <w:t xml:space="preserve">"¿Es suficiente el </w:t>
-      </w:r>
-      <w:proofErr w:type="spellStart"/>
-      <w:r>
-        <w:rPr>
-          <w:rFonts w:ascii="Verdana" w:eastAsiaTheme="minorEastAsia" w:hAnsi="Verdana"/>
-          <w:b/>
-          <w:bCs/>
-        </w:rPr>
-        <w:t>feature</w:t>
-      </w:r>
-      <w:proofErr w:type="spellEnd"/>
-      <w:r>
-        <w:rPr>
-          <w:rFonts w:ascii="Verdana" w:eastAsiaTheme="minorEastAsia" w:hAnsi="Verdana"/>
-          <w:b/>
-          <w:bCs/>
-        </w:rPr>
-        <w:t xml:space="preserve"> </w:t>
-      </w:r>
-      <w:proofErr w:type="spellStart"/>
-      <w:r>
-        <w:rPr>
-          <w:rFonts w:ascii="Verdana" w:eastAsiaTheme="minorEastAsia" w:hAnsi="Verdana"/>
-          <w:b/>
-          <w:bCs/>
-        </w:rPr>
-        <w:t>engineering</w:t>
-      </w:r>
-      <w:proofErr w:type="spellEnd"/>
-      <w:r>
-        <w:rPr>
-          <w:rFonts w:ascii="Verdana" w:eastAsiaTheme="minorEastAsia" w:hAnsi="Verdana"/>
-          <w:b/>
-          <w:bCs/>
-        </w:rPr>
-        <w:t xml:space="preserve"> implementado?"</w:t>
-      </w:r>
-      <w:r>
-        <w:rPr>
-          <w:rFonts w:ascii="Verdana" w:eastAsiaTheme="minorEastAsia" w:hAnsi="Verdana"/>
-        </w:rPr>
-        <w:t xml:space="preserve"> Los 62 </w:t>
-      </w:r>
-      <w:proofErr w:type="spellStart"/>
-      <w:r>
-        <w:rPr>
-          <w:rFonts w:ascii="Verdana" w:eastAsiaTheme="minorEastAsia" w:hAnsi="Verdana"/>
-        </w:rPr>
-        <w:t>features</w:t>
-      </w:r>
-      <w:proofErr w:type="spellEnd"/>
-      <w:r>
-        <w:rPr>
-          <w:rFonts w:ascii="Verdana" w:eastAsiaTheme="minorEastAsia" w:hAnsi="Verdana"/>
-        </w:rPr>
-        <w:t xml:space="preserve"> derivados capturan múltiples dimensiones temporales (1-36 meses), contextuales y de stock. Sin embargo, futuras extensiones podrían incluir </w:t>
-      </w:r>
-      <w:proofErr w:type="spellStart"/>
-      <w:r>
-        <w:rPr>
-          <w:rFonts w:ascii="Verdana" w:eastAsiaTheme="minorEastAsia" w:hAnsi="Verdana"/>
-        </w:rPr>
-        <w:t>features</w:t>
-      </w:r>
-      <w:proofErr w:type="spellEnd"/>
-      <w:r>
-        <w:rPr>
-          <w:rFonts w:ascii="Verdana" w:eastAsiaTheme="minorEastAsia" w:hAnsi="Verdana"/>
-        </w:rPr>
-        <w:t xml:space="preserve"> macroeconómicas y de competencia para mejorar la robustez ante shocks externos.</w:t>
-      </w:r>
-    </w:p>
-    <w:p>
-      <w:pPr>
-        <w:spacing w:before="240" w:after="240"/>
-        <w:jc w:val="both"/>
-        <w:rPr>
-          <w:rFonts w:ascii="Verdana" w:eastAsiaTheme="minorEastAsia" w:hAnsi="Verdana"/>
-        </w:rPr>
-      </w:pPr>
-      <w:r>
-        <w:rPr>
-          <w:rFonts w:ascii="Verdana" w:eastAsiaTheme="minorEastAsia" w:hAnsi="Verdana"/>
-          <w:b/>
-          <w:bCs/>
-        </w:rPr>
-        <w:t>"¿Cómo se garantiza la reproducibilidad?"</w:t>
-      </w:r>
-      <w:r>
-        <w:rPr>
-          <w:rFonts w:ascii="Verdana" w:eastAsiaTheme="minorEastAsia" w:hAnsi="Verdana"/>
-        </w:rPr>
-        <w:t xml:space="preserve"> El diseño experimental incluye semillas fijas, scripts automatizado</w:t>
-      </w:r>
-      <w:r>
-        <w:rPr>
-          <w:rFonts w:ascii="Verdana" w:eastAsiaTheme="minorEastAsia" w:hAnsi="Verdana"/>
-        </w:rPr>
-        <w:t>s</w:t>
-      </w:r>
-    </w:p>
-    <w:p>
-      <w:pPr>
-        <w:pStyle w:val="Ttulo3"/>
-        <w:spacing w:before="281" w:after="281"/>
-        <w:jc w:val="both"/>
-        <w:rPr>
-          <w:rFonts w:ascii="Verdana" w:eastAsiaTheme="minorEastAsia" w:hAnsi="Verdana" w:cstheme="minorBidi"/>
-          <w:b/>
-          <w:bCs/>
-        </w:rPr>
-      </w:pPr>
-      <w:bookmarkStart w:id="20" w:name="_Toc205851105"/>
-      <w:r>
-        <w:rPr>
-          <w:rFonts w:ascii="Verdana" w:eastAsiaTheme="minorEastAsia" w:hAnsi="Verdana" w:cstheme="minorBidi"/>
-          <w:b/>
-          <w:bCs/>
-        </w:rPr>
-        <w:t>6.</w:t>
-      </w:r>
-      <w:r>
-        <w:rPr>
-          <w:rFonts w:ascii="Verdana" w:eastAsiaTheme="minorEastAsia" w:hAnsi="Verdana" w:cstheme="minorBidi"/>
-          <w:b/>
-          <w:bCs/>
-        </w:rPr>
-        <w:t>5</w:t>
-      </w:r>
-      <w:r>
-        <w:rPr>
-          <w:rFonts w:ascii="Verdana" w:eastAsiaTheme="minorEastAsia" w:hAnsi="Verdana" w:cstheme="minorBidi"/>
-          <w:b/>
-          <w:bCs/>
-        </w:rPr>
-        <w:t xml:space="preserve"> GitHub</w:t>
-      </w:r>
-      <w:bookmarkEnd w:id="20"/>
-      <w:r>
-        <w:rPr>
-          <w:rFonts w:ascii="Verdana" w:eastAsiaTheme="minorEastAsia" w:hAnsi="Verdana" w:cstheme="minorBidi"/>
-          <w:b/>
-          <w:bCs/>
-        </w:rPr>
-        <w:t xml:space="preserve"> </w:t>
-      </w:r>
-    </w:p>
-    <w:p>
-      <w:pPr>
-        <w:spacing w:before="240" w:after="240"/>
-        <w:jc w:val="both"/>
-        <w:rPr>
-          <w:rFonts w:ascii="Verdana" w:eastAsiaTheme="minorEastAsia" w:hAnsi="Verdana"/>
-        </w:rPr>
-      </w:pPr>
-      <w:r>
-        <w:rPr>
-          <w:rFonts w:ascii="Verdana" w:eastAsiaTheme="minorEastAsia" w:hAnsi="Verdana"/>
-          <w:b/>
-          <w:bCs/>
-        </w:rPr>
-        <w:t>Repositorio:</w:t>
-      </w:r>
-      <w:r>
-        <w:rPr>
-          <w:rFonts w:ascii="Verdana" w:eastAsiaTheme="minorEastAsia" w:hAnsi="Verdana"/>
-        </w:rPr>
-        <w:t xml:space="preserve"> </w:t>
-      </w:r>
-      <w:hyperlink r:id="rId8">
+      <w:hyperlink r:id="rId8" w:history="1">
         <w:r>
           <w:rPr>
             <w:rStyle w:val="Hipervnculo"/>
             <w:rFonts w:ascii="Verdana" w:eastAsiaTheme="minorEastAsia" w:hAnsi="Verdana"/>
+            <w:sz w:val="22"/>
+            <w:szCs w:val="22"/>
           </w:rPr>
-          <w:t>https://github.com/paolasz/LaboIII-TPFinal.git</w:t>
+          <w:t xml:space="preserve">Se puede acceder al script con este </w:t>
+        </w:r>
+        <w:proofErr w:type="gramStart"/>
+        <w:r>
+          <w:rPr>
+            <w:rStyle w:val="Hipervnculo"/>
+            <w:rFonts w:ascii="Verdana" w:eastAsiaTheme="minorEastAsia" w:hAnsi="Verdana"/>
+            <w:sz w:val="22"/>
+            <w:szCs w:val="22"/>
+          </w:rPr>
+          <w:t>link</w:t>
+        </w:r>
+        <w:proofErr w:type="gramEnd"/>
+        <w:r>
+          <w:rPr>
+            <w:rStyle w:val="Hipervnculo"/>
+            <w:rFonts w:ascii="Verdana" w:eastAsiaTheme="minorEastAsia" w:hAnsi="Verdana"/>
+            <w:sz w:val="22"/>
+            <w:szCs w:val="22"/>
+          </w:rPr>
+          <w:t>.</w:t>
         </w:r>
       </w:hyperlink>
     </w:p>
     <w:p>
       <w:pPr>
-        <w:jc w:val="both"/>
-        <w:rPr>
-          <w:rFonts w:ascii="Verdana" w:eastAsiaTheme="minorEastAsia" w:hAnsi="Verdana"/>
-        </w:rPr>
-      </w:pPr>
-    </w:p>
-    <w:p>
-      <w:pPr>
-        <w:pStyle w:val="Ttulo2"/>
-        <w:spacing w:before="299" w:after="299"/>
-        <w:jc w:val="both"/>
-        <w:rPr>
-          <w:rFonts w:ascii="Verdana" w:eastAsiaTheme="minorEastAsia" w:hAnsi="Verdana" w:cstheme="minorBidi"/>
-          <w:b/>
-          <w:bCs/>
-          <w:sz w:val="36"/>
-          <w:szCs w:val="36"/>
-        </w:rPr>
-      </w:pPr>
-      <w:bookmarkStart w:id="21" w:name="_Toc205851106"/>
-      <w:r>
-        <w:rPr>
-          <w:rFonts w:ascii="Verdana" w:eastAsiaTheme="minorEastAsia" w:hAnsi="Verdana" w:cstheme="minorBidi"/>
-          <w:b/>
-          <w:bCs/>
-          <w:sz w:val="36"/>
-          <w:szCs w:val="36"/>
-        </w:rPr>
-        <w:t>Anexo Técnico: Especificaciones del Modelo</w:t>
-      </w:r>
-      <w:bookmarkEnd w:id="21"/>
-    </w:p>
-    <w:p>
-      <w:pPr>
-        <w:pStyle w:val="Ttulo3"/>
-        <w:spacing w:before="281" w:after="281"/>
-        <w:jc w:val="both"/>
-        <w:rPr>
-          <w:rFonts w:ascii="Verdana" w:eastAsiaTheme="minorEastAsia" w:hAnsi="Verdana" w:cstheme="minorBidi"/>
-          <w:b/>
-          <w:bCs/>
-        </w:rPr>
-      </w:pPr>
-      <w:bookmarkStart w:id="22" w:name="_Toc205851107"/>
-      <w:r>
-        <w:rPr>
-          <w:rFonts w:ascii="Verdana" w:eastAsiaTheme="minorEastAsia" w:hAnsi="Verdana" w:cstheme="minorBidi"/>
-          <w:b/>
-          <w:bCs/>
-        </w:rPr>
-        <w:t xml:space="preserve">Modelo 1: </w:t>
-      </w:r>
-      <w:proofErr w:type="spellStart"/>
-      <w:r>
-        <w:rPr>
-          <w:rFonts w:ascii="Verdana" w:eastAsiaTheme="minorEastAsia" w:hAnsi="Verdana" w:cstheme="minorBidi"/>
-          <w:b/>
-          <w:bCs/>
-        </w:rPr>
-        <w:t>LightGBM</w:t>
-      </w:r>
-      <w:proofErr w:type="spellEnd"/>
-      <w:r>
-        <w:rPr>
-          <w:rFonts w:ascii="Verdana" w:eastAsiaTheme="minorEastAsia" w:hAnsi="Verdana" w:cstheme="minorBidi"/>
-          <w:b/>
-          <w:bCs/>
-        </w:rPr>
-        <w:t xml:space="preserve"> Optimizado</w:t>
-      </w:r>
-      <w:bookmarkEnd w:id="22"/>
-    </w:p>
-    <w:p>
-      <w:pPr>
         <w:spacing w:before="240" w:after="240"/>
         <w:jc w:val="both"/>
         <w:rPr>
-          <w:rFonts w:ascii="Verdana" w:eastAsiaTheme="minorEastAsia" w:hAnsi="Verdana"/>
-          <w:b/>
-          <w:bCs/>
-        </w:rPr>
-      </w:pPr>
-      <w:r>
-        <w:rPr>
-          <w:rFonts w:ascii="Verdana" w:eastAsiaTheme="minorEastAsia" w:hAnsi="Verdana"/>
-          <w:b/>
-          <w:bCs/>
-        </w:rPr>
-        <w:t>Configuración Final:</w:t>
-      </w:r>
-    </w:p>
-    <w:p>
-      <w:pPr>
-        <w:spacing w:before="240" w:after="240"/>
-        <w:jc w:val="both"/>
-        <w:rPr>
-          <w:rFonts w:ascii="Verdana" w:eastAsiaTheme="minorEastAsia" w:hAnsi="Verdana"/>
-        </w:rPr>
-      </w:pPr>
-      <w:r>
-        <w:rPr>
-          <w:rFonts w:ascii="Verdana" w:eastAsiaTheme="minorEastAsia" w:hAnsi="Verdana"/>
-        </w:rPr>
-        <w:lastRenderedPageBreak/>
-        <w:t xml:space="preserve">Se desarrolló un modelo de predicción de ventas (en toneladas) utilizando </w:t>
+          <w:rFonts w:eastAsiaTheme="minorEastAsia"/>
+        </w:rPr>
+      </w:pPr>
+      <w:r>
+        <w:rPr>
+          <w:rFonts w:ascii="Verdana" w:eastAsiaTheme="minorEastAsia" w:hAnsi="Verdana"/>
+          <w:sz w:val="22"/>
+          <w:szCs w:val="22"/>
+        </w:rPr>
+        <w:t>Este es el que mejor resultado dio en el Público, superando al Promedio Móvil y a la Regresión Lineal (esta última, entrenada con los 33 productos “mágicos”).</w:t>
+      </w:r>
+      <w:r>
+        <w:rPr>
+          <w:rFonts w:ascii="Verdana" w:eastAsiaTheme="minorEastAsia" w:hAnsi="Verdana"/>
+          <w:sz w:val="22"/>
+          <w:szCs w:val="22"/>
+        </w:rPr>
+        <w:t xml:space="preserve"> Quedó pendiente probar ajustar el modelo de </w:t>
       </w:r>
       <w:proofErr w:type="spellStart"/>
       <w:r>
         <w:rPr>
           <w:rFonts w:ascii="Verdana" w:eastAsiaTheme="minorEastAsia" w:hAnsi="Verdana"/>
+          <w:sz w:val="22"/>
+          <w:szCs w:val="22"/>
+        </w:rPr>
+        <w:t>boosting</w:t>
+      </w:r>
+      <w:proofErr w:type="spellEnd"/>
+      <w:r>
+        <w:rPr>
+          <w:rFonts w:ascii="Verdana" w:eastAsiaTheme="minorEastAsia" w:hAnsi="Verdana"/>
+          <w:sz w:val="22"/>
+          <w:szCs w:val="22"/>
+        </w:rPr>
+        <w:t xml:space="preserve"> (</w:t>
+      </w:r>
+      <w:proofErr w:type="spellStart"/>
+      <w:r>
+        <w:rPr>
+          <w:rFonts w:ascii="Verdana" w:eastAsiaTheme="minorEastAsia" w:hAnsi="Verdana"/>
+          <w:sz w:val="22"/>
+          <w:szCs w:val="22"/>
         </w:rPr>
         <w:t>LightGBM</w:t>
       </w:r>
@@ -7835,1085 +6444,19 @@
       <w:r>
         <w:rPr>
           <w:rFonts w:ascii="Verdana" w:eastAsiaTheme="minorEastAsia" w:hAnsi="Verdana"/>
-        </w:rPr>
-        <w:t xml:space="preserve"> con </w:t>
-      </w:r>
-      <w:proofErr w:type="spellStart"/>
-      <w:r>
-        <w:rPr>
-          <w:rFonts w:ascii="Verdana" w:eastAsiaTheme="minorEastAsia" w:hAnsi="Verdana"/>
-        </w:rPr>
-        <w:t>linear_tree</w:t>
-      </w:r>
-      <w:proofErr w:type="spellEnd"/>
-      <w:r>
-        <w:rPr>
-          <w:rFonts w:ascii="Verdana" w:eastAsiaTheme="minorEastAsia" w:hAnsi="Verdana"/>
-        </w:rPr>
-        <w:t>=True.</w:t>
-      </w:r>
-      <w:r>
-        <w:rPr>
-          <w:rFonts w:ascii="Verdana" w:hAnsi="Verdana"/>
-        </w:rPr>
-        <w:br/>
-      </w:r>
-      <w:r>
-        <w:rPr>
-          <w:rFonts w:ascii="Verdana" w:eastAsiaTheme="minorEastAsia" w:hAnsi="Verdana"/>
-        </w:rPr>
-        <w:t>El enfoque estuvo orientado a granularidad por producto y a predecir el valor de ventas dos meses a futuro (</w:t>
-      </w:r>
-      <w:proofErr w:type="gramStart"/>
-      <w:r>
-        <w:rPr>
-          <w:rFonts w:ascii="Verdana" w:eastAsiaTheme="minorEastAsia" w:hAnsi="Verdana"/>
-        </w:rPr>
-        <w:t>target</w:t>
-      </w:r>
-      <w:proofErr w:type="gramEnd"/>
-      <w:r>
-        <w:rPr>
-          <w:rFonts w:ascii="Verdana" w:eastAsiaTheme="minorEastAsia" w:hAnsi="Verdana"/>
-        </w:rPr>
-        <w:t>).</w:t>
-      </w:r>
-    </w:p>
-    <w:p>
-      <w:pPr>
-        <w:jc w:val="both"/>
-        <w:rPr>
-          <w:rFonts w:ascii="Verdana" w:eastAsiaTheme="minorEastAsia" w:hAnsi="Verdana"/>
-        </w:rPr>
-      </w:pPr>
-      <w:r>
-        <w:rPr>
-          <w:rFonts w:ascii="Verdana" w:eastAsiaTheme="minorEastAsia" w:hAnsi="Verdana"/>
-        </w:rPr>
-        <w:t xml:space="preserve">Parámetros optimizados con 700 </w:t>
-      </w:r>
-      <w:proofErr w:type="spellStart"/>
-      <w:r>
-        <w:rPr>
-          <w:rFonts w:ascii="Verdana" w:eastAsiaTheme="minorEastAsia" w:hAnsi="Verdana"/>
-        </w:rPr>
-        <w:t>trials</w:t>
-      </w:r>
-      <w:proofErr w:type="spellEnd"/>
-      <w:r>
-        <w:rPr>
-          <w:rFonts w:ascii="Verdana" w:eastAsiaTheme="minorEastAsia" w:hAnsi="Verdana"/>
-        </w:rPr>
-        <w:t xml:space="preserve"> Optuna</w:t>
-      </w:r>
-      <w:r>
-        <w:rPr>
-          <w:rFonts w:ascii="Verdana" w:hAnsi="Verdana"/>
-        </w:rPr>
-        <w:br/>
-      </w:r>
-      <w:r>
-        <w:rPr>
-          <w:rFonts w:ascii="Verdana" w:eastAsiaTheme="minorEastAsia" w:hAnsi="Verdana"/>
-        </w:rPr>
-        <w:t>Entrenamiento con 20 semillas independientes</w:t>
-      </w:r>
-      <w:r>
-        <w:rPr>
-          <w:rFonts w:ascii="Verdana" w:hAnsi="Verdana"/>
-        </w:rPr>
-        <w:br/>
-      </w:r>
-      <w:r>
-        <w:rPr>
-          <w:rFonts w:ascii="Verdana" w:eastAsiaTheme="minorEastAsia" w:hAnsi="Verdana"/>
-        </w:rPr>
-        <w:t xml:space="preserve">Target: </w:t>
-      </w:r>
-      <w:proofErr w:type="spellStart"/>
-      <w:r>
-        <w:rPr>
-          <w:rFonts w:ascii="Verdana" w:eastAsiaTheme="minorEastAsia" w:hAnsi="Verdana"/>
-        </w:rPr>
-        <w:t>tn</w:t>
-      </w:r>
-      <w:proofErr w:type="spellEnd"/>
-      <w:r>
-        <w:rPr>
-          <w:rFonts w:ascii="Verdana" w:eastAsiaTheme="minorEastAsia" w:hAnsi="Verdana"/>
-        </w:rPr>
-        <w:t xml:space="preserve"> (ventas en toneladas) a +2 meses</w:t>
-      </w:r>
-      <w:r>
-        <w:rPr>
-          <w:rFonts w:ascii="Verdana" w:hAnsi="Verdana"/>
-        </w:rPr>
-        <w:br/>
-      </w:r>
-      <w:proofErr w:type="spellStart"/>
-      <w:r>
-        <w:rPr>
-          <w:rFonts w:ascii="Verdana" w:eastAsiaTheme="minorEastAsia" w:hAnsi="Verdana"/>
-        </w:rPr>
-        <w:t>Features</w:t>
-      </w:r>
-      <w:proofErr w:type="spellEnd"/>
-      <w:r>
-        <w:rPr>
-          <w:rFonts w:ascii="Verdana" w:eastAsiaTheme="minorEastAsia" w:hAnsi="Verdana"/>
-        </w:rPr>
-        <w:t>: 62 variables derivadas</w:t>
-      </w:r>
-      <w:r>
-        <w:rPr>
-          <w:rFonts w:ascii="Verdana" w:hAnsi="Verdana"/>
-        </w:rPr>
-        <w:br/>
-      </w:r>
-      <w:r>
-        <w:rPr>
-          <w:rFonts w:ascii="Verdana" w:eastAsiaTheme="minorEastAsia" w:hAnsi="Verdana"/>
-        </w:rPr>
-        <w:t>Validación temporal estricta</w:t>
-      </w:r>
-      <w:r>
-        <w:rPr>
-          <w:rFonts w:ascii="Verdana" w:hAnsi="Verdana"/>
-        </w:rPr>
-        <w:br/>
-      </w:r>
-      <w:r>
-        <w:rPr>
-          <w:rFonts w:ascii="Verdana" w:eastAsiaTheme="minorEastAsia" w:hAnsi="Verdana"/>
-        </w:rPr>
-        <w:t xml:space="preserve"> </w:t>
-      </w:r>
-    </w:p>
-    <w:p>
-      <w:pPr>
-        <w:pStyle w:val="Ttulo3"/>
-        <w:spacing w:before="281" w:after="281"/>
-        <w:jc w:val="both"/>
-        <w:rPr>
-          <w:rFonts w:ascii="Verdana" w:eastAsiaTheme="minorEastAsia" w:hAnsi="Verdana" w:cstheme="minorBidi"/>
-          <w:b/>
-          <w:bCs/>
-        </w:rPr>
-      </w:pPr>
-      <w:bookmarkStart w:id="23" w:name="_Toc205851108"/>
-      <w:r>
-        <w:rPr>
-          <w:rFonts w:ascii="Verdana" w:eastAsiaTheme="minorEastAsia" w:hAnsi="Verdana" w:cstheme="minorBidi"/>
-          <w:b/>
-          <w:bCs/>
-        </w:rPr>
-        <w:t>Modelo 2: Regresión Lineal</w:t>
-      </w:r>
-      <w:bookmarkEnd w:id="23"/>
-    </w:p>
-    <w:p>
-      <w:pPr>
-        <w:spacing w:before="240" w:after="240"/>
-        <w:jc w:val="both"/>
-        <w:rPr>
-          <w:rFonts w:ascii="Verdana" w:eastAsiaTheme="minorEastAsia" w:hAnsi="Verdana"/>
-          <w:b/>
-          <w:bCs/>
-        </w:rPr>
-      </w:pPr>
-      <w:r>
-        <w:rPr>
-          <w:rFonts w:ascii="Verdana" w:eastAsiaTheme="minorEastAsia" w:hAnsi="Verdana"/>
-          <w:b/>
-          <w:bCs/>
-        </w:rPr>
-        <w:t>Configuración:</w:t>
-      </w:r>
-    </w:p>
-    <w:p>
-      <w:pPr>
-        <w:jc w:val="both"/>
-        <w:rPr>
-          <w:rFonts w:ascii="Verdana" w:eastAsiaTheme="minorEastAsia" w:hAnsi="Verdana"/>
-        </w:rPr>
-      </w:pPr>
-      <w:r>
-        <w:rPr>
-          <w:rFonts w:ascii="Verdana" w:eastAsiaTheme="minorEastAsia" w:hAnsi="Verdana"/>
-        </w:rPr>
-        <w:t xml:space="preserve">Granularidad: por </w:t>
-      </w:r>
-      <w:proofErr w:type="spellStart"/>
-      <w:r>
-        <w:rPr>
-          <w:rFonts w:ascii="Verdana" w:eastAsiaTheme="minorEastAsia" w:hAnsi="Verdana"/>
-        </w:rPr>
-        <w:t>product_id</w:t>
-      </w:r>
-      <w:proofErr w:type="spellEnd"/>
-      <w:r>
-        <w:rPr>
-          <w:rFonts w:ascii="Verdana" w:hAnsi="Verdana"/>
-        </w:rPr>
-        <w:br/>
-      </w:r>
-      <w:proofErr w:type="spellStart"/>
-      <w:r>
-        <w:rPr>
-          <w:rFonts w:ascii="Verdana" w:eastAsiaTheme="minorEastAsia" w:hAnsi="Verdana"/>
-        </w:rPr>
-        <w:t>Features</w:t>
-      </w:r>
-      <w:proofErr w:type="spellEnd"/>
-      <w:r>
-        <w:rPr>
-          <w:rFonts w:ascii="Verdana" w:eastAsiaTheme="minorEastAsia" w:hAnsi="Verdana"/>
-        </w:rPr>
-        <w:t xml:space="preserve">: 11 </w:t>
-      </w:r>
-      <w:proofErr w:type="spellStart"/>
-      <w:r>
-        <w:rPr>
-          <w:rFonts w:ascii="Verdana" w:eastAsiaTheme="minorEastAsia" w:hAnsi="Verdana"/>
-        </w:rPr>
-        <w:t>lags</w:t>
-      </w:r>
-      <w:proofErr w:type="spellEnd"/>
-      <w:r>
-        <w:rPr>
-          <w:rFonts w:ascii="Verdana" w:eastAsiaTheme="minorEastAsia" w:hAnsi="Verdana"/>
-        </w:rPr>
-        <w:t xml:space="preserve"> mensuales de </w:t>
-      </w:r>
-      <w:proofErr w:type="spellStart"/>
-      <w:r>
-        <w:rPr>
-          <w:rFonts w:ascii="Verdana" w:eastAsiaTheme="minorEastAsia" w:hAnsi="Verdana"/>
-        </w:rPr>
-        <w:t>tn</w:t>
-      </w:r>
-      <w:proofErr w:type="spellEnd"/>
-      <w:r>
-        <w:rPr>
-          <w:rFonts w:ascii="Verdana" w:hAnsi="Verdana"/>
-        </w:rPr>
-        <w:br/>
-      </w:r>
-      <w:proofErr w:type="spellStart"/>
-      <w:r>
-        <w:rPr>
-          <w:rFonts w:ascii="Verdana" w:eastAsiaTheme="minorEastAsia" w:hAnsi="Verdana"/>
-        </w:rPr>
-        <w:t>Dataset</w:t>
-      </w:r>
-      <w:proofErr w:type="spellEnd"/>
-      <w:r>
-        <w:rPr>
-          <w:rFonts w:ascii="Verdana" w:eastAsiaTheme="minorEastAsia" w:hAnsi="Verdana"/>
-        </w:rPr>
-        <w:t xml:space="preserve"> reducido: 33 productos con historial completo</w:t>
-      </w:r>
-    </w:p>
-    <w:p>
-      <w:pPr>
-        <w:ind w:left="708"/>
-        <w:jc w:val="both"/>
-        <w:rPr>
-          <w:rFonts w:ascii="Verdana" w:eastAsiaTheme="minorEastAsia" w:hAnsi="Verdana"/>
-          <w:color w:val="000000" w:themeColor="text1"/>
-        </w:rPr>
-      </w:pPr>
-      <w:proofErr w:type="spellStart"/>
-      <w:r>
-        <w:rPr>
-          <w:rFonts w:ascii="Verdana" w:eastAsiaTheme="minorEastAsia" w:hAnsi="Verdana"/>
-          <w:color w:val="000000" w:themeColor="text1"/>
-        </w:rPr>
-        <w:t>magicos</w:t>
-      </w:r>
-      <w:proofErr w:type="spellEnd"/>
-      <w:r>
-        <w:rPr>
-          <w:rFonts w:ascii="Verdana" w:eastAsiaTheme="minorEastAsia" w:hAnsi="Verdana"/>
-          <w:color w:val="000000" w:themeColor="text1"/>
-        </w:rPr>
-        <w:t xml:space="preserve"> </w:t>
-      </w:r>
-      <w:r>
-        <w:rPr>
-          <w:rFonts w:ascii="Verdana" w:eastAsiaTheme="minorEastAsia" w:hAnsi="Verdana"/>
-          <w:color w:val="666666"/>
-        </w:rPr>
-        <w:t>=</w:t>
-      </w:r>
-      <w:r>
-        <w:rPr>
-          <w:rFonts w:ascii="Verdana" w:eastAsiaTheme="minorEastAsia" w:hAnsi="Verdana"/>
-          <w:color w:val="000000" w:themeColor="text1"/>
-        </w:rPr>
-        <w:t xml:space="preserve"> [</w:t>
-      </w:r>
-      <w:r>
-        <w:rPr>
-          <w:rFonts w:ascii="Verdana" w:eastAsiaTheme="minorEastAsia" w:hAnsi="Verdana"/>
-          <w:color w:val="666666"/>
-        </w:rPr>
-        <w:t>20002</w:t>
-      </w:r>
-      <w:r>
-        <w:rPr>
-          <w:rFonts w:ascii="Verdana" w:eastAsiaTheme="minorEastAsia" w:hAnsi="Verdana"/>
-          <w:color w:val="000000" w:themeColor="text1"/>
-        </w:rPr>
-        <w:t xml:space="preserve">, </w:t>
-      </w:r>
-      <w:r>
-        <w:rPr>
-          <w:rFonts w:ascii="Verdana" w:eastAsiaTheme="minorEastAsia" w:hAnsi="Verdana"/>
-          <w:color w:val="666666"/>
-        </w:rPr>
-        <w:t>20003</w:t>
-      </w:r>
-      <w:r>
-        <w:rPr>
-          <w:rFonts w:ascii="Verdana" w:eastAsiaTheme="minorEastAsia" w:hAnsi="Verdana"/>
-          <w:color w:val="000000" w:themeColor="text1"/>
-        </w:rPr>
-        <w:t xml:space="preserve">, </w:t>
-      </w:r>
-      <w:r>
-        <w:rPr>
-          <w:rFonts w:ascii="Verdana" w:eastAsiaTheme="minorEastAsia" w:hAnsi="Verdana"/>
-          <w:color w:val="666666"/>
-        </w:rPr>
-        <w:t>20006</w:t>
-      </w:r>
-      <w:r>
-        <w:rPr>
-          <w:rFonts w:ascii="Verdana" w:eastAsiaTheme="minorEastAsia" w:hAnsi="Verdana"/>
-          <w:color w:val="000000" w:themeColor="text1"/>
-        </w:rPr>
-        <w:t xml:space="preserve">, </w:t>
-      </w:r>
-      <w:r>
-        <w:rPr>
-          <w:rFonts w:ascii="Verdana" w:eastAsiaTheme="minorEastAsia" w:hAnsi="Verdana"/>
-          <w:color w:val="666666"/>
-        </w:rPr>
-        <w:t>20010</w:t>
-      </w:r>
-      <w:r>
-        <w:rPr>
-          <w:rFonts w:ascii="Verdana" w:eastAsiaTheme="minorEastAsia" w:hAnsi="Verdana"/>
-          <w:color w:val="000000" w:themeColor="text1"/>
-        </w:rPr>
-        <w:t xml:space="preserve">, </w:t>
-      </w:r>
-      <w:r>
-        <w:rPr>
-          <w:rFonts w:ascii="Verdana" w:eastAsiaTheme="minorEastAsia" w:hAnsi="Verdana"/>
-          <w:color w:val="666666"/>
-        </w:rPr>
-        <w:t>20011</w:t>
-      </w:r>
-      <w:r>
-        <w:rPr>
-          <w:rFonts w:ascii="Verdana" w:eastAsiaTheme="minorEastAsia" w:hAnsi="Verdana"/>
-          <w:color w:val="000000" w:themeColor="text1"/>
-        </w:rPr>
-        <w:t xml:space="preserve">, </w:t>
-      </w:r>
-      <w:r>
-        <w:rPr>
-          <w:rFonts w:ascii="Verdana" w:eastAsiaTheme="minorEastAsia" w:hAnsi="Verdana"/>
-          <w:color w:val="666666"/>
-        </w:rPr>
-        <w:t>20018</w:t>
-      </w:r>
-      <w:r>
-        <w:rPr>
-          <w:rFonts w:ascii="Verdana" w:eastAsiaTheme="minorEastAsia" w:hAnsi="Verdana"/>
-          <w:color w:val="000000" w:themeColor="text1"/>
-        </w:rPr>
-        <w:t xml:space="preserve">, </w:t>
-      </w:r>
-      <w:r>
-        <w:rPr>
-          <w:rFonts w:ascii="Verdana" w:eastAsiaTheme="minorEastAsia" w:hAnsi="Verdana"/>
-          <w:color w:val="666666"/>
-        </w:rPr>
-        <w:t>20019</w:t>
-      </w:r>
-      <w:r>
-        <w:rPr>
-          <w:rFonts w:ascii="Verdana" w:eastAsiaTheme="minorEastAsia" w:hAnsi="Verdana"/>
-          <w:color w:val="000000" w:themeColor="text1"/>
-        </w:rPr>
-        <w:t xml:space="preserve">, </w:t>
-      </w:r>
-      <w:r>
-        <w:rPr>
-          <w:rFonts w:ascii="Verdana" w:eastAsiaTheme="minorEastAsia" w:hAnsi="Verdana"/>
-          <w:color w:val="666666"/>
-        </w:rPr>
-        <w:t>20021</w:t>
-      </w:r>
-      <w:r>
-        <w:rPr>
-          <w:rFonts w:ascii="Verdana" w:eastAsiaTheme="minorEastAsia" w:hAnsi="Verdana"/>
-          <w:color w:val="000000" w:themeColor="text1"/>
-        </w:rPr>
-        <w:t xml:space="preserve">, </w:t>
-      </w:r>
-      <w:r>
-        <w:rPr>
-          <w:rFonts w:ascii="Verdana" w:eastAsiaTheme="minorEastAsia" w:hAnsi="Verdana"/>
-          <w:color w:val="666666"/>
-        </w:rPr>
-        <w:t>20026</w:t>
-      </w:r>
-      <w:r>
-        <w:rPr>
-          <w:rFonts w:ascii="Verdana" w:eastAsiaTheme="minorEastAsia" w:hAnsi="Verdana"/>
-          <w:color w:val="000000" w:themeColor="text1"/>
-        </w:rPr>
-        <w:t xml:space="preserve">, </w:t>
-      </w:r>
-      <w:r>
-        <w:rPr>
-          <w:rFonts w:ascii="Verdana" w:eastAsiaTheme="minorEastAsia" w:hAnsi="Verdana"/>
-          <w:color w:val="666666"/>
-        </w:rPr>
-        <w:t>20028</w:t>
-      </w:r>
-      <w:r>
-        <w:rPr>
-          <w:rFonts w:ascii="Verdana" w:eastAsiaTheme="minorEastAsia" w:hAnsi="Verdana"/>
-          <w:color w:val="000000" w:themeColor="text1"/>
-        </w:rPr>
-        <w:t xml:space="preserve">, </w:t>
-      </w:r>
-      <w:r>
-        <w:rPr>
-          <w:rFonts w:ascii="Verdana" w:eastAsiaTheme="minorEastAsia" w:hAnsi="Verdana"/>
-          <w:color w:val="666666"/>
-        </w:rPr>
-        <w:t>20035</w:t>
-      </w:r>
-      <w:r>
-        <w:rPr>
-          <w:rFonts w:ascii="Verdana" w:eastAsiaTheme="minorEastAsia" w:hAnsi="Verdana"/>
-          <w:color w:val="000000" w:themeColor="text1"/>
-        </w:rPr>
-        <w:t xml:space="preserve">, </w:t>
-      </w:r>
-      <w:r>
-        <w:rPr>
-          <w:rFonts w:ascii="Verdana" w:eastAsiaTheme="minorEastAsia" w:hAnsi="Verdana"/>
-          <w:color w:val="666666"/>
-        </w:rPr>
-        <w:t>20039</w:t>
-      </w:r>
-      <w:r>
-        <w:rPr>
-          <w:rFonts w:ascii="Verdana" w:eastAsiaTheme="minorEastAsia" w:hAnsi="Verdana"/>
-          <w:color w:val="000000" w:themeColor="text1"/>
-        </w:rPr>
-        <w:t xml:space="preserve">, </w:t>
-      </w:r>
-      <w:r>
-        <w:rPr>
-          <w:rFonts w:ascii="Verdana" w:eastAsiaTheme="minorEastAsia" w:hAnsi="Verdana"/>
-          <w:color w:val="666666"/>
-        </w:rPr>
-        <w:t>20042</w:t>
-      </w:r>
-      <w:r>
-        <w:rPr>
-          <w:rFonts w:ascii="Verdana" w:eastAsiaTheme="minorEastAsia" w:hAnsi="Verdana"/>
-          <w:color w:val="000000" w:themeColor="text1"/>
-        </w:rPr>
-        <w:t xml:space="preserve">, </w:t>
-      </w:r>
-      <w:r>
-        <w:rPr>
-          <w:rFonts w:ascii="Verdana" w:eastAsiaTheme="minorEastAsia" w:hAnsi="Verdana"/>
-          <w:color w:val="666666"/>
-        </w:rPr>
-        <w:t>20044</w:t>
-      </w:r>
-      <w:r>
-        <w:rPr>
-          <w:rFonts w:ascii="Verdana" w:eastAsiaTheme="minorEastAsia" w:hAnsi="Verdana"/>
-          <w:color w:val="000000" w:themeColor="text1"/>
-        </w:rPr>
-        <w:t xml:space="preserve">, </w:t>
-      </w:r>
-      <w:r>
-        <w:rPr>
-          <w:rFonts w:ascii="Verdana" w:eastAsiaTheme="minorEastAsia" w:hAnsi="Verdana"/>
-          <w:color w:val="666666"/>
-        </w:rPr>
-        <w:t>20045</w:t>
-      </w:r>
-      <w:r>
-        <w:rPr>
-          <w:rFonts w:ascii="Verdana" w:eastAsiaTheme="minorEastAsia" w:hAnsi="Verdana"/>
-          <w:color w:val="000000" w:themeColor="text1"/>
-        </w:rPr>
-        <w:t xml:space="preserve">, </w:t>
-      </w:r>
-      <w:r>
-        <w:rPr>
-          <w:rFonts w:ascii="Verdana" w:eastAsiaTheme="minorEastAsia" w:hAnsi="Verdana"/>
-          <w:color w:val="666666"/>
-        </w:rPr>
-        <w:t>20046</w:t>
-      </w:r>
-      <w:r>
-        <w:rPr>
-          <w:rFonts w:ascii="Verdana" w:eastAsiaTheme="minorEastAsia" w:hAnsi="Verdana"/>
-          <w:color w:val="000000" w:themeColor="text1"/>
-        </w:rPr>
-        <w:t xml:space="preserve">, </w:t>
-      </w:r>
-      <w:r>
-        <w:rPr>
-          <w:rFonts w:ascii="Verdana" w:eastAsiaTheme="minorEastAsia" w:hAnsi="Verdana"/>
-          <w:color w:val="666666"/>
-        </w:rPr>
-        <w:t>20049</w:t>
-      </w:r>
-      <w:r>
-        <w:rPr>
-          <w:rFonts w:ascii="Verdana" w:eastAsiaTheme="minorEastAsia" w:hAnsi="Verdana"/>
-          <w:color w:val="000000" w:themeColor="text1"/>
-        </w:rPr>
-        <w:t xml:space="preserve">, </w:t>
-      </w:r>
-      <w:r>
-        <w:rPr>
-          <w:rFonts w:ascii="Verdana" w:eastAsiaTheme="minorEastAsia" w:hAnsi="Verdana"/>
-          <w:color w:val="666666"/>
-        </w:rPr>
-        <w:t>20051</w:t>
-      </w:r>
-      <w:r>
-        <w:rPr>
-          <w:rFonts w:ascii="Verdana" w:eastAsiaTheme="minorEastAsia" w:hAnsi="Verdana"/>
-          <w:color w:val="000000" w:themeColor="text1"/>
-        </w:rPr>
-        <w:t xml:space="preserve">, </w:t>
-      </w:r>
-      <w:r>
-        <w:rPr>
-          <w:rFonts w:ascii="Verdana" w:eastAsiaTheme="minorEastAsia" w:hAnsi="Verdana"/>
-          <w:color w:val="666666"/>
-        </w:rPr>
-        <w:t>20052</w:t>
-      </w:r>
-      <w:r>
-        <w:rPr>
-          <w:rFonts w:ascii="Verdana" w:eastAsiaTheme="minorEastAsia" w:hAnsi="Verdana"/>
-          <w:color w:val="000000" w:themeColor="text1"/>
-        </w:rPr>
-        <w:t xml:space="preserve">, </w:t>
-      </w:r>
-      <w:r>
-        <w:rPr>
-          <w:rFonts w:ascii="Verdana" w:eastAsiaTheme="minorEastAsia" w:hAnsi="Verdana"/>
-          <w:color w:val="666666"/>
-        </w:rPr>
-        <w:t>20053</w:t>
-      </w:r>
-      <w:r>
-        <w:rPr>
-          <w:rFonts w:ascii="Verdana" w:eastAsiaTheme="minorEastAsia" w:hAnsi="Verdana"/>
-          <w:color w:val="000000" w:themeColor="text1"/>
-        </w:rPr>
-        <w:t xml:space="preserve">, </w:t>
-      </w:r>
-      <w:r>
-        <w:rPr>
-          <w:rFonts w:ascii="Verdana" w:eastAsiaTheme="minorEastAsia" w:hAnsi="Verdana"/>
-          <w:color w:val="666666"/>
-        </w:rPr>
-        <w:t>20055</w:t>
-      </w:r>
-      <w:r>
-        <w:rPr>
-          <w:rFonts w:ascii="Verdana" w:eastAsiaTheme="minorEastAsia" w:hAnsi="Verdana"/>
-          <w:color w:val="000000" w:themeColor="text1"/>
-        </w:rPr>
-        <w:t xml:space="preserve">, </w:t>
-      </w:r>
-      <w:r>
-        <w:rPr>
-          <w:rFonts w:ascii="Verdana" w:eastAsiaTheme="minorEastAsia" w:hAnsi="Verdana"/>
-          <w:color w:val="666666"/>
-        </w:rPr>
-        <w:t>20008</w:t>
-      </w:r>
-      <w:r>
-        <w:rPr>
-          <w:rFonts w:ascii="Verdana" w:eastAsiaTheme="minorEastAsia" w:hAnsi="Verdana"/>
-          <w:color w:val="000000" w:themeColor="text1"/>
-        </w:rPr>
-        <w:t xml:space="preserve">, </w:t>
-      </w:r>
-      <w:r>
-        <w:rPr>
-          <w:rFonts w:ascii="Verdana" w:eastAsiaTheme="minorEastAsia" w:hAnsi="Verdana"/>
-          <w:color w:val="666666"/>
-        </w:rPr>
-        <w:t>20001</w:t>
-      </w:r>
-      <w:r>
-        <w:rPr>
-          <w:rFonts w:ascii="Verdana" w:eastAsiaTheme="minorEastAsia" w:hAnsi="Verdana"/>
-          <w:color w:val="000000" w:themeColor="text1"/>
-        </w:rPr>
-        <w:t xml:space="preserve">, </w:t>
-      </w:r>
-      <w:r>
-        <w:rPr>
-          <w:rFonts w:ascii="Verdana" w:eastAsiaTheme="minorEastAsia" w:hAnsi="Verdana"/>
-          <w:color w:val="666666"/>
-        </w:rPr>
-        <w:t>20017</w:t>
-      </w:r>
-      <w:r>
-        <w:rPr>
-          <w:rFonts w:ascii="Verdana" w:eastAsiaTheme="minorEastAsia" w:hAnsi="Verdana"/>
-          <w:color w:val="000000" w:themeColor="text1"/>
-        </w:rPr>
-        <w:t xml:space="preserve">, </w:t>
-      </w:r>
-      <w:r>
-        <w:rPr>
-          <w:rFonts w:ascii="Verdana" w:eastAsiaTheme="minorEastAsia" w:hAnsi="Verdana"/>
-          <w:color w:val="666666"/>
-        </w:rPr>
-        <w:t>20086</w:t>
-      </w:r>
-      <w:r>
-        <w:rPr>
-          <w:rFonts w:ascii="Verdana" w:eastAsiaTheme="minorEastAsia" w:hAnsi="Verdana"/>
-          <w:color w:val="000000" w:themeColor="text1"/>
-        </w:rPr>
-        <w:t xml:space="preserve">, </w:t>
-      </w:r>
-      <w:r>
-        <w:rPr>
-          <w:rFonts w:ascii="Verdana" w:eastAsiaTheme="minorEastAsia" w:hAnsi="Verdana"/>
-          <w:color w:val="666666"/>
-        </w:rPr>
-        <w:t>20180</w:t>
-      </w:r>
-      <w:r>
-        <w:rPr>
-          <w:rFonts w:ascii="Verdana" w:eastAsiaTheme="minorEastAsia" w:hAnsi="Verdana"/>
-          <w:color w:val="000000" w:themeColor="text1"/>
-        </w:rPr>
-        <w:t xml:space="preserve">, </w:t>
-      </w:r>
-      <w:r>
-        <w:rPr>
-          <w:rFonts w:ascii="Verdana" w:eastAsiaTheme="minorEastAsia" w:hAnsi="Verdana"/>
-          <w:color w:val="666666"/>
-        </w:rPr>
-        <w:t>20193</w:t>
-      </w:r>
-      <w:r>
-        <w:rPr>
-          <w:rFonts w:ascii="Verdana" w:eastAsiaTheme="minorEastAsia" w:hAnsi="Verdana"/>
-          <w:color w:val="000000" w:themeColor="text1"/>
-        </w:rPr>
-        <w:t xml:space="preserve">, </w:t>
-      </w:r>
-      <w:r>
-        <w:rPr>
-          <w:rFonts w:ascii="Verdana" w:eastAsiaTheme="minorEastAsia" w:hAnsi="Verdana"/>
-          <w:color w:val="666666"/>
-        </w:rPr>
-        <w:t>20320</w:t>
-      </w:r>
-      <w:r>
-        <w:rPr>
-          <w:rFonts w:ascii="Verdana" w:eastAsiaTheme="minorEastAsia" w:hAnsi="Verdana"/>
-          <w:color w:val="000000" w:themeColor="text1"/>
-        </w:rPr>
-        <w:t xml:space="preserve">, </w:t>
-      </w:r>
-      <w:r>
-        <w:rPr>
-          <w:rFonts w:ascii="Verdana" w:eastAsiaTheme="minorEastAsia" w:hAnsi="Verdana"/>
-          <w:color w:val="666666"/>
-        </w:rPr>
-        <w:t>20532</w:t>
-      </w:r>
-      <w:r>
-        <w:rPr>
-          <w:rFonts w:ascii="Verdana" w:eastAsiaTheme="minorEastAsia" w:hAnsi="Verdana"/>
-          <w:color w:val="000000" w:themeColor="text1"/>
-        </w:rPr>
-        <w:t xml:space="preserve">, </w:t>
-      </w:r>
-      <w:r>
-        <w:rPr>
-          <w:rFonts w:ascii="Verdana" w:eastAsiaTheme="minorEastAsia" w:hAnsi="Verdana"/>
-          <w:color w:val="666666"/>
-        </w:rPr>
-        <w:t>20612</w:t>
-      </w:r>
-      <w:r>
-        <w:rPr>
-          <w:rFonts w:ascii="Verdana" w:eastAsiaTheme="minorEastAsia" w:hAnsi="Verdana"/>
-          <w:color w:val="000000" w:themeColor="text1"/>
-        </w:rPr>
-        <w:t xml:space="preserve">, </w:t>
-      </w:r>
-      <w:r>
-        <w:rPr>
-          <w:rFonts w:ascii="Verdana" w:eastAsiaTheme="minorEastAsia" w:hAnsi="Verdana"/>
-          <w:color w:val="666666"/>
-        </w:rPr>
-        <w:t>20637</w:t>
-      </w:r>
-      <w:r>
-        <w:rPr>
-          <w:rFonts w:ascii="Verdana" w:eastAsiaTheme="minorEastAsia" w:hAnsi="Verdana"/>
-          <w:color w:val="000000" w:themeColor="text1"/>
-        </w:rPr>
-        <w:t xml:space="preserve">, </w:t>
-      </w:r>
-      <w:r>
-        <w:rPr>
-          <w:rFonts w:ascii="Verdana" w:eastAsiaTheme="minorEastAsia" w:hAnsi="Verdana"/>
-          <w:color w:val="666666"/>
-        </w:rPr>
-        <w:t>20807</w:t>
-      </w:r>
-      <w:r>
-        <w:rPr>
-          <w:rFonts w:ascii="Verdana" w:eastAsiaTheme="minorEastAsia" w:hAnsi="Verdana"/>
-          <w:color w:val="000000" w:themeColor="text1"/>
-        </w:rPr>
-        <w:t xml:space="preserve">, </w:t>
-      </w:r>
-      <w:r>
-        <w:rPr>
-          <w:rFonts w:ascii="Verdana" w:eastAsiaTheme="minorEastAsia" w:hAnsi="Verdana"/>
-          <w:color w:val="666666"/>
-        </w:rPr>
-        <w:t>20838</w:t>
-      </w:r>
-      <w:r>
-        <w:rPr>
-          <w:rFonts w:ascii="Verdana" w:eastAsiaTheme="minorEastAsia" w:hAnsi="Verdana"/>
-          <w:color w:val="000000" w:themeColor="text1"/>
-        </w:rPr>
-        <w:t>]</w:t>
-      </w:r>
-    </w:p>
-    <w:p>
-      <w:pPr>
-        <w:jc w:val="both"/>
-        <w:rPr>
-          <w:rFonts w:ascii="Verdana" w:eastAsiaTheme="minorEastAsia" w:hAnsi="Verdana"/>
-        </w:rPr>
-      </w:pPr>
-      <w:r>
-        <w:rPr>
-          <w:rFonts w:ascii="Verdana" w:eastAsiaTheme="minorEastAsia" w:hAnsi="Verdana"/>
-        </w:rPr>
-        <w:t>Matriz: 33 filas × 13 columnas</w:t>
-      </w:r>
-      <w:r>
-        <w:rPr>
-          <w:rFonts w:ascii="Verdana" w:hAnsi="Verdana"/>
-        </w:rPr>
-        <w:br/>
-      </w:r>
-      <w:r>
-        <w:rPr>
-          <w:rFonts w:ascii="Verdana" w:eastAsiaTheme="minorEastAsia" w:hAnsi="Verdana"/>
-        </w:rPr>
-        <w:t xml:space="preserve">Target: </w:t>
-      </w:r>
-      <w:proofErr w:type="spellStart"/>
-      <w:r>
-        <w:rPr>
-          <w:rFonts w:ascii="Verdana" w:eastAsiaTheme="minorEastAsia" w:hAnsi="Verdana"/>
-        </w:rPr>
-        <w:t>tn</w:t>
-      </w:r>
-      <w:proofErr w:type="spellEnd"/>
-      <w:r>
-        <w:rPr>
-          <w:rFonts w:ascii="Verdana" w:eastAsiaTheme="minorEastAsia" w:hAnsi="Verdana"/>
-        </w:rPr>
-        <w:t xml:space="preserve"> en periodo +2</w:t>
-      </w:r>
-      <w:r>
-        <w:rPr>
-          <w:rFonts w:ascii="Verdana" w:hAnsi="Verdana"/>
-        </w:rPr>
-        <w:br/>
-      </w:r>
-      <w:r>
-        <w:rPr>
-          <w:rFonts w:ascii="Verdana" w:eastAsiaTheme="minorEastAsia" w:hAnsi="Verdana"/>
-        </w:rPr>
-        <w:t xml:space="preserve"> </w:t>
-      </w:r>
-    </w:p>
-    <w:p>
-      <w:pPr>
-        <w:pStyle w:val="Ttulo3"/>
-        <w:spacing w:before="281" w:after="281"/>
-        <w:jc w:val="both"/>
-        <w:rPr>
-          <w:rFonts w:ascii="Verdana" w:eastAsiaTheme="minorEastAsia" w:hAnsi="Verdana" w:cstheme="minorBidi"/>
-          <w:b/>
-          <w:bCs/>
-        </w:rPr>
-      </w:pPr>
-      <w:bookmarkStart w:id="24" w:name="_Toc205851109"/>
-      <w:r>
-        <w:rPr>
-          <w:rFonts w:ascii="Verdana" w:eastAsiaTheme="minorEastAsia" w:hAnsi="Verdana" w:cstheme="minorBidi"/>
-          <w:b/>
-          <w:bCs/>
-        </w:rPr>
-        <w:t>Modelo 3: Media 12 Meses Ajustada</w:t>
-      </w:r>
-      <w:bookmarkEnd w:id="24"/>
-    </w:p>
-    <w:p>
-      <w:pPr>
-        <w:spacing w:before="240" w:after="240"/>
-        <w:jc w:val="both"/>
-        <w:rPr>
-          <w:rFonts w:ascii="Verdana" w:eastAsiaTheme="minorEastAsia" w:hAnsi="Verdana"/>
-          <w:b/>
-          <w:bCs/>
-        </w:rPr>
-      </w:pPr>
-      <w:r>
-        <w:rPr>
-          <w:rFonts w:ascii="Verdana" w:eastAsiaTheme="minorEastAsia" w:hAnsi="Verdana"/>
-          <w:b/>
-          <w:bCs/>
-        </w:rPr>
-        <w:t>Configuración:</w:t>
-      </w:r>
-    </w:p>
-    <w:p>
-      <w:pPr>
-        <w:jc w:val="both"/>
-        <w:rPr>
-          <w:rFonts w:ascii="Verdana" w:eastAsiaTheme="minorEastAsia" w:hAnsi="Verdana"/>
-        </w:rPr>
-      </w:pPr>
-      <w:r>
-        <w:rPr>
-          <w:rFonts w:ascii="Verdana" w:eastAsiaTheme="minorEastAsia" w:hAnsi="Verdana"/>
-        </w:rPr>
-        <w:t>Base: promedio simple últimos 12 meses (enero-diciembre 2019)</w:t>
-      </w:r>
-      <w:r>
-        <w:rPr>
-          <w:rFonts w:ascii="Verdana" w:hAnsi="Verdana"/>
-        </w:rPr>
-        <w:br/>
-      </w:r>
-      <w:r>
-        <w:rPr>
-          <w:rFonts w:ascii="Verdana" w:eastAsiaTheme="minorEastAsia" w:hAnsi="Verdana"/>
-        </w:rPr>
-        <w:t>Factor de ajuste: 0.93</w:t>
-      </w:r>
-      <w:r>
-        <w:rPr>
-          <w:rFonts w:ascii="Verdana" w:hAnsi="Verdana"/>
-        </w:rPr>
-        <w:br/>
-      </w:r>
-      <w:r>
-        <w:rPr>
-          <w:rFonts w:ascii="Verdana" w:eastAsiaTheme="minorEastAsia" w:hAnsi="Verdana"/>
-        </w:rPr>
-        <w:t>Tratamiento: valor cero para productos sin historial</w:t>
-      </w:r>
-      <w:r>
-        <w:rPr>
-          <w:rFonts w:ascii="Verdana" w:hAnsi="Verdana"/>
-        </w:rPr>
-        <w:br/>
-      </w:r>
-      <w:r>
-        <w:rPr>
-          <w:rFonts w:ascii="Verdana" w:eastAsiaTheme="minorEastAsia" w:hAnsi="Verdana"/>
-        </w:rPr>
-        <w:t>Output: predicción conservadora y estable</w:t>
-      </w:r>
-      <w:r>
-        <w:rPr>
-          <w:rFonts w:ascii="Verdana" w:hAnsi="Verdana"/>
-        </w:rPr>
-        <w:br/>
-      </w:r>
-      <w:r>
-        <w:rPr>
-          <w:rFonts w:ascii="Verdana" w:eastAsiaTheme="minorEastAsia" w:hAnsi="Verdana"/>
-        </w:rPr>
-        <w:t xml:space="preserve"> </w:t>
-      </w:r>
-    </w:p>
-    <w:p>
-      <w:pPr>
-        <w:pStyle w:val="Ttulo3"/>
-        <w:spacing w:before="281" w:after="281"/>
-        <w:jc w:val="both"/>
-        <w:rPr>
-          <w:rFonts w:ascii="Verdana" w:eastAsiaTheme="minorEastAsia" w:hAnsi="Verdana" w:cstheme="minorBidi"/>
-          <w:b/>
-          <w:bCs/>
-        </w:rPr>
-      </w:pPr>
-      <w:bookmarkStart w:id="25" w:name="_Toc205851110"/>
-      <w:r>
-        <w:rPr>
-          <w:rFonts w:ascii="Verdana" w:eastAsiaTheme="minorEastAsia" w:hAnsi="Verdana" w:cstheme="minorBidi"/>
-          <w:b/>
-          <w:bCs/>
-        </w:rPr>
-        <w:t>Ensemble Final</w:t>
-      </w:r>
-      <w:bookmarkEnd w:id="25"/>
-    </w:p>
-    <w:p>
-      <w:pPr>
-        <w:spacing w:before="240" w:after="240"/>
-        <w:jc w:val="both"/>
-        <w:rPr>
-          <w:rFonts w:ascii="Verdana" w:eastAsiaTheme="minorEastAsia" w:hAnsi="Verdana"/>
-          <w:b/>
-          <w:bCs/>
-        </w:rPr>
-      </w:pPr>
-      <w:r>
-        <w:rPr>
-          <w:rFonts w:ascii="Verdana" w:eastAsiaTheme="minorEastAsia" w:hAnsi="Verdana"/>
-          <w:b/>
-          <w:bCs/>
-        </w:rPr>
-        <w:t>Metodología:</w:t>
-      </w:r>
-    </w:p>
-    <w:p>
-      <w:pPr>
-        <w:jc w:val="both"/>
-        <w:rPr>
-          <w:rFonts w:eastAsiaTheme="minorEastAsia"/>
-        </w:rPr>
-      </w:pPr>
-      <w:r>
-        <w:rPr>
-          <w:rFonts w:ascii="Verdana" w:eastAsiaTheme="minorEastAsia" w:hAnsi="Verdana"/>
-        </w:rPr>
-        <w:lastRenderedPageBreak/>
-        <w:t>Predicción final = (</w:t>
-      </w:r>
-      <w:proofErr w:type="spellStart"/>
-      <w:r>
-        <w:rPr>
-          <w:rFonts w:ascii="Verdana" w:eastAsiaTheme="minorEastAsia" w:hAnsi="Verdana"/>
-        </w:rPr>
-        <w:t>tn_lgbm</w:t>
-      </w:r>
-      <w:proofErr w:type="spellEnd"/>
-      <w:r>
-        <w:rPr>
-          <w:rFonts w:ascii="Verdana" w:eastAsiaTheme="minorEastAsia" w:hAnsi="Verdana"/>
-        </w:rPr>
-        <w:t xml:space="preserve"> + </w:t>
-      </w:r>
-      <w:proofErr w:type="spellStart"/>
-      <w:r>
-        <w:rPr>
-          <w:rFonts w:ascii="Verdana" w:eastAsiaTheme="minorEastAsia" w:hAnsi="Verdana"/>
-        </w:rPr>
-        <w:t>tn_regresion</w:t>
-      </w:r>
-      <w:proofErr w:type="spellEnd"/>
-      <w:r>
-        <w:rPr>
-          <w:rFonts w:ascii="Verdana" w:eastAsiaTheme="minorEastAsia" w:hAnsi="Verdana"/>
-        </w:rPr>
-        <w:t xml:space="preserve"> + </w:t>
-      </w:r>
-      <w:proofErr w:type="spellStart"/>
-      <w:r>
-        <w:rPr>
-          <w:rFonts w:ascii="Verdana" w:eastAsiaTheme="minorEastAsia" w:hAnsi="Verdana"/>
-        </w:rPr>
-        <w:t>tn_media</w:t>
-      </w:r>
-      <w:proofErr w:type="spellEnd"/>
-      <w:r>
-        <w:rPr>
-          <w:rFonts w:ascii="Verdana" w:eastAsiaTheme="minorEastAsia" w:hAnsi="Verdana"/>
-        </w:rPr>
-        <w:t>) / 3</w:t>
-      </w:r>
-      <w:r>
-        <w:rPr>
-          <w:rFonts w:ascii="Verdana" w:hAnsi="Verdana"/>
-        </w:rPr>
-        <w:br/>
-      </w:r>
-      <w:r>
-        <w:rPr>
-          <w:rFonts w:ascii="Verdana" w:eastAsiaTheme="minorEastAsia" w:hAnsi="Verdana"/>
-        </w:rPr>
-        <w:t xml:space="preserve">Verificación de consistencia en </w:t>
-      </w:r>
-      <w:proofErr w:type="spellStart"/>
-      <w:r>
-        <w:rPr>
-          <w:rFonts w:ascii="Verdana" w:eastAsiaTheme="minorEastAsia" w:hAnsi="Verdana"/>
-        </w:rPr>
-        <w:t>product_id</w:t>
-      </w:r>
-      <w:proofErr w:type="spellEnd"/>
-      <w:r>
-        <w:rPr>
-          <w:rFonts w:ascii="Verdana" w:hAnsi="Verdana"/>
-        </w:rPr>
-        <w:br/>
-      </w:r>
-      <w:r>
-        <w:rPr>
-          <w:rFonts w:ascii="Verdana" w:eastAsiaTheme="minorEastAsia" w:hAnsi="Verdana"/>
-        </w:rPr>
-        <w:t>Score público resultante: 0.249</w:t>
-      </w:r>
-      <w:r>
-        <w:rPr>
-          <w:rFonts w:ascii="Verdana" w:hAnsi="Verdana"/>
-        </w:rPr>
-        <w:br/>
-      </w:r>
-    </w:p>
-    <w:p>
-      <w:pPr>
-        <w:jc w:val="both"/>
-        <w:rPr>
-          <w:rFonts w:eastAsiaTheme="minorEastAsia"/>
-        </w:rPr>
-      </w:pPr>
+          <w:sz w:val="22"/>
+          <w:szCs w:val="22"/>
+        </w:rPr>
+        <w:t xml:space="preserve">) con </w:t>
+      </w:r>
+      <w:r>
+        <w:rPr>
+          <w:rFonts w:ascii="Verdana" w:eastAsiaTheme="minorEastAsia" w:hAnsi="Verdana"/>
+          <w:sz w:val="22"/>
+          <w:szCs w:val="22"/>
+        </w:rPr>
+        <w:t>un entrenamiento más largo y varias semillas para reducir la varianza.</w:t>
+      </w:r>
     </w:p>
     <w:p>
       <w:pPr>
@@ -15014,6 +12557,7 @@
   <w:style w:type="character" w:default="1" w:styleId="Fuentedeprrafopredeter">
     <w:name w:val="Default Paragraph Font"/>
     <w:uiPriority w:val="1"/>
+    <w:semiHidden/>
     <w:unhideWhenUsed/>
   </w:style>
   <w:style w:type="table" w:default="1" w:styleId="Tablanormal">
@@ -15145,6 +12689,30 @@
         <w:insideV w:val="single" w:sz="4" w:space="0" w:color="000000" w:themeColor="text1"/>
       </w:tblBorders>
     </w:tblPr>
+  </w:style>
+  <w:style w:type="character" w:styleId="Mencinsinresolver">
+    <w:name w:val="Unresolved Mention"/>
+    <w:basedOn w:val="Fuentedeprrafopredeter"/>
+    <w:uiPriority w:val="99"/>
+    <w:semiHidden/>
+    <w:unhideWhenUsed/>
+    <w:rsid w:val="000D3081"/>
+    <w:rPr>
+      <w:color w:val="605E5C"/>
+      <w:shd w:val="clear" w:color="auto" w:fill="E1DFDD"/>
+    </w:rPr>
+  </w:style>
+  <w:style w:type="character" w:styleId="Hipervnculovisitado">
+    <w:name w:val="FollowedHyperlink"/>
+    <w:basedOn w:val="Fuentedeprrafopredeter"/>
+    <w:uiPriority w:val="99"/>
+    <w:semiHidden/>
+    <w:unhideWhenUsed/>
+    <w:rsid w:val="00B35E26"/>
+    <w:rPr>
+      <w:color w:val="96607D" w:themeColor="followedHyperlink"/>
+      <w:u w:val="single"/>
+    </w:rPr>
   </w:style>
 </w:styles>
 </file>
